--- a/Case Study_ Canteen Order Management System.docx
+++ b/Case Study_ Canteen Order Management System.docx
@@ -1,16 +1,16 @@
 
 <file path=word/document.xml><?xml version="1.0" encoding="utf-8"?>
-<w:document xmlns:wpc="http://schemas.microsoft.com/office/word/2010/wordprocessingCanvas" xmlns:mc="http://schemas.openxmlformats.org/markup-compatibility/2006" xmlns:o="urn:schemas-microsoft-com:office:office" xmlns:r="http://schemas.openxmlformats.org/officeDocument/2006/relationships" xmlns:m="http://schemas.openxmlformats.org/officeDocument/2006/math" xmlns:v="urn:schemas-microsoft-com:vml" xmlns:wp14="http://schemas.microsoft.com/office/word/2010/wordprocessingDrawing" xmlns:wp="http://schemas.openxmlformats.org/drawingml/2006/wordprocessingDrawing" xmlns:w10="urn:schemas-microsoft-com:office:word" xmlns:w="http://schemas.openxmlformats.org/wordprocessingml/2006/main" xmlns:w14="http://schemas.microsoft.com/office/word/2010/wordml" xmlns:w15="http://schemas.microsoft.com/office/word/2012/wordml" xmlns:wpg="http://schemas.microsoft.com/office/word/2010/wordprocessingGroup" xmlns:wpi="http://schemas.microsoft.com/office/word/2010/wordprocessingInk" xmlns:wne="http://schemas.microsoft.com/office/word/2006/wordml" xmlns:wps="http://schemas.microsoft.com/office/word/2010/wordprocessingShape" mc:Ignorable="w14 w15 wp14">
+<w:document xmlns:wpc="http://schemas.microsoft.com/office/word/2010/wordprocessingCanvas" xmlns:mc="http://schemas.openxmlformats.org/markup-compatibility/2006" xmlns:o="urn:schemas-microsoft-com:office:office" xmlns:r="http://schemas.openxmlformats.org/officeDocument/2006/relationships" xmlns:m="http://schemas.openxmlformats.org/officeDocument/2006/math" xmlns:v="urn:schemas-microsoft-com:vml" xmlns:wp14="http://schemas.microsoft.com/office/word/2010/wordprocessingDrawing" xmlns:wp="http://schemas.openxmlformats.org/drawingml/2006/wordprocessingDrawing" xmlns:w10="urn:schemas-microsoft-com:office:word" xmlns:w="http://schemas.openxmlformats.org/wordprocessingml/2006/main" xmlns:w14="http://schemas.microsoft.com/office/word/2010/wordml" xmlns:w15="http://schemas.microsoft.com/office/word/2012/wordml" xmlns:wpg="http://schemas.microsoft.com/office/word/2010/wordprocessingGroup" xmlns:wpi="http://schemas.microsoft.com/office/word/2010/wordprocessingInk" xmlns:wne="http://schemas.microsoft.com/office/word/2006/wordml" xmlns:wps="http://schemas.microsoft.com/office/word/2010/wordprocessingShape" xmlns:a="http://schemas.openxmlformats.org/drawingml/2006/main" xmlns:aink="http://schemas.microsoft.com/office/drawing/2016/ink" xmlns:dgm="http://schemas.openxmlformats.org/drawingml/2006/diagram">
   <w:body>
     <w:p>
       <w:pPr>
         <w:rPr>
-          <w:lang w:val="en-US" w:bidi="ar"/>
-        </w:rPr>
-      </w:pPr>
-      <w:r>
-        <w:rPr>
-          <w:lang w:val="en-US" w:bidi="ar"/>
+          <w:lang w:val="en-US" w:bidi="ar-SA"/>
+        </w:rPr>
+      </w:pPr>
+      <w:r>
+        <w:rPr>
+          <w:lang w:val="en-US" w:bidi="ar-SA"/>
         </w:rPr>
         <w:t>Case Study: Canteen Order Management System</w:t>
       </w:r>
@@ -18,12 +18,12 @@
     <w:p>
       <w:pPr>
         <w:rPr>
-          <w:lang w:val="en-US" w:bidi="ar"/>
-        </w:rPr>
-      </w:pPr>
-      <w:r>
-        <w:rPr>
-          <w:lang w:val="en-US" w:bidi="ar"/>
+          <w:lang w:val="en-US" w:bidi="ar-SA"/>
+        </w:rPr>
+      </w:pPr>
+      <w:r>
+        <w:rPr>
+          <w:lang w:val="en-US" w:bidi="ar-SA"/>
         </w:rPr>
         <w:t>________________________________________</w:t>
       </w:r>
@@ -31,12 +31,12 @@
     <w:p>
       <w:pPr>
         <w:rPr>
-          <w:lang w:val="en-US" w:bidi="ar"/>
-        </w:rPr>
-      </w:pPr>
-      <w:r>
-        <w:rPr>
-          <w:lang w:val="en-US" w:bidi="ar"/>
+          <w:lang w:val="en-US" w:bidi="ar-SA"/>
+        </w:rPr>
+      </w:pPr>
+      <w:r>
+        <w:rPr>
+          <w:lang w:val="en-US" w:bidi="ar-SA"/>
         </w:rPr>
         <w:t>Scenario</w:t>
       </w:r>
@@ -44,26 +44,24 @@
     <w:p>
       <w:pPr>
         <w:rPr>
-          <w:lang w:val="en-US" w:bidi="ar"/>
-        </w:rPr>
-      </w:pPr>
-      <w:r>
-        <w:rPr>
-          <w:lang w:val="en-US" w:bidi="ar"/>
+          <w:lang w:val="en-US" w:bidi="ar-SA"/>
+        </w:rPr>
+      </w:pPr>
+      <w:r>
+        <w:rPr>
+          <w:lang w:val="en-US" w:bidi="ar-SA"/>
         </w:rPr>
         <w:t xml:space="preserve">Imagine you are building a system similar to </w:t>
       </w:r>
-      <w:proofErr w:type="spellStart"/>
-      <w:r>
-        <w:rPr>
-          <w:lang w:val="en-US" w:bidi="ar"/>
+      <w:r>
+        <w:rPr>
+          <w:lang w:val="en-US" w:bidi="ar-SA"/>
         </w:rPr>
         <w:t>Uber</w:t>
       </w:r>
-      <w:proofErr w:type="spellEnd"/>
-      <w:r>
-        <w:rPr>
-          <w:lang w:val="en-US" w:bidi="ar"/>
+      <w:r>
+        <w:rPr>
+          <w:lang w:val="en-US" w:bidi="ar-SA"/>
         </w:rPr>
         <w:t>, but for a school or university canteen.</w:t>
       </w:r>
@@ -71,12 +69,12 @@
     <w:p>
       <w:pPr>
         <w:rPr>
-          <w:lang w:val="en-US" w:bidi="ar"/>
-        </w:rPr>
-      </w:pPr>
-      <w:r>
-        <w:rPr>
-          <w:lang w:val="en-US" w:bidi="ar"/>
+          <w:lang w:val="en-US" w:bidi="ar-SA"/>
+        </w:rPr>
+      </w:pPr>
+      <w:r>
+        <w:rPr>
+          <w:lang w:val="en-US" w:bidi="ar-SA"/>
         </w:rPr>
         <w:t>The system allows admins to manage staff and food items, while customers (students) can place orders and track their order history.</w:t>
       </w:r>
@@ -84,12 +82,12 @@
     <w:p>
       <w:pPr>
         <w:rPr>
-          <w:lang w:val="en-US" w:bidi="ar"/>
-        </w:rPr>
-      </w:pPr>
-      <w:r>
-        <w:rPr>
-          <w:lang w:val="en-US" w:bidi="ar"/>
+          <w:lang w:val="en-US" w:bidi="ar-SA"/>
+        </w:rPr>
+      </w:pPr>
+      <w:r>
+        <w:rPr>
+          <w:lang w:val="en-US" w:bidi="ar-SA"/>
         </w:rPr>
         <w:t>________________________________________</w:t>
       </w:r>
@@ -97,12 +95,12 @@
     <w:p>
       <w:pPr>
         <w:rPr>
-          <w:lang w:val="en-US" w:bidi="ar"/>
-        </w:rPr>
-      </w:pPr>
-      <w:r>
-        <w:rPr>
-          <w:lang w:val="en-US" w:bidi="ar"/>
+          <w:lang w:val="en-US" w:bidi="ar-SA"/>
+        </w:rPr>
+      </w:pPr>
+      <w:r>
+        <w:rPr>
+          <w:lang w:val="en-US" w:bidi="ar-SA"/>
         </w:rPr>
         <w:t>Entities</w:t>
       </w:r>
@@ -110,41 +108,37 @@
     <w:p>
       <w:pPr>
         <w:rPr>
-          <w:lang w:val="en-US" w:bidi="ar"/>
-        </w:rPr>
-      </w:pPr>
-      <w:r>
-        <w:rPr>
-          <w:lang w:val="en-US" w:bidi="ar"/>
-        </w:rPr>
-        <w:t>●</w:t>
-      </w:r>
-      <w:r>
-        <w:rPr>
-          <w:lang w:val="en-US" w:bidi="ar"/>
+          <w:lang w:val="en-US" w:bidi="ar-SA"/>
+        </w:rPr>
+      </w:pPr>
+      <w:r>
+        <w:rPr>
+          <w:lang w:val="en-US" w:bidi="ar-SA"/>
+        </w:rPr>
+        <w:t>●</w:t>
+      </w:r>
+      <w:r>
+        <w:rPr>
+          <w:lang w:val="en-US" w:bidi="ar-SA"/>
         </w:rPr>
         <w:tab/>
         <w:t xml:space="preserve">User - Staff - </w:t>
       </w:r>
-      <w:proofErr w:type="spellStart"/>
-      <w:proofErr w:type="gramStart"/>
-      <w:r>
-        <w:rPr>
-          <w:lang w:val="en-US" w:bidi="ar"/>
+      <w:r>
+        <w:rPr>
+          <w:lang w:val="en-US" w:bidi="ar-SA"/>
         </w:rPr>
         <w:t>FoodItem</w:t>
       </w:r>
-      <w:proofErr w:type="spellEnd"/>
-      <w:r>
-        <w:rPr>
-          <w:lang w:val="en-US" w:bidi="ar"/>
+      <w:r>
+        <w:rPr>
+          <w:lang w:val="en-US" w:bidi="ar-SA"/>
         </w:rPr>
         <w:t xml:space="preserve">  -</w:t>
       </w:r>
-      <w:proofErr w:type="gramEnd"/>
-      <w:r>
-        <w:rPr>
-          <w:lang w:val="en-US" w:bidi="ar"/>
+      <w:r>
+        <w:rPr>
+          <w:lang w:val="en-US" w:bidi="ar-SA"/>
         </w:rPr>
         <w:t xml:space="preserve">  Order</w:t>
       </w:r>
@@ -152,12 +146,12 @@
     <w:p>
       <w:pPr>
         <w:rPr>
-          <w:lang w:val="en-US" w:bidi="ar"/>
-        </w:rPr>
-      </w:pPr>
-      <w:r>
-        <w:rPr>
-          <w:lang w:val="en-US" w:bidi="ar"/>
+          <w:lang w:val="en-US" w:bidi="ar-SA"/>
+        </w:rPr>
+      </w:pPr>
+      <w:r>
+        <w:rPr>
+          <w:lang w:val="en-US" w:bidi="ar-SA"/>
         </w:rPr>
         <w:t>________________________________________</w:t>
       </w:r>
@@ -165,12 +159,12 @@
     <w:p>
       <w:pPr>
         <w:rPr>
-          <w:lang w:val="en-US" w:bidi="ar"/>
-        </w:rPr>
-      </w:pPr>
-      <w:r>
-        <w:rPr>
-          <w:lang w:val="en-US" w:bidi="ar"/>
+          <w:lang w:val="en-US" w:bidi="ar-SA"/>
+        </w:rPr>
+      </w:pPr>
+      <w:r>
+        <w:rPr>
+          <w:lang w:val="en-US" w:bidi="ar-SA"/>
         </w:rPr>
         <w:t xml:space="preserve"> User</w:t>
       </w:r>
@@ -178,12 +172,12 @@
     <w:p>
       <w:pPr>
         <w:rPr>
-          <w:lang w:val="en-US" w:bidi="ar"/>
-        </w:rPr>
-      </w:pPr>
-      <w:r>
-        <w:rPr>
-          <w:lang w:val="en-US" w:bidi="ar"/>
+          <w:lang w:val="en-US" w:bidi="ar-SA"/>
+        </w:rPr>
+      </w:pPr>
+      <w:r>
+        <w:rPr>
+          <w:lang w:val="en-US" w:bidi="ar-SA"/>
         </w:rPr>
         <w:t>Represents a system user (Admin or Customer).</w:t>
       </w:r>
@@ -191,12 +185,12 @@
     <w:p>
       <w:pPr>
         <w:rPr>
-          <w:lang w:val="en-US" w:bidi="ar"/>
-        </w:rPr>
-      </w:pPr>
-      <w:r>
-        <w:rPr>
-          <w:lang w:val="en-US" w:bidi="ar"/>
+          <w:lang w:val="en-US" w:bidi="ar-SA"/>
+        </w:rPr>
+      </w:pPr>
+      <w:r>
+        <w:rPr>
+          <w:lang w:val="en-US" w:bidi="ar-SA"/>
         </w:rPr>
         <w:t>Attributes:</w:t>
       </w:r>
@@ -204,32 +198,30 @@
     <w:p>
       <w:pPr>
         <w:rPr>
-          <w:lang w:val="en-US" w:bidi="ar"/>
-        </w:rPr>
-      </w:pPr>
-      <w:r>
-        <w:rPr>
-          <w:lang w:val="en-US" w:bidi="ar"/>
-        </w:rPr>
-        <w:t>●</w:t>
-      </w:r>
-      <w:r>
-        <w:rPr>
-          <w:lang w:val="en-US" w:bidi="ar"/>
-        </w:rPr>
-        <w:tab/>
-      </w:r>
-      <w:proofErr w:type="spellStart"/>
-      <w:r>
-        <w:rPr>
-          <w:lang w:val="en-US" w:bidi="ar"/>
+          <w:lang w:val="en-US" w:bidi="ar-SA"/>
+        </w:rPr>
+      </w:pPr>
+      <w:r>
+        <w:rPr>
+          <w:lang w:val="en-US" w:bidi="ar-SA"/>
+        </w:rPr>
+        <w:t>●</w:t>
+      </w:r>
+      <w:r>
+        <w:rPr>
+          <w:lang w:val="en-US" w:bidi="ar-SA"/>
+        </w:rPr>
+        <w:tab/>
+      </w:r>
+      <w:r>
+        <w:rPr>
+          <w:lang w:val="en-US" w:bidi="ar-SA"/>
         </w:rPr>
         <w:t>UserId</w:t>
       </w:r>
-      <w:proofErr w:type="spellEnd"/>
-      <w:r>
-        <w:rPr>
-          <w:lang w:val="en-US" w:bidi="ar"/>
+      <w:r>
+        <w:rPr>
+          <w:lang w:val="en-US" w:bidi="ar-SA"/>
         </w:rPr>
         <w:t>: Unique identifier</w:t>
       </w:r>
@@ -237,18 +229,18 @@
     <w:p>
       <w:pPr>
         <w:rPr>
-          <w:lang w:val="en-US" w:bidi="ar"/>
-        </w:rPr>
-      </w:pPr>
-      <w:r>
-        <w:rPr>
-          <w:lang w:val="en-US" w:bidi="ar"/>
-        </w:rPr>
-        <w:t>●</w:t>
-      </w:r>
-      <w:r>
-        <w:rPr>
-          <w:lang w:val="en-US" w:bidi="ar"/>
+          <w:lang w:val="en-US" w:bidi="ar-SA"/>
+        </w:rPr>
+      </w:pPr>
+      <w:r>
+        <w:rPr>
+          <w:lang w:val="en-US" w:bidi="ar-SA"/>
+        </w:rPr>
+        <w:t>●</w:t>
+      </w:r>
+      <w:r>
+        <w:rPr>
+          <w:lang w:val="en-US" w:bidi="ar-SA"/>
         </w:rPr>
         <w:tab/>
         <w:t>Name: Required</w:t>
@@ -257,18 +249,18 @@
     <w:p>
       <w:pPr>
         <w:rPr>
-          <w:lang w:val="en-US" w:bidi="ar"/>
-        </w:rPr>
-      </w:pPr>
-      <w:r>
-        <w:rPr>
-          <w:lang w:val="en-US" w:bidi="ar"/>
-        </w:rPr>
-        <w:t>●</w:t>
-      </w:r>
-      <w:r>
-        <w:rPr>
-          <w:lang w:val="en-US" w:bidi="ar"/>
+          <w:lang w:val="en-US" w:bidi="ar-SA"/>
+        </w:rPr>
+      </w:pPr>
+      <w:r>
+        <w:rPr>
+          <w:lang w:val="en-US" w:bidi="ar-SA"/>
+        </w:rPr>
+        <w:t>●</w:t>
+      </w:r>
+      <w:r>
+        <w:rPr>
+          <w:lang w:val="en-US" w:bidi="ar-SA"/>
         </w:rPr>
         <w:tab/>
         <w:t>Email: Required, must be valid</w:t>
@@ -277,18 +269,18 @@
     <w:p>
       <w:pPr>
         <w:rPr>
-          <w:lang w:val="en-US" w:bidi="ar"/>
-        </w:rPr>
-      </w:pPr>
-      <w:r>
-        <w:rPr>
-          <w:lang w:val="en-US" w:bidi="ar"/>
-        </w:rPr>
-        <w:t>●</w:t>
-      </w:r>
-      <w:r>
-        <w:rPr>
-          <w:lang w:val="en-US" w:bidi="ar"/>
+          <w:lang w:val="en-US" w:bidi="ar-SA"/>
+        </w:rPr>
+      </w:pPr>
+      <w:r>
+        <w:rPr>
+          <w:lang w:val="en-US" w:bidi="ar-SA"/>
+        </w:rPr>
+        <w:t>●</w:t>
+      </w:r>
+      <w:r>
+        <w:rPr>
+          <w:lang w:val="en-US" w:bidi="ar-SA"/>
         </w:rPr>
         <w:tab/>
         <w:t>Password: Required, more than 8 characters</w:t>
@@ -297,18 +289,18 @@
     <w:p>
       <w:pPr>
         <w:rPr>
-          <w:lang w:val="en-US" w:bidi="ar"/>
-        </w:rPr>
-      </w:pPr>
-      <w:r>
-        <w:rPr>
-          <w:lang w:val="en-US" w:bidi="ar"/>
-        </w:rPr>
-        <w:t>●</w:t>
-      </w:r>
-      <w:r>
-        <w:rPr>
-          <w:lang w:val="en-US" w:bidi="ar"/>
+          <w:lang w:val="en-US" w:bidi="ar-SA"/>
+        </w:rPr>
+      </w:pPr>
+      <w:r>
+        <w:rPr>
+          <w:lang w:val="en-US" w:bidi="ar-SA"/>
+        </w:rPr>
+        <w:t>●</w:t>
+      </w:r>
+      <w:r>
+        <w:rPr>
+          <w:lang w:val="en-US" w:bidi="ar-SA"/>
         </w:rPr>
         <w:tab/>
         <w:t>Phone: Required, 11 digits</w:t>
@@ -317,18 +309,18 @@
     <w:p>
       <w:pPr>
         <w:rPr>
-          <w:lang w:val="en-US" w:bidi="ar"/>
-        </w:rPr>
-      </w:pPr>
-      <w:r>
-        <w:rPr>
-          <w:lang w:val="en-US" w:bidi="ar"/>
-        </w:rPr>
-        <w:t>●</w:t>
-      </w:r>
-      <w:r>
-        <w:rPr>
-          <w:lang w:val="en-US" w:bidi="ar"/>
+          <w:lang w:val="en-US" w:bidi="ar-SA"/>
+        </w:rPr>
+      </w:pPr>
+      <w:r>
+        <w:rPr>
+          <w:lang w:val="en-US" w:bidi="ar-SA"/>
+        </w:rPr>
+        <w:t>●</w:t>
+      </w:r>
+      <w:r>
+        <w:rPr>
+          <w:lang w:val="en-US" w:bidi="ar-SA"/>
         </w:rPr>
         <w:tab/>
         <w:t>Role: (Admin / Customer)</w:t>
@@ -337,12 +329,12 @@
     <w:p>
       <w:pPr>
         <w:rPr>
-          <w:lang w:val="en-US" w:bidi="ar"/>
-        </w:rPr>
-      </w:pPr>
-      <w:r>
-        <w:rPr>
-          <w:lang w:val="en-US" w:bidi="ar"/>
+          <w:lang w:val="en-US" w:bidi="ar-SA"/>
+        </w:rPr>
+      </w:pPr>
+      <w:r>
+        <w:rPr>
+          <w:lang w:val="en-US" w:bidi="ar-SA"/>
         </w:rPr>
         <w:t>________________________________________</w:t>
       </w:r>
@@ -350,33 +342,33 @@
     <w:p>
       <w:pPr>
         <w:rPr>
-          <w:lang w:val="en-US" w:bidi="ar"/>
-        </w:rPr>
-      </w:pPr>
-    </w:p>
-    <w:p>
-      <w:pPr>
-        <w:rPr>
-          <w:lang w:val="en-US" w:bidi="ar"/>
-        </w:rPr>
-      </w:pPr>
-    </w:p>
-    <w:p>
-      <w:pPr>
-        <w:rPr>
-          <w:lang w:val="en-US" w:bidi="ar"/>
-        </w:rPr>
-      </w:pPr>
-    </w:p>
-    <w:p>
-      <w:pPr>
-        <w:rPr>
-          <w:lang w:val="en-US" w:bidi="ar"/>
-        </w:rPr>
-      </w:pPr>
-      <w:r>
-        <w:rPr>
-          <w:lang w:val="en-US" w:bidi="ar"/>
+          <w:lang w:val="en-US" w:bidi="ar-SA"/>
+        </w:rPr>
+      </w:pPr>
+    </w:p>
+    <w:p>
+      <w:pPr>
+        <w:rPr>
+          <w:lang w:val="en-US" w:bidi="ar-SA"/>
+        </w:rPr>
+      </w:pPr>
+    </w:p>
+    <w:p>
+      <w:pPr>
+        <w:rPr>
+          <w:lang w:val="en-US" w:bidi="ar-SA"/>
+        </w:rPr>
+      </w:pPr>
+    </w:p>
+    <w:p>
+      <w:pPr>
+        <w:rPr>
+          <w:lang w:val="en-US" w:bidi="ar-SA"/>
+        </w:rPr>
+      </w:pPr>
+      <w:r>
+        <w:rPr>
+          <w:lang w:val="en-US" w:bidi="ar-SA"/>
         </w:rPr>
         <w:t>Staff</w:t>
       </w:r>
@@ -384,12 +376,12 @@
     <w:p>
       <w:pPr>
         <w:rPr>
-          <w:lang w:val="en-US" w:bidi="ar"/>
-        </w:rPr>
-      </w:pPr>
-      <w:r>
-        <w:rPr>
-          <w:lang w:val="en-US" w:bidi="ar"/>
+          <w:lang w:val="en-US" w:bidi="ar-SA"/>
+        </w:rPr>
+      </w:pPr>
+      <w:r>
+        <w:rPr>
+          <w:lang w:val="en-US" w:bidi="ar-SA"/>
         </w:rPr>
         <w:t>Represents a canteen worker handling orders.</w:t>
       </w:r>
@@ -397,12 +389,12 @@
     <w:p>
       <w:pPr>
         <w:rPr>
-          <w:lang w:val="en-US" w:bidi="ar"/>
-        </w:rPr>
-      </w:pPr>
-      <w:r>
-        <w:rPr>
-          <w:lang w:val="en-US" w:bidi="ar"/>
+          <w:lang w:val="en-US" w:bidi="ar-SA"/>
+        </w:rPr>
+      </w:pPr>
+      <w:r>
+        <w:rPr>
+          <w:lang w:val="en-US" w:bidi="ar-SA"/>
         </w:rPr>
         <w:t>Attributes:</w:t>
       </w:r>
@@ -410,32 +402,30 @@
     <w:p>
       <w:pPr>
         <w:rPr>
-          <w:lang w:val="en-US" w:bidi="ar"/>
-        </w:rPr>
-      </w:pPr>
-      <w:r>
-        <w:rPr>
-          <w:lang w:val="en-US" w:bidi="ar"/>
-        </w:rPr>
-        <w:t>●</w:t>
-      </w:r>
-      <w:r>
-        <w:rPr>
-          <w:lang w:val="en-US" w:bidi="ar"/>
-        </w:rPr>
-        <w:tab/>
-      </w:r>
-      <w:proofErr w:type="spellStart"/>
-      <w:r>
-        <w:rPr>
-          <w:lang w:val="en-US" w:bidi="ar"/>
+          <w:lang w:val="en-US" w:bidi="ar-SA"/>
+        </w:rPr>
+      </w:pPr>
+      <w:r>
+        <w:rPr>
+          <w:lang w:val="en-US" w:bidi="ar-SA"/>
+        </w:rPr>
+        <w:t>●</w:t>
+      </w:r>
+      <w:r>
+        <w:rPr>
+          <w:lang w:val="en-US" w:bidi="ar-SA"/>
+        </w:rPr>
+        <w:tab/>
+      </w:r>
+      <w:r>
+        <w:rPr>
+          <w:lang w:val="en-US" w:bidi="ar-SA"/>
         </w:rPr>
         <w:t>StaffId</w:t>
       </w:r>
-      <w:proofErr w:type="spellEnd"/>
-      <w:r>
-        <w:rPr>
-          <w:lang w:val="en-US" w:bidi="ar"/>
+      <w:r>
+        <w:rPr>
+          <w:lang w:val="en-US" w:bidi="ar-SA"/>
         </w:rPr>
         <w:t>: Unique identifier</w:t>
       </w:r>
@@ -443,18 +433,18 @@
     <w:p>
       <w:pPr>
         <w:rPr>
-          <w:lang w:val="en-US" w:bidi="ar"/>
-        </w:rPr>
-      </w:pPr>
-      <w:r>
-        <w:rPr>
-          <w:lang w:val="en-US" w:bidi="ar"/>
-        </w:rPr>
-        <w:t>●</w:t>
-      </w:r>
-      <w:r>
-        <w:rPr>
-          <w:lang w:val="en-US" w:bidi="ar"/>
+          <w:lang w:val="en-US" w:bidi="ar-SA"/>
+        </w:rPr>
+      </w:pPr>
+      <w:r>
+        <w:rPr>
+          <w:lang w:val="en-US" w:bidi="ar-SA"/>
+        </w:rPr>
+        <w:t>●</w:t>
+      </w:r>
+      <w:r>
+        <w:rPr>
+          <w:lang w:val="en-US" w:bidi="ar-SA"/>
         </w:rPr>
         <w:tab/>
         <w:t>Name: Required</w:t>
@@ -463,32 +453,30 @@
     <w:p>
       <w:pPr>
         <w:rPr>
-          <w:lang w:val="en-US" w:bidi="ar"/>
-        </w:rPr>
-      </w:pPr>
-      <w:r>
-        <w:rPr>
-          <w:lang w:val="en-US" w:bidi="ar"/>
-        </w:rPr>
-        <w:t>●</w:t>
-      </w:r>
-      <w:r>
-        <w:rPr>
-          <w:lang w:val="en-US" w:bidi="ar"/>
-        </w:rPr>
-        <w:tab/>
-      </w:r>
-      <w:proofErr w:type="spellStart"/>
-      <w:r>
-        <w:rPr>
-          <w:lang w:val="en-US" w:bidi="ar"/>
+          <w:lang w:val="en-US" w:bidi="ar-SA"/>
+        </w:rPr>
+      </w:pPr>
+      <w:r>
+        <w:rPr>
+          <w:lang w:val="en-US" w:bidi="ar-SA"/>
+        </w:rPr>
+        <w:t>●</w:t>
+      </w:r>
+      <w:r>
+        <w:rPr>
+          <w:lang w:val="en-US" w:bidi="ar-SA"/>
+        </w:rPr>
+        <w:tab/>
+      </w:r>
+      <w:r>
+        <w:rPr>
+          <w:lang w:val="en-US" w:bidi="ar-SA"/>
         </w:rPr>
         <w:t>JobTitle</w:t>
       </w:r>
-      <w:proofErr w:type="spellEnd"/>
-      <w:r>
-        <w:rPr>
-          <w:lang w:val="en-US" w:bidi="ar"/>
+      <w:r>
+        <w:rPr>
+          <w:lang w:val="en-US" w:bidi="ar-SA"/>
         </w:rPr>
         <w:t>: (Chef / Cashier / Server) — Required</w:t>
       </w:r>
@@ -496,18 +484,18 @@
     <w:p>
       <w:pPr>
         <w:rPr>
-          <w:lang w:val="en-US" w:bidi="ar"/>
-        </w:rPr>
-      </w:pPr>
-      <w:r>
-        <w:rPr>
-          <w:lang w:val="en-US" w:bidi="ar"/>
-        </w:rPr>
-        <w:t>●</w:t>
-      </w:r>
-      <w:r>
-        <w:rPr>
-          <w:lang w:val="en-US" w:bidi="ar"/>
+          <w:lang w:val="en-US" w:bidi="ar-SA"/>
+        </w:rPr>
+      </w:pPr>
+      <w:r>
+        <w:rPr>
+          <w:lang w:val="en-US" w:bidi="ar-SA"/>
+        </w:rPr>
+        <w:t>●</w:t>
+      </w:r>
+      <w:r>
+        <w:rPr>
+          <w:lang w:val="en-US" w:bidi="ar-SA"/>
         </w:rPr>
         <w:tab/>
         <w:t>Phone: Required, 11 digits</w:t>
@@ -516,18 +504,18 @@
     <w:p>
       <w:pPr>
         <w:rPr>
-          <w:lang w:val="en-US" w:bidi="ar"/>
-        </w:rPr>
-      </w:pPr>
-      <w:r>
-        <w:rPr>
-          <w:lang w:val="en-US" w:bidi="ar"/>
-        </w:rPr>
-        <w:t>●</w:t>
-      </w:r>
-      <w:r>
-        <w:rPr>
-          <w:lang w:val="en-US" w:bidi="ar"/>
+          <w:lang w:val="en-US" w:bidi="ar-SA"/>
+        </w:rPr>
+      </w:pPr>
+      <w:r>
+        <w:rPr>
+          <w:lang w:val="en-US" w:bidi="ar-SA"/>
+        </w:rPr>
+        <w:t>●</w:t>
+      </w:r>
+      <w:r>
+        <w:rPr>
+          <w:lang w:val="en-US" w:bidi="ar-SA"/>
         </w:rPr>
         <w:tab/>
         <w:t>Status: (Available / Busy)</w:t>
@@ -536,32 +524,30 @@
     <w:p>
       <w:pPr>
         <w:rPr>
-          <w:lang w:val="en-US" w:bidi="ar"/>
-        </w:rPr>
-      </w:pPr>
-      <w:r>
-        <w:rPr>
-          <w:lang w:val="en-US" w:bidi="ar"/>
-        </w:rPr>
-        <w:t>●</w:t>
-      </w:r>
-      <w:r>
-        <w:rPr>
-          <w:lang w:val="en-US" w:bidi="ar"/>
-        </w:rPr>
-        <w:tab/>
-      </w:r>
-      <w:proofErr w:type="spellStart"/>
-      <w:r>
-        <w:rPr>
-          <w:lang w:val="en-US" w:bidi="ar"/>
+          <w:lang w:val="en-US" w:bidi="ar-SA"/>
+        </w:rPr>
+      </w:pPr>
+      <w:r>
+        <w:rPr>
+          <w:lang w:val="en-US" w:bidi="ar-SA"/>
+        </w:rPr>
+        <w:t>●</w:t>
+      </w:r>
+      <w:r>
+        <w:rPr>
+          <w:lang w:val="en-US" w:bidi="ar-SA"/>
+        </w:rPr>
+        <w:tab/>
+      </w:r>
+      <w:r>
+        <w:rPr>
+          <w:lang w:val="en-US" w:bidi="ar-SA"/>
         </w:rPr>
         <w:t>CreatedByUserId</w:t>
       </w:r>
-      <w:proofErr w:type="spellEnd"/>
-      <w:r>
-        <w:rPr>
-          <w:lang w:val="en-US" w:bidi="ar"/>
+      <w:r>
+        <w:rPr>
+          <w:lang w:val="en-US" w:bidi="ar-SA"/>
         </w:rPr>
         <w:t>: Admin who added the staff</w:t>
       </w:r>
@@ -569,12 +555,12 @@
     <w:p>
       <w:pPr>
         <w:rPr>
-          <w:lang w:val="en-US" w:bidi="ar"/>
-        </w:rPr>
-      </w:pPr>
-      <w:r>
-        <w:rPr>
-          <w:lang w:val="en-US" w:bidi="ar"/>
+          <w:lang w:val="en-US" w:bidi="ar-SA"/>
+        </w:rPr>
+      </w:pPr>
+      <w:r>
+        <w:rPr>
+          <w:lang w:val="en-US" w:bidi="ar-SA"/>
         </w:rPr>
         <w:t>________________________________________</w:t>
       </w:r>
@@ -582,27 +568,25 @@
     <w:p>
       <w:pPr>
         <w:rPr>
-          <w:lang w:val="en-US" w:bidi="ar"/>
-        </w:rPr>
-      </w:pPr>
-      <w:proofErr w:type="spellStart"/>
-      <w:r>
-        <w:rPr>
-          <w:lang w:val="en-US" w:bidi="ar"/>
+          <w:lang w:val="en-US" w:bidi="ar-SA"/>
+        </w:rPr>
+      </w:pPr>
+      <w:r>
+        <w:rPr>
+          <w:lang w:val="en-US" w:bidi="ar-SA"/>
         </w:rPr>
         <w:t>FoodItem</w:t>
       </w:r>
-      <w:proofErr w:type="spellEnd"/>
-    </w:p>
-    <w:p>
-      <w:pPr>
-        <w:rPr>
-          <w:lang w:val="en-US" w:bidi="ar"/>
-        </w:rPr>
-      </w:pPr>
-      <w:r>
-        <w:rPr>
-          <w:lang w:val="en-US" w:bidi="ar"/>
+    </w:p>
+    <w:p>
+      <w:pPr>
+        <w:rPr>
+          <w:lang w:val="en-US" w:bidi="ar-SA"/>
+        </w:rPr>
+      </w:pPr>
+      <w:r>
+        <w:rPr>
+          <w:lang w:val="en-US" w:bidi="ar-SA"/>
         </w:rPr>
         <w:t>Represents food available in the canteen.</w:t>
       </w:r>
@@ -610,12 +594,12 @@
     <w:p>
       <w:pPr>
         <w:rPr>
-          <w:lang w:val="en-US" w:bidi="ar"/>
-        </w:rPr>
-      </w:pPr>
-      <w:r>
-        <w:rPr>
-          <w:lang w:val="en-US" w:bidi="ar"/>
+          <w:lang w:val="en-US" w:bidi="ar-SA"/>
+        </w:rPr>
+      </w:pPr>
+      <w:r>
+        <w:rPr>
+          <w:lang w:val="en-US" w:bidi="ar-SA"/>
         </w:rPr>
         <w:t>Attributes:</w:t>
       </w:r>
@@ -623,32 +607,30 @@
     <w:p>
       <w:pPr>
         <w:rPr>
-          <w:lang w:val="en-US" w:bidi="ar"/>
-        </w:rPr>
-      </w:pPr>
-      <w:r>
-        <w:rPr>
-          <w:lang w:val="en-US" w:bidi="ar"/>
-        </w:rPr>
-        <w:t>●</w:t>
-      </w:r>
-      <w:r>
-        <w:rPr>
-          <w:lang w:val="en-US" w:bidi="ar"/>
-        </w:rPr>
-        <w:tab/>
-      </w:r>
-      <w:proofErr w:type="spellStart"/>
-      <w:r>
-        <w:rPr>
-          <w:lang w:val="en-US" w:bidi="ar"/>
+          <w:lang w:val="en-US" w:bidi="ar-SA"/>
+        </w:rPr>
+      </w:pPr>
+      <w:r>
+        <w:rPr>
+          <w:lang w:val="en-US" w:bidi="ar-SA"/>
+        </w:rPr>
+        <w:t>●</w:t>
+      </w:r>
+      <w:r>
+        <w:rPr>
+          <w:lang w:val="en-US" w:bidi="ar-SA"/>
+        </w:rPr>
+        <w:tab/>
+      </w:r>
+      <w:r>
+        <w:rPr>
+          <w:lang w:val="en-US" w:bidi="ar-SA"/>
         </w:rPr>
         <w:t>FoodItemId</w:t>
       </w:r>
-      <w:proofErr w:type="spellEnd"/>
-      <w:r>
-        <w:rPr>
-          <w:lang w:val="en-US" w:bidi="ar"/>
+      <w:r>
+        <w:rPr>
+          <w:lang w:val="en-US" w:bidi="ar-SA"/>
         </w:rPr>
         <w:t>: Unique identifier</w:t>
       </w:r>
@@ -656,18 +638,18 @@
     <w:p>
       <w:pPr>
         <w:rPr>
-          <w:lang w:val="en-US" w:bidi="ar"/>
-        </w:rPr>
-      </w:pPr>
-      <w:r>
-        <w:rPr>
-          <w:lang w:val="en-US" w:bidi="ar"/>
-        </w:rPr>
-        <w:t>●</w:t>
-      </w:r>
-      <w:r>
-        <w:rPr>
-          <w:lang w:val="en-US" w:bidi="ar"/>
+          <w:lang w:val="en-US" w:bidi="ar-SA"/>
+        </w:rPr>
+      </w:pPr>
+      <w:r>
+        <w:rPr>
+          <w:lang w:val="en-US" w:bidi="ar-SA"/>
+        </w:rPr>
+        <w:t>●</w:t>
+      </w:r>
+      <w:r>
+        <w:rPr>
+          <w:lang w:val="en-US" w:bidi="ar-SA"/>
         </w:rPr>
         <w:tab/>
         <w:t>Name: (Burger, Pizza, Sandwich, Juice…) — Required</w:t>
@@ -676,18 +658,18 @@
     <w:p>
       <w:pPr>
         <w:rPr>
-          <w:lang w:val="en-US" w:bidi="ar"/>
-        </w:rPr>
-      </w:pPr>
-      <w:r>
-        <w:rPr>
-          <w:lang w:val="en-US" w:bidi="ar"/>
-        </w:rPr>
-        <w:t>●</w:t>
-      </w:r>
-      <w:r>
-        <w:rPr>
-          <w:lang w:val="en-US" w:bidi="ar"/>
+          <w:lang w:val="en-US" w:bidi="ar-SA"/>
+        </w:rPr>
+      </w:pPr>
+      <w:r>
+        <w:rPr>
+          <w:lang w:val="en-US" w:bidi="ar-SA"/>
+        </w:rPr>
+        <w:t>●</w:t>
+      </w:r>
+      <w:r>
+        <w:rPr>
+          <w:lang w:val="en-US" w:bidi="ar-SA"/>
         </w:rPr>
         <w:tab/>
         <w:t>Price: Must be greater than 0</w:t>
@@ -696,18 +678,18 @@
     <w:p>
       <w:pPr>
         <w:rPr>
-          <w:lang w:val="en-US" w:bidi="ar"/>
-        </w:rPr>
-      </w:pPr>
-      <w:r>
-        <w:rPr>
-          <w:lang w:val="en-US" w:bidi="ar"/>
-        </w:rPr>
-        <w:t>●</w:t>
-      </w:r>
-      <w:r>
-        <w:rPr>
-          <w:lang w:val="en-US" w:bidi="ar"/>
+          <w:lang w:val="en-US" w:bidi="ar-SA"/>
+        </w:rPr>
+      </w:pPr>
+      <w:r>
+        <w:rPr>
+          <w:lang w:val="en-US" w:bidi="ar-SA"/>
+        </w:rPr>
+        <w:t>●</w:t>
+      </w:r>
+      <w:r>
+        <w:rPr>
+          <w:lang w:val="en-US" w:bidi="ar-SA"/>
         </w:rPr>
         <w:tab/>
         <w:t>Category: (Meal / Drink / Snack) — Required</w:t>
@@ -716,32 +698,30 @@
     <w:p>
       <w:pPr>
         <w:rPr>
-          <w:lang w:val="en-US" w:bidi="ar"/>
-        </w:rPr>
-      </w:pPr>
-      <w:r>
-        <w:rPr>
-          <w:lang w:val="en-US" w:bidi="ar"/>
-        </w:rPr>
-        <w:t>●</w:t>
-      </w:r>
-      <w:r>
-        <w:rPr>
-          <w:lang w:val="en-US" w:bidi="ar"/>
-        </w:rPr>
-        <w:tab/>
-      </w:r>
-      <w:proofErr w:type="spellStart"/>
-      <w:r>
-        <w:rPr>
-          <w:lang w:val="en-US" w:bidi="ar"/>
+          <w:lang w:val="en-US" w:bidi="ar-SA"/>
+        </w:rPr>
+      </w:pPr>
+      <w:r>
+        <w:rPr>
+          <w:lang w:val="en-US" w:bidi="ar-SA"/>
+        </w:rPr>
+        <w:t>●</w:t>
+      </w:r>
+      <w:r>
+        <w:rPr>
+          <w:lang w:val="en-US" w:bidi="ar-SA"/>
+        </w:rPr>
+        <w:tab/>
+      </w:r>
+      <w:r>
+        <w:rPr>
+          <w:lang w:val="en-US" w:bidi="ar-SA"/>
         </w:rPr>
         <w:t>CreatedByUserId</w:t>
       </w:r>
-      <w:proofErr w:type="spellEnd"/>
-      <w:r>
-        <w:rPr>
-          <w:lang w:val="en-US" w:bidi="ar"/>
+      <w:r>
+        <w:rPr>
+          <w:lang w:val="en-US" w:bidi="ar-SA"/>
         </w:rPr>
         <w:t>: Admin who created it</w:t>
       </w:r>
@@ -749,12 +729,12 @@
     <w:p>
       <w:pPr>
         <w:rPr>
-          <w:lang w:val="en-US" w:bidi="ar"/>
-        </w:rPr>
-      </w:pPr>
-      <w:r>
-        <w:rPr>
-          <w:lang w:val="en-US" w:bidi="ar"/>
+          <w:lang w:val="en-US" w:bidi="ar-SA"/>
+        </w:rPr>
+      </w:pPr>
+      <w:r>
+        <w:rPr>
+          <w:lang w:val="en-US" w:bidi="ar-SA"/>
         </w:rPr>
         <w:t>________________________________________</w:t>
       </w:r>
@@ -762,12 +742,12 @@
     <w:p>
       <w:pPr>
         <w:rPr>
-          <w:lang w:val="en-US" w:bidi="ar"/>
-        </w:rPr>
-      </w:pPr>
-      <w:r>
-        <w:rPr>
-          <w:lang w:val="en-US" w:bidi="ar"/>
+          <w:lang w:val="en-US" w:bidi="ar-SA"/>
+        </w:rPr>
+      </w:pPr>
+      <w:r>
+        <w:rPr>
+          <w:lang w:val="en-US" w:bidi="ar-SA"/>
         </w:rPr>
         <w:t>Order</w:t>
       </w:r>
@@ -775,12 +755,12 @@
     <w:p>
       <w:pPr>
         <w:rPr>
-          <w:lang w:val="en-US" w:bidi="ar"/>
-        </w:rPr>
-      </w:pPr>
-      <w:r>
-        <w:rPr>
-          <w:lang w:val="en-US" w:bidi="ar"/>
+          <w:lang w:val="en-US" w:bidi="ar-SA"/>
+        </w:rPr>
+      </w:pPr>
+      <w:r>
+        <w:rPr>
+          <w:lang w:val="en-US" w:bidi="ar-SA"/>
         </w:rPr>
         <w:t>Represents a food order request.</w:t>
       </w:r>
@@ -788,12 +768,12 @@
     <w:p>
       <w:pPr>
         <w:rPr>
-          <w:lang w:val="en-US" w:bidi="ar"/>
-        </w:rPr>
-      </w:pPr>
-      <w:r>
-        <w:rPr>
-          <w:lang w:val="en-US" w:bidi="ar"/>
+          <w:lang w:val="en-US" w:bidi="ar-SA"/>
+        </w:rPr>
+      </w:pPr>
+      <w:r>
+        <w:rPr>
+          <w:lang w:val="en-US" w:bidi="ar-SA"/>
         </w:rPr>
         <w:t>Attributes:</w:t>
       </w:r>
@@ -801,32 +781,30 @@
     <w:p>
       <w:pPr>
         <w:rPr>
-          <w:lang w:val="en-US" w:bidi="ar"/>
-        </w:rPr>
-      </w:pPr>
-      <w:r>
-        <w:rPr>
-          <w:lang w:val="en-US" w:bidi="ar"/>
-        </w:rPr>
-        <w:t>●</w:t>
-      </w:r>
-      <w:r>
-        <w:rPr>
-          <w:lang w:val="en-US" w:bidi="ar"/>
-        </w:rPr>
-        <w:tab/>
-      </w:r>
-      <w:proofErr w:type="spellStart"/>
-      <w:r>
-        <w:rPr>
-          <w:lang w:val="en-US" w:bidi="ar"/>
+          <w:lang w:val="en-US" w:bidi="ar-SA"/>
+        </w:rPr>
+      </w:pPr>
+      <w:r>
+        <w:rPr>
+          <w:lang w:val="en-US" w:bidi="ar-SA"/>
+        </w:rPr>
+        <w:t>●</w:t>
+      </w:r>
+      <w:r>
+        <w:rPr>
+          <w:lang w:val="en-US" w:bidi="ar-SA"/>
+        </w:rPr>
+        <w:tab/>
+      </w:r>
+      <w:r>
+        <w:rPr>
+          <w:lang w:val="en-US" w:bidi="ar-SA"/>
         </w:rPr>
         <w:t>OrderId</w:t>
       </w:r>
-      <w:proofErr w:type="spellEnd"/>
-      <w:r>
-        <w:rPr>
-          <w:lang w:val="en-US" w:bidi="ar"/>
+      <w:r>
+        <w:rPr>
+          <w:lang w:val="en-US" w:bidi="ar-SA"/>
         </w:rPr>
         <w:t>: Unique identifier</w:t>
       </w:r>
@@ -834,32 +812,30 @@
     <w:p>
       <w:pPr>
         <w:rPr>
-          <w:lang w:val="en-US" w:bidi="ar"/>
-        </w:rPr>
-      </w:pPr>
-      <w:r>
-        <w:rPr>
-          <w:lang w:val="en-US" w:bidi="ar"/>
-        </w:rPr>
-        <w:t>●</w:t>
-      </w:r>
-      <w:r>
-        <w:rPr>
-          <w:lang w:val="en-US" w:bidi="ar"/>
-        </w:rPr>
-        <w:tab/>
-      </w:r>
-      <w:proofErr w:type="spellStart"/>
-      <w:r>
-        <w:rPr>
-          <w:lang w:val="en-US" w:bidi="ar"/>
+          <w:lang w:val="en-US" w:bidi="ar-SA"/>
+        </w:rPr>
+      </w:pPr>
+      <w:r>
+        <w:rPr>
+          <w:lang w:val="en-US" w:bidi="ar-SA"/>
+        </w:rPr>
+        <w:t>●</w:t>
+      </w:r>
+      <w:r>
+        <w:rPr>
+          <w:lang w:val="en-US" w:bidi="ar-SA"/>
+        </w:rPr>
+        <w:tab/>
+      </w:r>
+      <w:r>
+        <w:rPr>
+          <w:lang w:val="en-US" w:bidi="ar-SA"/>
         </w:rPr>
         <w:t>OrderDateTime</w:t>
       </w:r>
-      <w:proofErr w:type="spellEnd"/>
-      <w:r>
-        <w:rPr>
-          <w:lang w:val="en-US" w:bidi="ar"/>
+      <w:r>
+        <w:rPr>
+          <w:lang w:val="en-US" w:bidi="ar-SA"/>
         </w:rPr>
         <w:t>: Required</w:t>
       </w:r>
@@ -867,32 +843,30 @@
     <w:p>
       <w:pPr>
         <w:rPr>
-          <w:lang w:val="en-US" w:bidi="ar"/>
-        </w:rPr>
-      </w:pPr>
-      <w:r>
-        <w:rPr>
-          <w:lang w:val="en-US" w:bidi="ar"/>
-        </w:rPr>
-        <w:t>●</w:t>
-      </w:r>
-      <w:r>
-        <w:rPr>
-          <w:lang w:val="en-US" w:bidi="ar"/>
-        </w:rPr>
-        <w:tab/>
-      </w:r>
-      <w:proofErr w:type="spellStart"/>
-      <w:r>
-        <w:rPr>
-          <w:lang w:val="en-US" w:bidi="ar"/>
+          <w:lang w:val="en-US" w:bidi="ar-SA"/>
+        </w:rPr>
+      </w:pPr>
+      <w:r>
+        <w:rPr>
+          <w:lang w:val="en-US" w:bidi="ar-SA"/>
+        </w:rPr>
+        <w:t>●</w:t>
+      </w:r>
+      <w:r>
+        <w:rPr>
+          <w:lang w:val="en-US" w:bidi="ar-SA"/>
+        </w:rPr>
+        <w:tab/>
+      </w:r>
+      <w:r>
+        <w:rPr>
+          <w:lang w:val="en-US" w:bidi="ar-SA"/>
         </w:rPr>
         <w:t>TotalPrice</w:t>
       </w:r>
-      <w:proofErr w:type="spellEnd"/>
-      <w:r>
-        <w:rPr>
-          <w:lang w:val="en-US" w:bidi="ar"/>
+      <w:r>
+        <w:rPr>
+          <w:lang w:val="en-US" w:bidi="ar-SA"/>
         </w:rPr>
         <w:t>: Must be greater than 0</w:t>
       </w:r>
@@ -902,19 +876,18 @@
     <w:p>
       <w:pPr>
         <w:rPr>
-          <w:lang w:val="en-US" w:bidi="ar"/>
-        </w:rPr>
-      </w:pPr>
-      <w:r>
-        <w:rPr>
-          <w:lang w:val="en-US" w:bidi="ar"/>
-        </w:rPr>
-        <w:lastRenderedPageBreak/>
-        <w:t>●</w:t>
-      </w:r>
-      <w:r>
-        <w:rPr>
-          <w:lang w:val="en-US" w:bidi="ar"/>
+          <w:lang w:val="en-US" w:bidi="ar-SA"/>
+        </w:rPr>
+      </w:pPr>
+      <w:r>
+        <w:rPr>
+          <w:lang w:val="en-US" w:bidi="ar-SA"/>
+        </w:rPr>
+        <w:t>●</w:t>
+      </w:r>
+      <w:r>
+        <w:rPr>
+          <w:lang w:val="en-US" w:bidi="ar-SA"/>
         </w:rPr>
         <w:tab/>
         <w:t>Status: (Requested / Preparing / Ready / Completed / Cancelled)</w:t>
@@ -923,32 +896,30 @@
     <w:p>
       <w:pPr>
         <w:rPr>
-          <w:lang w:val="en-US" w:bidi="ar"/>
-        </w:rPr>
-      </w:pPr>
-      <w:r>
-        <w:rPr>
-          <w:lang w:val="en-US" w:bidi="ar"/>
-        </w:rPr>
-        <w:t>●</w:t>
-      </w:r>
-      <w:r>
-        <w:rPr>
-          <w:lang w:val="en-US" w:bidi="ar"/>
-        </w:rPr>
-        <w:tab/>
-      </w:r>
-      <w:proofErr w:type="spellStart"/>
-      <w:r>
-        <w:rPr>
-          <w:lang w:val="en-US" w:bidi="ar"/>
+          <w:lang w:val="en-US" w:bidi="ar-SA"/>
+        </w:rPr>
+      </w:pPr>
+      <w:r>
+        <w:rPr>
+          <w:lang w:val="en-US" w:bidi="ar-SA"/>
+        </w:rPr>
+        <w:t>●</w:t>
+      </w:r>
+      <w:r>
+        <w:rPr>
+          <w:lang w:val="en-US" w:bidi="ar-SA"/>
+        </w:rPr>
+        <w:tab/>
+      </w:r>
+      <w:r>
+        <w:rPr>
+          <w:lang w:val="en-US" w:bidi="ar-SA"/>
         </w:rPr>
         <w:t>StaffId</w:t>
       </w:r>
-      <w:proofErr w:type="spellEnd"/>
-      <w:r>
-        <w:rPr>
-          <w:lang w:val="en-US" w:bidi="ar"/>
+      <w:r>
+        <w:rPr>
+          <w:lang w:val="en-US" w:bidi="ar-SA"/>
         </w:rPr>
         <w:t>: Assigned staff</w:t>
       </w:r>
@@ -956,32 +927,30 @@
     <w:p>
       <w:pPr>
         <w:rPr>
-          <w:lang w:val="en-US" w:bidi="ar"/>
-        </w:rPr>
-      </w:pPr>
-      <w:r>
-        <w:rPr>
-          <w:lang w:val="en-US" w:bidi="ar"/>
-        </w:rPr>
-        <w:t>●</w:t>
-      </w:r>
-      <w:r>
-        <w:rPr>
-          <w:lang w:val="en-US" w:bidi="ar"/>
-        </w:rPr>
-        <w:tab/>
-      </w:r>
-      <w:proofErr w:type="spellStart"/>
-      <w:r>
-        <w:rPr>
-          <w:lang w:val="en-US" w:bidi="ar"/>
+          <w:lang w:val="en-US" w:bidi="ar-SA"/>
+        </w:rPr>
+      </w:pPr>
+      <w:r>
+        <w:rPr>
+          <w:lang w:val="en-US" w:bidi="ar-SA"/>
+        </w:rPr>
+        <w:t>●</w:t>
+      </w:r>
+      <w:r>
+        <w:rPr>
+          <w:lang w:val="en-US" w:bidi="ar-SA"/>
+        </w:rPr>
+        <w:tab/>
+      </w:r>
+      <w:r>
+        <w:rPr>
+          <w:lang w:val="en-US" w:bidi="ar-SA"/>
         </w:rPr>
         <w:t>FoodItemId</w:t>
       </w:r>
-      <w:proofErr w:type="spellEnd"/>
-      <w:r>
-        <w:rPr>
-          <w:lang w:val="en-US" w:bidi="ar"/>
+      <w:r>
+        <w:rPr>
+          <w:lang w:val="en-US" w:bidi="ar-SA"/>
         </w:rPr>
         <w:t>: Selected item</w:t>
       </w:r>
@@ -989,32 +958,30 @@
     <w:p>
       <w:pPr>
         <w:rPr>
-          <w:lang w:val="en-US" w:bidi="ar"/>
-        </w:rPr>
-      </w:pPr>
-      <w:r>
-        <w:rPr>
-          <w:lang w:val="en-US" w:bidi="ar"/>
-        </w:rPr>
-        <w:t>●</w:t>
-      </w:r>
-      <w:r>
-        <w:rPr>
-          <w:lang w:val="en-US" w:bidi="ar"/>
-        </w:rPr>
-        <w:tab/>
-      </w:r>
-      <w:proofErr w:type="spellStart"/>
-      <w:r>
-        <w:rPr>
-          <w:lang w:val="en-US" w:bidi="ar"/>
+          <w:lang w:val="en-US" w:bidi="ar-SA"/>
+        </w:rPr>
+      </w:pPr>
+      <w:r>
+        <w:rPr>
+          <w:lang w:val="en-US" w:bidi="ar-SA"/>
+        </w:rPr>
+        <w:t>●</w:t>
+      </w:r>
+      <w:r>
+        <w:rPr>
+          <w:lang w:val="en-US" w:bidi="ar-SA"/>
+        </w:rPr>
+        <w:tab/>
+      </w:r>
+      <w:r>
+        <w:rPr>
+          <w:lang w:val="en-US" w:bidi="ar-SA"/>
         </w:rPr>
         <w:t>UserId</w:t>
       </w:r>
-      <w:proofErr w:type="spellEnd"/>
-      <w:r>
-        <w:rPr>
-          <w:lang w:val="en-US" w:bidi="ar"/>
+      <w:r>
+        <w:rPr>
+          <w:lang w:val="en-US" w:bidi="ar-SA"/>
         </w:rPr>
         <w:t>: Customer who made the order</w:t>
       </w:r>
@@ -1022,12 +989,12 @@
     <w:p>
       <w:pPr>
         <w:rPr>
-          <w:lang w:val="en-US" w:bidi="ar"/>
-        </w:rPr>
-      </w:pPr>
-      <w:r>
-        <w:rPr>
-          <w:lang w:val="en-US" w:bidi="ar"/>
+          <w:lang w:val="en-US" w:bidi="ar-SA"/>
+        </w:rPr>
+      </w:pPr>
+      <w:r>
+        <w:rPr>
+          <w:lang w:val="en-US" w:bidi="ar-SA"/>
         </w:rPr>
         <w:t>________________________________________</w:t>
       </w:r>
@@ -1035,19 +1002,19 @@
     <w:p>
       <w:pPr>
         <w:rPr>
-          <w:lang w:val="en-US" w:bidi="ar"/>
-        </w:rPr>
-      </w:pPr>
-    </w:p>
-    <w:p>
-      <w:pPr>
-        <w:rPr>
-          <w:lang w:val="en-US" w:bidi="ar"/>
-        </w:rPr>
-      </w:pPr>
-      <w:r>
-        <w:rPr>
-          <w:lang w:val="en-US" w:bidi="ar"/>
+          <w:lang w:val="en-US" w:bidi="ar-SA"/>
+        </w:rPr>
+      </w:pPr>
+    </w:p>
+    <w:p>
+      <w:pPr>
+        <w:rPr>
+          <w:lang w:val="en-US" w:bidi="ar-SA"/>
+        </w:rPr>
+      </w:pPr>
+      <w:r>
+        <w:rPr>
+          <w:lang w:val="en-US" w:bidi="ar-SA"/>
         </w:rPr>
         <w:t>Relationships</w:t>
       </w:r>
@@ -1055,18 +1022,18 @@
     <w:p>
       <w:pPr>
         <w:rPr>
-          <w:lang w:val="en-US" w:bidi="ar"/>
-        </w:rPr>
-      </w:pPr>
-      <w:r>
-        <w:rPr>
-          <w:lang w:val="en-US" w:bidi="ar"/>
-        </w:rPr>
-        <w:t>●</w:t>
-      </w:r>
-      <w:r>
-        <w:rPr>
-          <w:lang w:val="en-US" w:bidi="ar"/>
+          <w:lang w:val="en-US" w:bidi="ar-SA"/>
+        </w:rPr>
+      </w:pPr>
+      <w:r>
+        <w:rPr>
+          <w:lang w:val="en-US" w:bidi="ar-SA"/>
+        </w:rPr>
+        <w:t>●</w:t>
+      </w:r>
+      <w:r>
+        <w:rPr>
+          <w:lang w:val="en-US" w:bidi="ar-SA"/>
         </w:rPr>
         <w:tab/>
         <w:t>User (Admin) → Staff (One-to-Many)</w:t>
@@ -1075,33 +1042,31 @@
     <w:p>
       <w:pPr>
         <w:rPr>
-          <w:lang w:val="en-US" w:bidi="ar"/>
-        </w:rPr>
-      </w:pPr>
-      <w:r>
-        <w:rPr>
-          <w:lang w:val="en-US" w:bidi="ar"/>
-        </w:rPr>
-        <w:t>●</w:t>
-      </w:r>
-      <w:r>
-        <w:rPr>
-          <w:lang w:val="en-US" w:bidi="ar"/>
+          <w:lang w:val="en-US" w:bidi="ar-SA"/>
+        </w:rPr>
+      </w:pPr>
+      <w:r>
+        <w:rPr>
+          <w:lang w:val="en-US" w:bidi="ar-SA"/>
+        </w:rPr>
+        <w:t>●</w:t>
+      </w:r>
+      <w:r>
+        <w:rPr>
+          <w:lang w:val="en-US" w:bidi="ar-SA"/>
         </w:rPr>
         <w:tab/>
         <w:t xml:space="preserve">User (Admin) → </w:t>
       </w:r>
-      <w:proofErr w:type="spellStart"/>
-      <w:r>
-        <w:rPr>
-          <w:lang w:val="en-US" w:bidi="ar"/>
+      <w:r>
+        <w:rPr>
+          <w:lang w:val="en-US" w:bidi="ar-SA"/>
         </w:rPr>
         <w:t>FoodItem</w:t>
       </w:r>
-      <w:proofErr w:type="spellEnd"/>
-      <w:r>
-        <w:rPr>
-          <w:lang w:val="en-US" w:bidi="ar"/>
+      <w:r>
+        <w:rPr>
+          <w:lang w:val="en-US" w:bidi="ar-SA"/>
         </w:rPr>
         <w:t xml:space="preserve"> (One-to-Many)</w:t>
       </w:r>
@@ -1109,18 +1074,18 @@
     <w:p>
       <w:pPr>
         <w:rPr>
-          <w:lang w:val="en-US" w:bidi="ar"/>
-        </w:rPr>
-      </w:pPr>
-      <w:r>
-        <w:rPr>
-          <w:lang w:val="en-US" w:bidi="ar"/>
-        </w:rPr>
-        <w:t>●</w:t>
-      </w:r>
-      <w:r>
-        <w:rPr>
-          <w:lang w:val="en-US" w:bidi="ar"/>
+          <w:lang w:val="en-US" w:bidi="ar-SA"/>
+        </w:rPr>
+      </w:pPr>
+      <w:r>
+        <w:rPr>
+          <w:lang w:val="en-US" w:bidi="ar-SA"/>
+        </w:rPr>
+        <w:t>●</w:t>
+      </w:r>
+      <w:r>
+        <w:rPr>
+          <w:lang w:val="en-US" w:bidi="ar-SA"/>
         </w:rPr>
         <w:tab/>
         <w:t>User (Customer) → Order (One-to-Many)</w:t>
@@ -1129,18 +1094,18 @@
     <w:p>
       <w:pPr>
         <w:rPr>
-          <w:lang w:val="en-US" w:bidi="ar"/>
-        </w:rPr>
-      </w:pPr>
-      <w:r>
-        <w:rPr>
-          <w:lang w:val="en-US" w:bidi="ar"/>
-        </w:rPr>
-        <w:t>●</w:t>
-      </w:r>
-      <w:r>
-        <w:rPr>
-          <w:lang w:val="en-US" w:bidi="ar"/>
+          <w:lang w:val="en-US" w:bidi="ar-SA"/>
+        </w:rPr>
+      </w:pPr>
+      <w:r>
+        <w:rPr>
+          <w:lang w:val="en-US" w:bidi="ar-SA"/>
+        </w:rPr>
+        <w:t>●</w:t>
+      </w:r>
+      <w:r>
+        <w:rPr>
+          <w:lang w:val="en-US" w:bidi="ar-SA"/>
         </w:rPr>
         <w:tab/>
         <w:t>Staff → Order (One-to-Many)</w:t>
@@ -1149,32 +1114,30 @@
     <w:p>
       <w:pPr>
         <w:rPr>
-          <w:lang w:val="en-US" w:bidi="ar"/>
-        </w:rPr>
-      </w:pPr>
-      <w:r>
-        <w:rPr>
-          <w:lang w:val="en-US" w:bidi="ar"/>
-        </w:rPr>
-        <w:t>●</w:t>
-      </w:r>
-      <w:r>
-        <w:rPr>
-          <w:lang w:val="en-US" w:bidi="ar"/>
-        </w:rPr>
-        <w:tab/>
-      </w:r>
-      <w:proofErr w:type="spellStart"/>
-      <w:r>
-        <w:rPr>
-          <w:lang w:val="en-US" w:bidi="ar"/>
+          <w:lang w:val="en-US" w:bidi="ar-SA"/>
+        </w:rPr>
+      </w:pPr>
+      <w:r>
+        <w:rPr>
+          <w:lang w:val="en-US" w:bidi="ar-SA"/>
+        </w:rPr>
+        <w:t>●</w:t>
+      </w:r>
+      <w:r>
+        <w:rPr>
+          <w:lang w:val="en-US" w:bidi="ar-SA"/>
+        </w:rPr>
+        <w:tab/>
+      </w:r>
+      <w:r>
+        <w:rPr>
+          <w:lang w:val="en-US" w:bidi="ar-SA"/>
         </w:rPr>
         <w:t>FoodItem</w:t>
       </w:r>
-      <w:proofErr w:type="spellEnd"/>
-      <w:r>
-        <w:rPr>
-          <w:lang w:val="en-US" w:bidi="ar"/>
+      <w:r>
+        <w:rPr>
+          <w:lang w:val="en-US" w:bidi="ar-SA"/>
         </w:rPr>
         <w:t xml:space="preserve"> → Order (One-to-Many)</w:t>
       </w:r>
@@ -1182,12 +1145,12 @@
     <w:p>
       <w:pPr>
         <w:rPr>
-          <w:lang w:val="en-US" w:bidi="ar"/>
-        </w:rPr>
-      </w:pPr>
-      <w:r>
-        <w:rPr>
-          <w:lang w:val="en-US" w:bidi="ar"/>
+          <w:lang w:val="en-US" w:bidi="ar-SA"/>
+        </w:rPr>
+      </w:pPr>
+      <w:r>
+        <w:rPr>
+          <w:lang w:val="en-US" w:bidi="ar-SA"/>
         </w:rPr>
         <w:t>________________________________________</w:t>
       </w:r>
@@ -1195,12 +1158,12 @@
     <w:p>
       <w:pPr>
         <w:rPr>
-          <w:lang w:val="en-US" w:bidi="ar"/>
-        </w:rPr>
-      </w:pPr>
-      <w:r>
-        <w:rPr>
-          <w:lang w:val="en-US" w:bidi="ar"/>
+          <w:lang w:val="en-US" w:bidi="ar-SA"/>
+        </w:rPr>
+      </w:pPr>
+      <w:r>
+        <w:rPr>
+          <w:lang w:val="en-US" w:bidi="ar-SA"/>
         </w:rPr>
         <w:t>Business Rules</w:t>
       </w:r>
@@ -1208,32 +1171,30 @@
     <w:p>
       <w:pPr>
         <w:rPr>
-          <w:lang w:val="en-US" w:bidi="ar"/>
-        </w:rPr>
-      </w:pPr>
-      <w:r>
-        <w:rPr>
-          <w:lang w:val="en-US" w:bidi="ar"/>
-        </w:rPr>
-        <w:t>●</w:t>
-      </w:r>
-      <w:r>
-        <w:rPr>
-          <w:lang w:val="en-US" w:bidi="ar"/>
-        </w:rPr>
-        <w:tab/>
-      </w:r>
-      <w:proofErr w:type="gramStart"/>
-      <w:r>
-        <w:rPr>
-          <w:lang w:val="en-US" w:bidi="ar"/>
+          <w:lang w:val="en-US" w:bidi="ar-SA"/>
+        </w:rPr>
+      </w:pPr>
+      <w:r>
+        <w:rPr>
+          <w:lang w:val="en-US" w:bidi="ar-SA"/>
+        </w:rPr>
+        <w:t>●</w:t>
+      </w:r>
+      <w:r>
+        <w:rPr>
+          <w:lang w:val="en-US" w:bidi="ar-SA"/>
+        </w:rPr>
+        <w:tab/>
+      </w:r>
+      <w:r>
+        <w:rPr>
+          <w:lang w:val="en-US" w:bidi="ar-SA"/>
         </w:rPr>
         <w:t>A</w:t>
       </w:r>
-      <w:proofErr w:type="gramEnd"/>
-      <w:r>
-        <w:rPr>
-          <w:lang w:val="en-US" w:bidi="ar"/>
+      <w:r>
+        <w:rPr>
+          <w:lang w:val="en-US" w:bidi="ar-SA"/>
         </w:rPr>
         <w:t xml:space="preserve"> staff member must be Available before being assigned an order</w:t>
       </w:r>
@@ -1241,32 +1202,30 @@
     <w:p>
       <w:pPr>
         <w:rPr>
-          <w:lang w:val="en-US" w:bidi="ar"/>
-        </w:rPr>
-      </w:pPr>
-      <w:r>
-        <w:rPr>
-          <w:lang w:val="en-US" w:bidi="ar"/>
-        </w:rPr>
-        <w:t>●</w:t>
-      </w:r>
-      <w:r>
-        <w:rPr>
-          <w:lang w:val="en-US" w:bidi="ar"/>
-        </w:rPr>
-        <w:tab/>
-      </w:r>
-      <w:proofErr w:type="gramStart"/>
-      <w:r>
-        <w:rPr>
-          <w:lang w:val="en-US" w:bidi="ar"/>
+          <w:lang w:val="en-US" w:bidi="ar-SA"/>
+        </w:rPr>
+      </w:pPr>
+      <w:r>
+        <w:rPr>
+          <w:lang w:val="en-US" w:bidi="ar-SA"/>
+        </w:rPr>
+        <w:t>●</w:t>
+      </w:r>
+      <w:r>
+        <w:rPr>
+          <w:lang w:val="en-US" w:bidi="ar-SA"/>
+        </w:rPr>
+        <w:tab/>
+      </w:r>
+      <w:r>
+        <w:rPr>
+          <w:lang w:val="en-US" w:bidi="ar-SA"/>
         </w:rPr>
         <w:t>After</w:t>
       </w:r>
-      <w:proofErr w:type="gramEnd"/>
-      <w:r>
-        <w:rPr>
-          <w:lang w:val="en-US" w:bidi="ar"/>
+      <w:r>
+        <w:rPr>
+          <w:lang w:val="en-US" w:bidi="ar-SA"/>
         </w:rPr>
         <w:t xml:space="preserve"> assignment → Status becomes Busy</w:t>
       </w:r>
@@ -1274,32 +1233,30 @@
     <w:p>
       <w:pPr>
         <w:rPr>
-          <w:lang w:val="en-US" w:bidi="ar"/>
-        </w:rPr>
-      </w:pPr>
-      <w:r>
-        <w:rPr>
-          <w:lang w:val="en-US" w:bidi="ar"/>
-        </w:rPr>
-        <w:t>●</w:t>
-      </w:r>
-      <w:r>
-        <w:rPr>
-          <w:lang w:val="en-US" w:bidi="ar"/>
-        </w:rPr>
-        <w:tab/>
-      </w:r>
-      <w:proofErr w:type="gramStart"/>
-      <w:r>
-        <w:rPr>
-          <w:lang w:val="en-US" w:bidi="ar"/>
+          <w:lang w:val="en-US" w:bidi="ar-SA"/>
+        </w:rPr>
+      </w:pPr>
+      <w:r>
+        <w:rPr>
+          <w:lang w:val="en-US" w:bidi="ar-SA"/>
+        </w:rPr>
+        <w:t>●</w:t>
+      </w:r>
+      <w:r>
+        <w:rPr>
+          <w:lang w:val="en-US" w:bidi="ar-SA"/>
+        </w:rPr>
+        <w:tab/>
+      </w:r>
+      <w:r>
+        <w:rPr>
+          <w:lang w:val="en-US" w:bidi="ar-SA"/>
         </w:rPr>
         <w:t>After</w:t>
       </w:r>
-      <w:proofErr w:type="gramEnd"/>
-      <w:r>
-        <w:rPr>
-          <w:lang w:val="en-US" w:bidi="ar"/>
+      <w:r>
+        <w:rPr>
+          <w:lang w:val="en-US" w:bidi="ar-SA"/>
         </w:rPr>
         <w:t xml:space="preserve"> order completion → Status returns to Available</w:t>
       </w:r>
@@ -1307,32 +1264,30 @@
     <w:p>
       <w:pPr>
         <w:rPr>
-          <w:lang w:val="en-US" w:bidi="ar"/>
-        </w:rPr>
-      </w:pPr>
-      <w:r>
-        <w:rPr>
-          <w:lang w:val="en-US" w:bidi="ar"/>
-        </w:rPr>
-        <w:t>●</w:t>
-      </w:r>
-      <w:r>
-        <w:rPr>
-          <w:lang w:val="en-US" w:bidi="ar"/>
-        </w:rPr>
-        <w:tab/>
-      </w:r>
-      <w:proofErr w:type="gramStart"/>
-      <w:r>
-        <w:rPr>
-          <w:lang w:val="en-US" w:bidi="ar"/>
+          <w:lang w:val="en-US" w:bidi="ar-SA"/>
+        </w:rPr>
+      </w:pPr>
+      <w:r>
+        <w:rPr>
+          <w:lang w:val="en-US" w:bidi="ar-SA"/>
+        </w:rPr>
+        <w:t>●</w:t>
+      </w:r>
+      <w:r>
+        <w:rPr>
+          <w:lang w:val="en-US" w:bidi="ar-SA"/>
+        </w:rPr>
+        <w:tab/>
+      </w:r>
+      <w:r>
+        <w:rPr>
+          <w:lang w:val="en-US" w:bidi="ar-SA"/>
         </w:rPr>
         <w:t>Each</w:t>
       </w:r>
-      <w:proofErr w:type="gramEnd"/>
-      <w:r>
-        <w:rPr>
-          <w:lang w:val="en-US" w:bidi="ar"/>
+      <w:r>
+        <w:rPr>
+          <w:lang w:val="en-US" w:bidi="ar-SA"/>
         </w:rPr>
         <w:t xml:space="preserve"> order must have:</w:t>
       </w:r>
@@ -1340,32 +1295,30 @@
     <w:p>
       <w:pPr>
         <w:rPr>
-          <w:lang w:val="en-US" w:bidi="ar"/>
-        </w:rPr>
-      </w:pPr>
-      <w:r>
-        <w:rPr>
-          <w:lang w:val="en-US" w:bidi="ar"/>
+          <w:lang w:val="en-US" w:bidi="ar-SA"/>
+        </w:rPr>
+      </w:pPr>
+      <w:r>
+        <w:rPr>
+          <w:lang w:val="en-US" w:bidi="ar-SA"/>
         </w:rPr>
         <w:t>○</w:t>
       </w:r>
       <w:r>
         <w:rPr>
-          <w:lang w:val="en-US" w:bidi="ar"/>
-        </w:rPr>
-        <w:tab/>
-      </w:r>
-      <w:proofErr w:type="gramStart"/>
-      <w:r>
-        <w:rPr>
-          <w:lang w:val="en-US" w:bidi="ar"/>
+          <w:lang w:val="en-US" w:bidi="ar-SA"/>
+        </w:rPr>
+        <w:tab/>
+      </w:r>
+      <w:r>
+        <w:rPr>
+          <w:lang w:val="en-US" w:bidi="ar-SA"/>
         </w:rPr>
         <w:t>One</w:t>
       </w:r>
-      <w:proofErr w:type="gramEnd"/>
-      <w:r>
-        <w:rPr>
-          <w:lang w:val="en-US" w:bidi="ar"/>
+      <w:r>
+        <w:rPr>
+          <w:lang w:val="en-US" w:bidi="ar-SA"/>
         </w:rPr>
         <w:t xml:space="preserve"> customer</w:t>
       </w:r>
@@ -1373,32 +1326,30 @@
     <w:p>
       <w:pPr>
         <w:rPr>
-          <w:lang w:val="en-US" w:bidi="ar"/>
-        </w:rPr>
-      </w:pPr>
-      <w:r>
-        <w:rPr>
-          <w:lang w:val="en-US" w:bidi="ar"/>
+          <w:lang w:val="en-US" w:bidi="ar-SA"/>
+        </w:rPr>
+      </w:pPr>
+      <w:r>
+        <w:rPr>
+          <w:lang w:val="en-US" w:bidi="ar-SA"/>
         </w:rPr>
         <w:t>○</w:t>
       </w:r>
       <w:r>
         <w:rPr>
-          <w:lang w:val="en-US" w:bidi="ar"/>
-        </w:rPr>
-        <w:tab/>
-      </w:r>
-      <w:proofErr w:type="gramStart"/>
-      <w:r>
-        <w:rPr>
-          <w:lang w:val="en-US" w:bidi="ar"/>
+          <w:lang w:val="en-US" w:bidi="ar-SA"/>
+        </w:rPr>
+        <w:tab/>
+      </w:r>
+      <w:r>
+        <w:rPr>
+          <w:lang w:val="en-US" w:bidi="ar-SA"/>
         </w:rPr>
         <w:t>One</w:t>
       </w:r>
-      <w:proofErr w:type="gramEnd"/>
-      <w:r>
-        <w:rPr>
-          <w:lang w:val="en-US" w:bidi="ar"/>
+      <w:r>
+        <w:rPr>
+          <w:lang w:val="en-US" w:bidi="ar-SA"/>
         </w:rPr>
         <w:t xml:space="preserve"> staff member</w:t>
       </w:r>
@@ -1406,32 +1357,30 @@
     <w:p>
       <w:pPr>
         <w:rPr>
-          <w:lang w:val="en-US" w:bidi="ar"/>
-        </w:rPr>
-      </w:pPr>
-      <w:r>
-        <w:rPr>
-          <w:lang w:val="en-US" w:bidi="ar"/>
+          <w:lang w:val="en-US" w:bidi="ar-SA"/>
+        </w:rPr>
+      </w:pPr>
+      <w:r>
+        <w:rPr>
+          <w:lang w:val="en-US" w:bidi="ar-SA"/>
         </w:rPr>
         <w:t>○</w:t>
       </w:r>
       <w:r>
         <w:rPr>
-          <w:lang w:val="en-US" w:bidi="ar"/>
-        </w:rPr>
-        <w:tab/>
-      </w:r>
-      <w:proofErr w:type="gramStart"/>
-      <w:r>
-        <w:rPr>
-          <w:lang w:val="en-US" w:bidi="ar"/>
+          <w:lang w:val="en-US" w:bidi="ar-SA"/>
+        </w:rPr>
+        <w:tab/>
+      </w:r>
+      <w:r>
+        <w:rPr>
+          <w:lang w:val="en-US" w:bidi="ar-SA"/>
         </w:rPr>
         <w:t>One</w:t>
       </w:r>
-      <w:proofErr w:type="gramEnd"/>
-      <w:r>
-        <w:rPr>
-          <w:lang w:val="en-US" w:bidi="ar"/>
+      <w:r>
+        <w:rPr>
+          <w:lang w:val="en-US" w:bidi="ar-SA"/>
         </w:rPr>
         <w:t xml:space="preserve"> food item</w:t>
       </w:r>
@@ -1439,12 +1388,12 @@
     <w:p>
       <w:pPr>
         <w:rPr>
-          <w:lang w:val="en-US" w:bidi="ar"/>
-        </w:rPr>
-      </w:pPr>
-      <w:r>
-        <w:rPr>
-          <w:lang w:val="en-US" w:bidi="ar"/>
+          <w:lang w:val="en-US" w:bidi="ar-SA"/>
+        </w:rPr>
+      </w:pPr>
+      <w:r>
+        <w:rPr>
+          <w:lang w:val="en-US" w:bidi="ar-SA"/>
         </w:rPr>
         <w:t>________________________________________</w:t>
       </w:r>
@@ -1452,12 +1401,12 @@
     <w:p>
       <w:pPr>
         <w:rPr>
-          <w:lang w:val="en-US" w:bidi="ar"/>
-        </w:rPr>
-      </w:pPr>
-      <w:r>
-        <w:rPr>
-          <w:lang w:val="en-US" w:bidi="ar"/>
+          <w:lang w:val="en-US" w:bidi="ar-SA"/>
+        </w:rPr>
+      </w:pPr>
+      <w:r>
+        <w:rPr>
+          <w:lang w:val="en-US" w:bidi="ar-SA"/>
         </w:rPr>
         <w:t>Validations</w:t>
       </w:r>
@@ -1465,18 +1414,18 @@
     <w:p>
       <w:pPr>
         <w:rPr>
-          <w:lang w:val="en-US" w:bidi="ar"/>
-        </w:rPr>
-      </w:pPr>
-      <w:r>
-        <w:rPr>
-          <w:lang w:val="en-US" w:bidi="ar"/>
-        </w:rPr>
-        <w:t>●</w:t>
-      </w:r>
-      <w:r>
-        <w:rPr>
-          <w:lang w:val="en-US" w:bidi="ar"/>
+          <w:lang w:val="en-US" w:bidi="ar-SA"/>
+        </w:rPr>
+      </w:pPr>
+      <w:r>
+        <w:rPr>
+          <w:lang w:val="en-US" w:bidi="ar-SA"/>
+        </w:rPr>
+        <w:t>●</w:t>
+      </w:r>
+      <w:r>
+        <w:rPr>
+          <w:lang w:val="en-US" w:bidi="ar-SA"/>
         </w:rPr>
         <w:tab/>
         <w:t>Email → valid format</w:t>
@@ -1485,18 +1434,18 @@
     <w:p>
       <w:pPr>
         <w:rPr>
-          <w:lang w:val="en-US" w:bidi="ar"/>
-        </w:rPr>
-      </w:pPr>
-      <w:r>
-        <w:rPr>
-          <w:lang w:val="en-US" w:bidi="ar"/>
-        </w:rPr>
-        <w:t>●</w:t>
-      </w:r>
-      <w:r>
-        <w:rPr>
-          <w:lang w:val="en-US" w:bidi="ar"/>
+          <w:lang w:val="en-US" w:bidi="ar-SA"/>
+        </w:rPr>
+      </w:pPr>
+      <w:r>
+        <w:rPr>
+          <w:lang w:val="en-US" w:bidi="ar-SA"/>
+        </w:rPr>
+        <w:t>●</w:t>
+      </w:r>
+      <w:r>
+        <w:rPr>
+          <w:lang w:val="en-US" w:bidi="ar-SA"/>
         </w:rPr>
         <w:tab/>
         <w:t>Password → more than 8 characters</w:t>
@@ -1505,18 +1454,18 @@
     <w:p>
       <w:pPr>
         <w:rPr>
-          <w:lang w:val="en-US" w:bidi="ar"/>
-        </w:rPr>
-      </w:pPr>
-      <w:r>
-        <w:rPr>
-          <w:lang w:val="en-US" w:bidi="ar"/>
-        </w:rPr>
-        <w:t>●</w:t>
-      </w:r>
-      <w:r>
-        <w:rPr>
-          <w:lang w:val="en-US" w:bidi="ar"/>
+          <w:lang w:val="en-US" w:bidi="ar-SA"/>
+        </w:rPr>
+      </w:pPr>
+      <w:r>
+        <w:rPr>
+          <w:lang w:val="en-US" w:bidi="ar-SA"/>
+        </w:rPr>
+        <w:t>●</w:t>
+      </w:r>
+      <w:r>
+        <w:rPr>
+          <w:lang w:val="en-US" w:bidi="ar-SA"/>
         </w:rPr>
         <w:tab/>
         <w:t>Phone → exactly 11 digits</w:t>
@@ -1525,33 +1474,31 @@
     <w:p>
       <w:pPr>
         <w:rPr>
-          <w:lang w:val="en-US" w:bidi="ar"/>
-        </w:rPr>
-      </w:pPr>
-      <w:r>
-        <w:rPr>
-          <w:lang w:val="en-US" w:bidi="ar"/>
-        </w:rPr>
-        <w:t>●</w:t>
-      </w:r>
-      <w:r>
-        <w:rPr>
-          <w:lang w:val="en-US" w:bidi="ar"/>
+          <w:lang w:val="en-US" w:bidi="ar-SA"/>
+        </w:rPr>
+      </w:pPr>
+      <w:r>
+        <w:rPr>
+          <w:lang w:val="en-US" w:bidi="ar-SA"/>
+        </w:rPr>
+        <w:t>●</w:t>
+      </w:r>
+      <w:r>
+        <w:rPr>
+          <w:lang w:val="en-US" w:bidi="ar-SA"/>
         </w:rPr>
         <w:tab/>
         <w:t xml:space="preserve">Price / </w:t>
       </w:r>
-      <w:proofErr w:type="spellStart"/>
-      <w:r>
-        <w:rPr>
-          <w:lang w:val="en-US" w:bidi="ar"/>
+      <w:r>
+        <w:rPr>
+          <w:lang w:val="en-US" w:bidi="ar-SA"/>
         </w:rPr>
         <w:t>TotalPrice</w:t>
       </w:r>
-      <w:proofErr w:type="spellEnd"/>
-      <w:r>
-        <w:rPr>
-          <w:lang w:val="en-US" w:bidi="ar"/>
+      <w:r>
+        <w:rPr>
+          <w:lang w:val="en-US" w:bidi="ar-SA"/>
         </w:rPr>
         <w:t xml:space="preserve"> → greater than 0</w:t>
       </w:r>
@@ -1559,32 +1506,30 @@
     <w:p>
       <w:pPr>
         <w:rPr>
-          <w:lang w:val="en-US" w:bidi="ar"/>
-        </w:rPr>
-      </w:pPr>
-      <w:r>
-        <w:rPr>
-          <w:lang w:val="en-US" w:bidi="ar"/>
-        </w:rPr>
-        <w:t>●</w:t>
-      </w:r>
-      <w:r>
-        <w:rPr>
-          <w:lang w:val="en-US" w:bidi="ar"/>
-        </w:rPr>
-        <w:tab/>
-      </w:r>
-      <w:proofErr w:type="gramStart"/>
-      <w:r>
-        <w:rPr>
-          <w:lang w:val="en-US" w:bidi="ar"/>
+          <w:lang w:val="en-US" w:bidi="ar-SA"/>
+        </w:rPr>
+      </w:pPr>
+      <w:r>
+        <w:rPr>
+          <w:lang w:val="en-US" w:bidi="ar-SA"/>
+        </w:rPr>
+        <w:t>●</w:t>
+      </w:r>
+      <w:r>
+        <w:rPr>
+          <w:lang w:val="en-US" w:bidi="ar-SA"/>
+        </w:rPr>
+        <w:tab/>
+      </w:r>
+      <w:r>
+        <w:rPr>
+          <w:lang w:val="en-US" w:bidi="ar-SA"/>
         </w:rPr>
         <w:t>Required</w:t>
       </w:r>
-      <w:proofErr w:type="gramEnd"/>
-      <w:r>
-        <w:rPr>
-          <w:lang w:val="en-US" w:bidi="ar"/>
+      <w:r>
+        <w:rPr>
+          <w:lang w:val="en-US" w:bidi="ar-SA"/>
         </w:rPr>
         <w:t xml:space="preserve"> fields → must not be empty</w:t>
       </w:r>
@@ -1592,12 +1537,12 @@
     <w:p>
       <w:pPr>
         <w:rPr>
-          <w:lang w:val="en-US" w:bidi="ar"/>
-        </w:rPr>
-      </w:pPr>
-      <w:r>
-        <w:rPr>
-          <w:lang w:val="en-US" w:bidi="ar"/>
+          <w:lang w:val="en-US" w:bidi="ar-SA"/>
+        </w:rPr>
+      </w:pPr>
+      <w:r>
+        <w:rPr>
+          <w:lang w:val="en-US" w:bidi="ar-SA"/>
         </w:rPr>
         <w:t>________________________________________</w:t>
       </w:r>
@@ -1605,12 +1550,12 @@
     <w:p>
       <w:pPr>
         <w:rPr>
-          <w:lang w:val="en-US" w:bidi="ar"/>
-        </w:rPr>
-      </w:pPr>
-      <w:r>
-        <w:rPr>
-          <w:lang w:val="en-US" w:bidi="ar"/>
+          <w:lang w:val="en-US" w:bidi="ar-SA"/>
+        </w:rPr>
+      </w:pPr>
+      <w:r>
+        <w:rPr>
+          <w:lang w:val="en-US" w:bidi="ar-SA"/>
         </w:rPr>
         <w:t>Sample Data</w:t>
       </w:r>
@@ -1618,12 +1563,12 @@
     <w:p>
       <w:pPr>
         <w:rPr>
-          <w:lang w:val="en-US" w:bidi="ar"/>
-        </w:rPr>
-      </w:pPr>
-      <w:r>
-        <w:rPr>
-          <w:lang w:val="en-US" w:bidi="ar"/>
+          <w:lang w:val="en-US" w:bidi="ar-SA"/>
+        </w:rPr>
+      </w:pPr>
+      <w:r>
+        <w:rPr>
+          <w:lang w:val="en-US" w:bidi="ar-SA"/>
         </w:rPr>
         <w:t>Users</w:t>
       </w:r>
@@ -1631,41 +1576,39 @@
     <w:p>
       <w:pPr>
         <w:rPr>
-          <w:lang w:val="en-US" w:bidi="ar"/>
-        </w:rPr>
-      </w:pPr>
-      <w:proofErr w:type="spellStart"/>
-      <w:r>
-        <w:rPr>
-          <w:lang w:val="en-US" w:bidi="ar"/>
+          <w:lang w:val="en-US" w:bidi="ar-SA"/>
+        </w:rPr>
+      </w:pPr>
+      <w:r>
+        <w:rPr>
+          <w:lang w:val="en-US" w:bidi="ar-SA"/>
         </w:rPr>
         <w:t>UserId</w:t>
       </w:r>
-      <w:proofErr w:type="spellEnd"/>
-      <w:r>
-        <w:rPr>
-          <w:lang w:val="en-US" w:bidi="ar"/>
+      <w:r>
+        <w:rPr>
+          <w:lang w:val="en-US" w:bidi="ar-SA"/>
         </w:rPr>
         <w:tab/>
         <w:t>Name</w:t>
       </w:r>
       <w:r>
         <w:rPr>
-          <w:lang w:val="en-US" w:bidi="ar"/>
+          <w:lang w:val="en-US" w:bidi="ar-SA"/>
         </w:rPr>
         <w:tab/>
         <w:t>Email</w:t>
       </w:r>
       <w:r>
         <w:rPr>
-          <w:lang w:val="en-US" w:bidi="ar"/>
+          <w:lang w:val="en-US" w:bidi="ar-SA"/>
         </w:rPr>
         <w:tab/>
         <w:t>Phone</w:t>
       </w:r>
       <w:r>
         <w:rPr>
-          <w:lang w:val="en-US" w:bidi="ar"/>
+          <w:lang w:val="en-US" w:bidi="ar-SA"/>
         </w:rPr>
         <w:tab/>
         <w:t>Role</w:t>
@@ -1674,39 +1617,39 @@
     <w:p>
       <w:pPr>
         <w:rPr>
-          <w:lang w:val="en-US" w:bidi="ar"/>
-        </w:rPr>
-      </w:pPr>
-      <w:r>
-        <w:rPr>
-          <w:lang w:val="en-US" w:bidi="ar"/>
+          <w:lang w:val="en-US" w:bidi="ar-SA"/>
+        </w:rPr>
+      </w:pPr>
+      <w:r>
+        <w:rPr>
+          <w:lang w:val="en-US" w:bidi="ar-SA"/>
         </w:rPr>
         <w:t>1</w:t>
       </w:r>
       <w:r>
         <w:rPr>
-          <w:lang w:val="en-US" w:bidi="ar"/>
+          <w:lang w:val="en-US" w:bidi="ar-SA"/>
         </w:rPr>
         <w:tab/>
         <w:t>Ahmed Ali</w:t>
       </w:r>
       <w:r>
         <w:rPr>
-          <w:lang w:val="en-US" w:bidi="ar"/>
+          <w:lang w:val="en-US" w:bidi="ar-SA"/>
         </w:rPr>
         <w:tab/>
         <w:t>ahmed@mail.com</w:t>
       </w:r>
       <w:r>
         <w:rPr>
-          <w:lang w:val="en-US" w:bidi="ar"/>
+          <w:lang w:val="en-US" w:bidi="ar-SA"/>
         </w:rPr>
         <w:tab/>
         <w:t>01012345678</w:t>
       </w:r>
       <w:r>
         <w:rPr>
-          <w:lang w:val="en-US" w:bidi="ar"/>
+          <w:lang w:val="en-US" w:bidi="ar-SA"/>
         </w:rPr>
         <w:tab/>
         <w:t>Customer</w:t>
@@ -1715,39 +1658,39 @@
     <w:p>
       <w:pPr>
         <w:rPr>
-          <w:lang w:val="en-US" w:bidi="ar"/>
-        </w:rPr>
-      </w:pPr>
-      <w:r>
-        <w:rPr>
-          <w:lang w:val="en-US" w:bidi="ar"/>
+          <w:lang w:val="en-US" w:bidi="ar-SA"/>
+        </w:rPr>
+      </w:pPr>
+      <w:r>
+        <w:rPr>
+          <w:lang w:val="en-US" w:bidi="ar-SA"/>
         </w:rPr>
         <w:t>2</w:t>
       </w:r>
       <w:r>
         <w:rPr>
-          <w:lang w:val="en-US" w:bidi="ar"/>
+          <w:lang w:val="en-US" w:bidi="ar-SA"/>
         </w:rPr>
         <w:tab/>
         <w:t>Sara Mohamed</w:t>
       </w:r>
       <w:r>
         <w:rPr>
-          <w:lang w:val="en-US" w:bidi="ar"/>
+          <w:lang w:val="en-US" w:bidi="ar-SA"/>
         </w:rPr>
         <w:tab/>
         <w:t>sara@mail.com</w:t>
       </w:r>
       <w:r>
         <w:rPr>
-          <w:lang w:val="en-US" w:bidi="ar"/>
+          <w:lang w:val="en-US" w:bidi="ar-SA"/>
         </w:rPr>
         <w:tab/>
         <w:t>01198765432</w:t>
       </w:r>
       <w:r>
         <w:rPr>
-          <w:lang w:val="en-US" w:bidi="ar"/>
+          <w:lang w:val="en-US" w:bidi="ar-SA"/>
         </w:rPr>
         <w:tab/>
         <w:t>Customer</w:t>
@@ -1756,39 +1699,39 @@
     <w:p>
       <w:pPr>
         <w:rPr>
-          <w:lang w:val="en-US" w:bidi="ar"/>
-        </w:rPr>
-      </w:pPr>
-      <w:r>
-        <w:rPr>
-          <w:lang w:val="en-US" w:bidi="ar"/>
+          <w:lang w:val="en-US" w:bidi="ar-SA"/>
+        </w:rPr>
+      </w:pPr>
+      <w:r>
+        <w:rPr>
+          <w:lang w:val="en-US" w:bidi="ar-SA"/>
         </w:rPr>
         <w:t>3</w:t>
       </w:r>
       <w:r>
         <w:rPr>
-          <w:lang w:val="en-US" w:bidi="ar"/>
+          <w:lang w:val="en-US" w:bidi="ar-SA"/>
         </w:rPr>
         <w:tab/>
         <w:t>Admin User</w:t>
       </w:r>
       <w:r>
         <w:rPr>
-          <w:lang w:val="en-US" w:bidi="ar"/>
+          <w:lang w:val="en-US" w:bidi="ar-SA"/>
         </w:rPr>
         <w:tab/>
         <w:t>admin@mail.com</w:t>
       </w:r>
       <w:r>
         <w:rPr>
-          <w:lang w:val="en-US" w:bidi="ar"/>
+          <w:lang w:val="en-US" w:bidi="ar-SA"/>
         </w:rPr>
         <w:tab/>
         <w:t>01099998888</w:t>
       </w:r>
       <w:r>
         <w:rPr>
-          <w:lang w:val="en-US" w:bidi="ar"/>
+          <w:lang w:val="en-US" w:bidi="ar-SA"/>
         </w:rPr>
         <w:tab/>
         <w:t>Admin</w:t>
@@ -1797,12 +1740,12 @@
     <w:p>
       <w:pPr>
         <w:rPr>
-          <w:lang w:val="en-US" w:bidi="ar"/>
-        </w:rPr>
-      </w:pPr>
-      <w:r>
-        <w:rPr>
-          <w:lang w:val="en-US" w:bidi="ar"/>
+          <w:lang w:val="en-US" w:bidi="ar-SA"/>
+        </w:rPr>
+      </w:pPr>
+      <w:r>
+        <w:rPr>
+          <w:lang w:val="en-US" w:bidi="ar-SA"/>
         </w:rPr>
         <w:t>________________________________________</w:t>
       </w:r>
@@ -1810,12 +1753,12 @@
     <w:p>
       <w:pPr>
         <w:rPr>
-          <w:lang w:val="en-US" w:bidi="ar"/>
-        </w:rPr>
-      </w:pPr>
-      <w:r>
-        <w:rPr>
-          <w:lang w:val="en-US" w:bidi="ar"/>
+          <w:lang w:val="en-US" w:bidi="ar-SA"/>
+        </w:rPr>
+      </w:pPr>
+      <w:r>
+        <w:rPr>
+          <w:lang w:val="en-US" w:bidi="ar-SA"/>
         </w:rPr>
         <w:t>Staff</w:t>
       </w:r>
@@ -1823,118 +1766,110 @@
     <w:p>
       <w:pPr>
         <w:rPr>
-          <w:lang w:val="en-US" w:bidi="ar"/>
-        </w:rPr>
-      </w:pPr>
-      <w:proofErr w:type="spellStart"/>
-      <w:r>
-        <w:rPr>
-          <w:lang w:val="en-US" w:bidi="ar"/>
+          <w:lang w:val="en-US" w:bidi="ar-SA"/>
+        </w:rPr>
+      </w:pPr>
+      <w:r>
+        <w:rPr>
+          <w:lang w:val="en-US" w:bidi="ar-SA"/>
         </w:rPr>
         <w:t>StaffId</w:t>
       </w:r>
-      <w:proofErr w:type="spellEnd"/>
-      <w:r>
-        <w:rPr>
-          <w:lang w:val="en-US" w:bidi="ar"/>
+      <w:r>
+        <w:rPr>
+          <w:lang w:val="en-US" w:bidi="ar-SA"/>
         </w:rPr>
         <w:tab/>
         <w:t>Name</w:t>
       </w:r>
       <w:r>
         <w:rPr>
-          <w:lang w:val="en-US" w:bidi="ar"/>
-        </w:rPr>
-        <w:tab/>
-      </w:r>
-      <w:proofErr w:type="spellStart"/>
-      <w:r>
-        <w:rPr>
-          <w:lang w:val="en-US" w:bidi="ar"/>
+          <w:lang w:val="en-US" w:bidi="ar-SA"/>
+        </w:rPr>
+        <w:tab/>
+      </w:r>
+      <w:r>
+        <w:rPr>
+          <w:lang w:val="en-US" w:bidi="ar-SA"/>
         </w:rPr>
         <w:t>JobTitle</w:t>
       </w:r>
-      <w:proofErr w:type="spellEnd"/>
-      <w:r>
-        <w:rPr>
-          <w:lang w:val="en-US" w:bidi="ar"/>
+      <w:r>
+        <w:rPr>
+          <w:lang w:val="en-US" w:bidi="ar-SA"/>
         </w:rPr>
         <w:tab/>
         <w:t>Phone</w:t>
       </w:r>
       <w:r>
         <w:rPr>
-          <w:lang w:val="en-US" w:bidi="ar"/>
+          <w:lang w:val="en-US" w:bidi="ar-SA"/>
         </w:rPr>
         <w:tab/>
         <w:t>Status</w:t>
       </w:r>
       <w:r>
         <w:rPr>
-          <w:lang w:val="en-US" w:bidi="ar"/>
-        </w:rPr>
-        <w:tab/>
-      </w:r>
-      <w:proofErr w:type="spellStart"/>
-      <w:r>
-        <w:rPr>
-          <w:lang w:val="en-US" w:bidi="ar"/>
+          <w:lang w:val="en-US" w:bidi="ar-SA"/>
+        </w:rPr>
+        <w:tab/>
+      </w:r>
+      <w:r>
+        <w:rPr>
+          <w:lang w:val="en-US" w:bidi="ar-SA"/>
         </w:rPr>
         <w:t>CreatedByUserId</w:t>
       </w:r>
-      <w:proofErr w:type="spellEnd"/>
-    </w:p>
-    <w:p>
-      <w:pPr>
-        <w:rPr>
-          <w:lang w:val="en-US" w:bidi="ar"/>
-        </w:rPr>
-      </w:pPr>
-      <w:r>
-        <w:rPr>
-          <w:lang w:val="en-US" w:bidi="ar"/>
+    </w:p>
+    <w:p>
+      <w:pPr>
+        <w:rPr>
+          <w:lang w:val="en-US" w:bidi="ar-SA"/>
+        </w:rPr>
+      </w:pPr>
+      <w:r>
+        <w:rPr>
+          <w:lang w:val="en-US" w:bidi="ar-SA"/>
         </w:rPr>
         <w:t>1</w:t>
       </w:r>
       <w:r>
         <w:rPr>
-          <w:lang w:val="en-US" w:bidi="ar"/>
+          <w:lang w:val="en-US" w:bidi="ar-SA"/>
         </w:rPr>
         <w:tab/>
         <w:t xml:space="preserve">Mohamed </w:t>
       </w:r>
-      <w:proofErr w:type="spellStart"/>
-      <w:r>
-        <w:rPr>
-          <w:lang w:val="en-US" w:bidi="ar"/>
+      <w:r>
+        <w:rPr>
+          <w:lang w:val="en-US" w:bidi="ar-SA"/>
         </w:rPr>
         <w:t>Samy</w:t>
       </w:r>
-      <w:proofErr w:type="spellEnd"/>
-      <w:r>
-        <w:rPr>
-          <w:lang w:val="en-US" w:bidi="ar"/>
+      <w:r>
+        <w:rPr>
+          <w:lang w:val="en-US" w:bidi="ar-SA"/>
         </w:rPr>
         <w:tab/>
         <w:t>Chef</w:t>
       </w:r>
       <w:r>
         <w:rPr>
-          <w:lang w:val="en-US" w:bidi="ar"/>
+          <w:lang w:val="en-US" w:bidi="ar-SA"/>
         </w:rPr>
         <w:tab/>
         <w:t>01011112222</w:t>
       </w:r>
       <w:r>
         <w:rPr>
-          <w:lang w:val="en-US" w:bidi="ar"/>
+          <w:lang w:val="en-US" w:bidi="ar-SA"/>
         </w:rPr>
         <w:tab/>
         <w:t>Available</w:t>
       </w:r>
       <w:r>
         <w:rPr>
-          <w:lang w:val="en-US" w:bidi="ar"/>
+          <w:lang w:val="en-US" w:bidi="ar-SA"/>
         </w:rPr>
         <w:tab/>
         <w:t>3</w:t>
@@ -1943,46 +1878,46 @@
     <w:p>
       <w:pPr>
         <w:rPr>
-          <w:lang w:val="en-US" w:bidi="ar"/>
-        </w:rPr>
-      </w:pPr>
-      <w:r>
-        <w:rPr>
-          <w:lang w:val="en-US" w:bidi="ar"/>
+          <w:lang w:val="en-US" w:bidi="ar-SA"/>
+        </w:rPr>
+      </w:pPr>
+      <w:r>
+        <w:rPr>
+          <w:lang w:val="en-US" w:bidi="ar-SA"/>
         </w:rPr>
         <w:t>2</w:t>
       </w:r>
       <w:r>
         <w:rPr>
-          <w:lang w:val="en-US" w:bidi="ar"/>
+          <w:lang w:val="en-US" w:bidi="ar-SA"/>
         </w:rPr>
         <w:tab/>
         <w:t>Ali Hassan</w:t>
       </w:r>
       <w:r>
         <w:rPr>
-          <w:lang w:val="en-US" w:bidi="ar"/>
+          <w:lang w:val="en-US" w:bidi="ar-SA"/>
         </w:rPr>
         <w:tab/>
         <w:t>Cashier</w:t>
       </w:r>
       <w:r>
         <w:rPr>
-          <w:lang w:val="en-US" w:bidi="ar"/>
+          <w:lang w:val="en-US" w:bidi="ar-SA"/>
         </w:rPr>
         <w:tab/>
         <w:t>01133334444</w:t>
       </w:r>
       <w:r>
         <w:rPr>
-          <w:lang w:val="en-US" w:bidi="ar"/>
+          <w:lang w:val="en-US" w:bidi="ar-SA"/>
         </w:rPr>
         <w:tab/>
         <w:t>Busy</w:t>
       </w:r>
       <w:r>
         <w:rPr>
-          <w:lang w:val="en-US" w:bidi="ar"/>
+          <w:lang w:val="en-US" w:bidi="ar-SA"/>
         </w:rPr>
         <w:tab/>
         <w:t>3</w:t>
@@ -1991,12 +1926,12 @@
     <w:p>
       <w:pPr>
         <w:rPr>
-          <w:lang w:val="en-US" w:bidi="ar"/>
-        </w:rPr>
-      </w:pPr>
-      <w:r>
-        <w:rPr>
-          <w:lang w:val="en-US" w:bidi="ar"/>
+          <w:lang w:val="en-US" w:bidi="ar-SA"/>
+        </w:rPr>
+      </w:pPr>
+      <w:r>
+        <w:rPr>
+          <w:lang w:val="en-US" w:bidi="ar-SA"/>
         </w:rPr>
         <w:t>________________________________________</w:t>
       </w:r>
@@ -2004,12 +1939,12 @@
     <w:p>
       <w:pPr>
         <w:rPr>
-          <w:lang w:val="en-US" w:bidi="ar"/>
-        </w:rPr>
-      </w:pPr>
-      <w:r>
-        <w:rPr>
-          <w:lang w:val="en-US" w:bidi="ar"/>
+          <w:lang w:val="en-US" w:bidi="ar-SA"/>
+        </w:rPr>
+      </w:pPr>
+      <w:r>
+        <w:rPr>
+          <w:lang w:val="en-US" w:bidi="ar-SA"/>
         </w:rPr>
         <w:t>Food Items</w:t>
       </w:r>
@@ -2017,89 +1952,85 @@
     <w:p>
       <w:pPr>
         <w:rPr>
-          <w:lang w:val="en-US" w:bidi="ar"/>
-        </w:rPr>
-      </w:pPr>
-      <w:proofErr w:type="spellStart"/>
-      <w:r>
-        <w:rPr>
-          <w:lang w:val="en-US" w:bidi="ar"/>
+          <w:lang w:val="en-US" w:bidi="ar-SA"/>
+        </w:rPr>
+      </w:pPr>
+      <w:r>
+        <w:rPr>
+          <w:lang w:val="en-US" w:bidi="ar-SA"/>
         </w:rPr>
         <w:t>FoodItemId</w:t>
       </w:r>
-      <w:proofErr w:type="spellEnd"/>
-      <w:r>
-        <w:rPr>
-          <w:lang w:val="en-US" w:bidi="ar"/>
+      <w:r>
+        <w:rPr>
+          <w:lang w:val="en-US" w:bidi="ar-SA"/>
         </w:rPr>
         <w:tab/>
         <w:t>Name</w:t>
       </w:r>
       <w:r>
         <w:rPr>
-          <w:lang w:val="en-US" w:bidi="ar"/>
+          <w:lang w:val="en-US" w:bidi="ar-SA"/>
         </w:rPr>
         <w:tab/>
         <w:t>Price</w:t>
       </w:r>
       <w:r>
         <w:rPr>
-          <w:lang w:val="en-US" w:bidi="ar"/>
+          <w:lang w:val="en-US" w:bidi="ar-SA"/>
         </w:rPr>
         <w:tab/>
         <w:t>Category</w:t>
       </w:r>
       <w:r>
         <w:rPr>
-          <w:lang w:val="en-US" w:bidi="ar"/>
-        </w:rPr>
-        <w:tab/>
-      </w:r>
-      <w:proofErr w:type="spellStart"/>
-      <w:r>
-        <w:rPr>
-          <w:lang w:val="en-US" w:bidi="ar"/>
+          <w:lang w:val="en-US" w:bidi="ar-SA"/>
+        </w:rPr>
+        <w:tab/>
+      </w:r>
+      <w:r>
+        <w:rPr>
+          <w:lang w:val="en-US" w:bidi="ar-SA"/>
         </w:rPr>
         <w:t>CreatedByUserId</w:t>
       </w:r>
-      <w:proofErr w:type="spellEnd"/>
-    </w:p>
-    <w:p>
-      <w:pPr>
-        <w:rPr>
-          <w:lang w:val="en-US" w:bidi="ar"/>
-        </w:rPr>
-      </w:pPr>
-      <w:r>
-        <w:rPr>
-          <w:lang w:val="en-US" w:bidi="ar"/>
+    </w:p>
+    <w:p>
+      <w:pPr>
+        <w:rPr>
+          <w:lang w:val="en-US" w:bidi="ar-SA"/>
+        </w:rPr>
+      </w:pPr>
+      <w:r>
+        <w:rPr>
+          <w:lang w:val="en-US" w:bidi="ar-SA"/>
         </w:rPr>
         <w:t>1</w:t>
       </w:r>
       <w:r>
         <w:rPr>
-          <w:lang w:val="en-US" w:bidi="ar"/>
+          <w:lang w:val="en-US" w:bidi="ar-SA"/>
         </w:rPr>
         <w:tab/>
         <w:t>Burger</w:t>
       </w:r>
       <w:r>
         <w:rPr>
-          <w:lang w:val="en-US" w:bidi="ar"/>
+          <w:lang w:val="en-US" w:bidi="ar-SA"/>
         </w:rPr>
         <w:tab/>
         <w:t>50</w:t>
       </w:r>
       <w:r>
         <w:rPr>
-          <w:lang w:val="en-US" w:bidi="ar"/>
+          <w:lang w:val="en-US" w:bidi="ar-SA"/>
         </w:rPr>
         <w:tab/>
         <w:t>Meal</w:t>
       </w:r>
       <w:r>
         <w:rPr>
-          <w:lang w:val="en-US" w:bidi="ar"/>
+          <w:lang w:val="en-US" w:bidi="ar-SA"/>
         </w:rPr>
         <w:tab/>
         <w:t>3</w:t>
@@ -2108,39 +2039,39 @@
     <w:p>
       <w:pPr>
         <w:rPr>
-          <w:lang w:val="en-US" w:bidi="ar"/>
-        </w:rPr>
-      </w:pPr>
-      <w:r>
-        <w:rPr>
-          <w:lang w:val="en-US" w:bidi="ar"/>
+          <w:lang w:val="en-US" w:bidi="ar-SA"/>
+        </w:rPr>
+      </w:pPr>
+      <w:r>
+        <w:rPr>
+          <w:lang w:val="en-US" w:bidi="ar-SA"/>
         </w:rPr>
         <w:t>2</w:t>
       </w:r>
       <w:r>
         <w:rPr>
-          <w:lang w:val="en-US" w:bidi="ar"/>
+          <w:lang w:val="en-US" w:bidi="ar-SA"/>
         </w:rPr>
         <w:tab/>
         <w:t>Juice</w:t>
       </w:r>
       <w:r>
         <w:rPr>
-          <w:lang w:val="en-US" w:bidi="ar"/>
+          <w:lang w:val="en-US" w:bidi="ar-SA"/>
         </w:rPr>
         <w:tab/>
         <w:t>20</w:t>
       </w:r>
       <w:r>
         <w:rPr>
-          <w:lang w:val="en-US" w:bidi="ar"/>
+          <w:lang w:val="en-US" w:bidi="ar-SA"/>
         </w:rPr>
         <w:tab/>
         <w:t>Drink</w:t>
       </w:r>
       <w:r>
         <w:rPr>
-          <w:lang w:val="en-US" w:bidi="ar"/>
+          <w:lang w:val="en-US" w:bidi="ar-SA"/>
         </w:rPr>
         <w:tab/>
         <w:t>3</w:t>
@@ -2149,12 +2080,12 @@
     <w:p>
       <w:pPr>
         <w:rPr>
-          <w:lang w:val="en-US" w:bidi="ar"/>
-        </w:rPr>
-      </w:pPr>
-      <w:r>
-        <w:rPr>
-          <w:lang w:val="en-US" w:bidi="ar"/>
+          <w:lang w:val="en-US" w:bidi="ar-SA"/>
+        </w:rPr>
+      </w:pPr>
+      <w:r>
+        <w:rPr>
+          <w:lang w:val="en-US" w:bidi="ar-SA"/>
         </w:rPr>
         <w:t>________________________________________</w:t>
       </w:r>
@@ -2162,12 +2093,12 @@
     <w:p>
       <w:pPr>
         <w:rPr>
-          <w:lang w:val="en-US" w:bidi="ar"/>
-        </w:rPr>
-      </w:pPr>
-      <w:r>
-        <w:rPr>
-          <w:lang w:val="en-US" w:bidi="ar"/>
+          <w:lang w:val="en-US" w:bidi="ar-SA"/>
+        </w:rPr>
+      </w:pPr>
+      <w:r>
+        <w:rPr>
+          <w:lang w:val="en-US" w:bidi="ar-SA"/>
         </w:rPr>
         <w:t>Orders</w:t>
       </w:r>
@@ -2175,83 +2106,73 @@
     <w:p>
       <w:pPr>
         <w:rPr>
-          <w:lang w:val="en-US" w:bidi="ar"/>
-        </w:rPr>
-      </w:pPr>
-      <w:proofErr w:type="spellStart"/>
-      <w:r>
-        <w:rPr>
-          <w:lang w:val="en-US" w:bidi="ar"/>
+          <w:lang w:val="en-US" w:bidi="ar-SA"/>
+        </w:rPr>
+      </w:pPr>
+      <w:r>
+        <w:rPr>
+          <w:lang w:val="en-US" w:bidi="ar-SA"/>
         </w:rPr>
         <w:t>OrderId</w:t>
       </w:r>
-      <w:proofErr w:type="spellEnd"/>
-      <w:r>
-        <w:rPr>
-          <w:lang w:val="en-US" w:bidi="ar"/>
+      <w:r>
+        <w:rPr>
+          <w:lang w:val="en-US" w:bidi="ar-SA"/>
         </w:rPr>
         <w:tab/>
         <w:t>Date</w:t>
       </w:r>
       <w:r>
         <w:rPr>
-          <w:lang w:val="en-US" w:bidi="ar"/>
-        </w:rPr>
-        <w:tab/>
-      </w:r>
-      <w:proofErr w:type="spellStart"/>
-      <w:r>
-        <w:rPr>
-          <w:lang w:val="en-US" w:bidi="ar"/>
+          <w:lang w:val="en-US" w:bidi="ar-SA"/>
+        </w:rPr>
+        <w:tab/>
+      </w:r>
+      <w:r>
+        <w:rPr>
+          <w:lang w:val="en-US" w:bidi="ar-SA"/>
         </w:rPr>
         <w:t>TotalPrice</w:t>
       </w:r>
-      <w:proofErr w:type="spellEnd"/>
-      <w:r>
-        <w:rPr>
-          <w:lang w:val="en-US" w:bidi="ar"/>
-        </w:rPr>
-        <w:tab/>
-      </w:r>
-      <w:proofErr w:type="spellStart"/>
-      <w:r>
-        <w:rPr>
-          <w:lang w:val="en-US" w:bidi="ar"/>
+      <w:r>
+        <w:rPr>
+          <w:lang w:val="en-US" w:bidi="ar-SA"/>
+        </w:rPr>
+        <w:tab/>
+      </w:r>
+      <w:r>
+        <w:rPr>
+          <w:lang w:val="en-US" w:bidi="ar-SA"/>
         </w:rPr>
         <w:t>StaffId</w:t>
       </w:r>
-      <w:proofErr w:type="spellEnd"/>
-      <w:r>
-        <w:rPr>
-          <w:lang w:val="en-US" w:bidi="ar"/>
-        </w:rPr>
-        <w:tab/>
-      </w:r>
-      <w:proofErr w:type="spellStart"/>
-      <w:r>
-        <w:rPr>
-          <w:lang w:val="en-US" w:bidi="ar"/>
+      <w:r>
+        <w:rPr>
+          <w:lang w:val="en-US" w:bidi="ar-SA"/>
+        </w:rPr>
+        <w:tab/>
+      </w:r>
+      <w:r>
+        <w:rPr>
+          <w:lang w:val="en-US" w:bidi="ar-SA"/>
         </w:rPr>
         <w:t>FoodItemId</w:t>
       </w:r>
-      <w:proofErr w:type="spellEnd"/>
-      <w:r>
-        <w:rPr>
-          <w:lang w:val="en-US" w:bidi="ar"/>
-        </w:rPr>
-        <w:tab/>
-      </w:r>
-      <w:proofErr w:type="spellStart"/>
-      <w:r>
-        <w:rPr>
-          <w:lang w:val="en-US" w:bidi="ar"/>
+      <w:r>
+        <w:rPr>
+          <w:lang w:val="en-US" w:bidi="ar-SA"/>
+        </w:rPr>
+        <w:tab/>
+      </w:r>
+      <w:r>
+        <w:rPr>
+          <w:lang w:val="en-US" w:bidi="ar-SA"/>
         </w:rPr>
         <w:t>UserId</w:t>
       </w:r>
-      <w:proofErr w:type="spellEnd"/>
-      <w:r>
-        <w:rPr>
-          <w:lang w:val="en-US" w:bidi="ar"/>
+      <w:r>
+        <w:rPr>
+          <w:lang w:val="en-US" w:bidi="ar-SA"/>
         </w:rPr>
         <w:tab/>
         <w:t>Status</w:t>
@@ -2260,54 +2181,53 @@
     <w:p>
       <w:pPr>
         <w:rPr>
-          <w:lang w:val="en-US" w:bidi="ar"/>
-        </w:rPr>
-      </w:pPr>
-      <w:r>
-        <w:rPr>
-          <w:lang w:val="en-US" w:bidi="ar"/>
-        </w:rPr>
-        <w:lastRenderedPageBreak/>
+          <w:lang w:val="en-US" w:bidi="ar-SA"/>
+        </w:rPr>
+      </w:pPr>
+      <w:r>
+        <w:rPr>
+          <w:lang w:val="en-US" w:bidi="ar-SA"/>
+        </w:rPr>
         <w:t>1</w:t>
       </w:r>
       <w:r>
         <w:rPr>
-          <w:lang w:val="en-US" w:bidi="ar"/>
+          <w:lang w:val="en-US" w:bidi="ar-SA"/>
         </w:rPr>
         <w:tab/>
         <w:t>2025-03-01</w:t>
       </w:r>
       <w:r>
         <w:rPr>
-          <w:lang w:val="en-US" w:bidi="ar"/>
+          <w:lang w:val="en-US" w:bidi="ar-SA"/>
         </w:rPr>
         <w:tab/>
         <w:t>50</w:t>
       </w:r>
       <w:r>
         <w:rPr>
-          <w:lang w:val="en-US" w:bidi="ar"/>
+          <w:lang w:val="en-US" w:bidi="ar-SA"/>
         </w:rPr>
         <w:tab/>
         <w:t>1</w:t>
       </w:r>
       <w:r>
         <w:rPr>
-          <w:lang w:val="en-US" w:bidi="ar"/>
+          <w:lang w:val="en-US" w:bidi="ar-SA"/>
         </w:rPr>
         <w:tab/>
         <w:t>1</w:t>
       </w:r>
       <w:r>
         <w:rPr>
-          <w:lang w:val="en-US" w:bidi="ar"/>
+          <w:lang w:val="en-US" w:bidi="ar-SA"/>
         </w:rPr>
         <w:tab/>
         <w:t>1</w:t>
       </w:r>
       <w:r>
         <w:rPr>
-          <w:lang w:val="en-US" w:bidi="ar"/>
+          <w:lang w:val="en-US" w:bidi="ar-SA"/>
         </w:rPr>
         <w:tab/>
         <w:t>Completed</w:t>
@@ -2316,53 +2236,53 @@
     <w:p>
       <w:pPr>
         <w:rPr>
-          <w:lang w:val="en-US" w:bidi="ar"/>
-        </w:rPr>
-      </w:pPr>
-      <w:r>
-        <w:rPr>
-          <w:lang w:val="en-US" w:bidi="ar"/>
+          <w:lang w:val="en-US" w:bidi="ar-SA"/>
+        </w:rPr>
+      </w:pPr>
+      <w:r>
+        <w:rPr>
+          <w:lang w:val="en-US" w:bidi="ar-SA"/>
         </w:rPr>
         <w:t>2</w:t>
       </w:r>
       <w:r>
         <w:rPr>
-          <w:lang w:val="en-US" w:bidi="ar"/>
+          <w:lang w:val="en-US" w:bidi="ar-SA"/>
         </w:rPr>
         <w:tab/>
         <w:t>2025-03-05</w:t>
       </w:r>
       <w:r>
         <w:rPr>
-          <w:lang w:val="en-US" w:bidi="ar"/>
+          <w:lang w:val="en-US" w:bidi="ar-SA"/>
         </w:rPr>
         <w:tab/>
         <w:t>20</w:t>
       </w:r>
       <w:r>
         <w:rPr>
-          <w:lang w:val="en-US" w:bidi="ar"/>
+          <w:lang w:val="en-US" w:bidi="ar-SA"/>
         </w:rPr>
         <w:tab/>
         <w:t>2</w:t>
       </w:r>
       <w:r>
         <w:rPr>
-          <w:lang w:val="en-US" w:bidi="ar"/>
+          <w:lang w:val="en-US" w:bidi="ar-SA"/>
         </w:rPr>
         <w:tab/>
         <w:t>2</w:t>
       </w:r>
       <w:r>
         <w:rPr>
-          <w:lang w:val="en-US" w:bidi="ar"/>
+          <w:lang w:val="en-US" w:bidi="ar-SA"/>
         </w:rPr>
         <w:tab/>
         <w:t>2</w:t>
       </w:r>
       <w:r>
         <w:rPr>
-          <w:lang w:val="en-US" w:bidi="ar"/>
+          <w:lang w:val="en-US" w:bidi="ar-SA"/>
         </w:rPr>
         <w:tab/>
         <w:t>Preparing</w:t>
@@ -2371,12 +2291,12 @@
     <w:p>
       <w:pPr>
         <w:rPr>
-          <w:lang w:val="en-US" w:bidi="ar"/>
-        </w:rPr>
-      </w:pPr>
-      <w:r>
-        <w:rPr>
-          <w:lang w:val="en-US" w:bidi="ar"/>
+          <w:lang w:val="en-US" w:bidi="ar-SA"/>
+        </w:rPr>
+      </w:pPr>
+      <w:r>
+        <w:rPr>
+          <w:lang w:val="en-US" w:bidi="ar-SA"/>
         </w:rPr>
         <w:t>________________________________________</w:t>
       </w:r>
@@ -2384,26 +2304,24 @@
     <w:p>
       <w:pPr>
         <w:rPr>
-          <w:lang w:val="en-US" w:bidi="ar"/>
-        </w:rPr>
-      </w:pPr>
-      <w:r>
-        <w:rPr>
-          <w:lang w:val="en-US" w:bidi="ar"/>
+          <w:lang w:val="en-US" w:bidi="ar-SA"/>
+        </w:rPr>
+      </w:pPr>
+      <w:r>
+        <w:rPr>
+          <w:lang w:val="en-US" w:bidi="ar-SA"/>
         </w:rPr>
         <w:t xml:space="preserve"> Application Navigation (</w:t>
       </w:r>
-      <w:proofErr w:type="spellStart"/>
-      <w:r>
-        <w:rPr>
-          <w:lang w:val="en-US" w:bidi="ar"/>
+      <w:r>
+        <w:rPr>
+          <w:lang w:val="en-US" w:bidi="ar-SA"/>
         </w:rPr>
         <w:t>Navbar</w:t>
       </w:r>
-      <w:proofErr w:type="spellEnd"/>
-      <w:r>
-        <w:rPr>
-          <w:lang w:val="en-US" w:bidi="ar"/>
+      <w:r>
+        <w:rPr>
+          <w:lang w:val="en-US" w:bidi="ar-SA"/>
         </w:rPr>
         <w:t>)</w:t>
       </w:r>
@@ -2411,18 +2329,18 @@
     <w:p>
       <w:pPr>
         <w:rPr>
-          <w:lang w:val="en-US" w:bidi="ar"/>
-        </w:rPr>
-      </w:pPr>
-      <w:r>
-        <w:rPr>
-          <w:lang w:val="en-US" w:bidi="ar"/>
-        </w:rPr>
-        <w:t>●</w:t>
-      </w:r>
-      <w:r>
-        <w:rPr>
-          <w:lang w:val="en-US" w:bidi="ar"/>
+          <w:lang w:val="en-US" w:bidi="ar-SA"/>
+        </w:rPr>
+      </w:pPr>
+      <w:r>
+        <w:rPr>
+          <w:lang w:val="en-US" w:bidi="ar-SA"/>
+        </w:rPr>
+        <w:t>●</w:t>
+      </w:r>
+      <w:r>
+        <w:rPr>
+          <w:lang w:val="en-US" w:bidi="ar-SA"/>
         </w:rPr>
         <w:tab/>
         <w:t>Home</w:t>
@@ -2431,18 +2349,18 @@
     <w:p>
       <w:pPr>
         <w:rPr>
-          <w:lang w:val="en-US" w:bidi="ar"/>
-        </w:rPr>
-      </w:pPr>
-      <w:r>
-        <w:rPr>
-          <w:lang w:val="en-US" w:bidi="ar"/>
-        </w:rPr>
-        <w:t>●</w:t>
-      </w:r>
-      <w:r>
-        <w:rPr>
-          <w:lang w:val="en-US" w:bidi="ar"/>
+          <w:lang w:val="en-US" w:bidi="ar-SA"/>
+        </w:rPr>
+      </w:pPr>
+      <w:r>
+        <w:rPr>
+          <w:lang w:val="en-US" w:bidi="ar-SA"/>
+        </w:rPr>
+        <w:t>●</w:t>
+      </w:r>
+      <w:r>
+        <w:rPr>
+          <w:lang w:val="en-US" w:bidi="ar-SA"/>
         </w:rPr>
         <w:tab/>
         <w:t>Users</w:t>
@@ -2451,18 +2369,18 @@
     <w:p>
       <w:pPr>
         <w:rPr>
-          <w:lang w:val="en-US" w:bidi="ar"/>
-        </w:rPr>
-      </w:pPr>
-      <w:r>
-        <w:rPr>
-          <w:lang w:val="en-US" w:bidi="ar"/>
-        </w:rPr>
-        <w:t>●</w:t>
-      </w:r>
-      <w:r>
-        <w:rPr>
-          <w:lang w:val="en-US" w:bidi="ar"/>
+          <w:lang w:val="en-US" w:bidi="ar-SA"/>
+        </w:rPr>
+      </w:pPr>
+      <w:r>
+        <w:rPr>
+          <w:lang w:val="en-US" w:bidi="ar-SA"/>
+        </w:rPr>
+        <w:t>●</w:t>
+      </w:r>
+      <w:r>
+        <w:rPr>
+          <w:lang w:val="en-US" w:bidi="ar-SA"/>
         </w:rPr>
         <w:tab/>
         <w:t>Staff</w:t>
@@ -2471,18 +2389,18 @@
     <w:p>
       <w:pPr>
         <w:rPr>
-          <w:lang w:val="en-US" w:bidi="ar"/>
-        </w:rPr>
-      </w:pPr>
-      <w:r>
-        <w:rPr>
-          <w:lang w:val="en-US" w:bidi="ar"/>
-        </w:rPr>
-        <w:t>●</w:t>
-      </w:r>
-      <w:r>
-        <w:rPr>
-          <w:lang w:val="en-US" w:bidi="ar"/>
+          <w:lang w:val="en-US" w:bidi="ar-SA"/>
+        </w:rPr>
+      </w:pPr>
+      <w:r>
+        <w:rPr>
+          <w:lang w:val="en-US" w:bidi="ar-SA"/>
+        </w:rPr>
+        <w:t>●</w:t>
+      </w:r>
+      <w:r>
+        <w:rPr>
+          <w:lang w:val="en-US" w:bidi="ar-SA"/>
         </w:rPr>
         <w:tab/>
         <w:t>Food Items</w:t>
@@ -2491,18 +2409,18 @@
     <w:p>
       <w:pPr>
         <w:rPr>
-          <w:lang w:val="en-US" w:bidi="ar"/>
-        </w:rPr>
-      </w:pPr>
-      <w:r>
-        <w:rPr>
-          <w:lang w:val="en-US" w:bidi="ar"/>
-        </w:rPr>
-        <w:t>●</w:t>
-      </w:r>
-      <w:r>
-        <w:rPr>
-          <w:lang w:val="en-US" w:bidi="ar"/>
+          <w:lang w:val="en-US" w:bidi="ar-SA"/>
+        </w:rPr>
+      </w:pPr>
+      <w:r>
+        <w:rPr>
+          <w:lang w:val="en-US" w:bidi="ar-SA"/>
+        </w:rPr>
+        <w:t>●</w:t>
+      </w:r>
+      <w:r>
+        <w:rPr>
+          <w:lang w:val="en-US" w:bidi="ar-SA"/>
         </w:rPr>
         <w:tab/>
         <w:t>Orders</w:t>
@@ -2511,12 +2429,12 @@
     <w:p>
       <w:pPr>
         <w:rPr>
-          <w:lang w:val="en-US" w:bidi="ar"/>
-        </w:rPr>
-      </w:pPr>
-      <w:r>
-        <w:rPr>
-          <w:lang w:val="en-US" w:bidi="ar"/>
+          <w:lang w:val="en-US" w:bidi="ar-SA"/>
+        </w:rPr>
+      </w:pPr>
+      <w:r>
+        <w:rPr>
+          <w:lang w:val="en-US" w:bidi="ar-SA"/>
         </w:rPr>
         <w:t>________________________________________</w:t>
       </w:r>
@@ -2524,33 +2442,33 @@
     <w:p>
       <w:pPr>
         <w:rPr>
-          <w:lang w:val="en-US" w:bidi="ar"/>
-        </w:rPr>
-      </w:pPr>
-    </w:p>
-    <w:p>
-      <w:pPr>
-        <w:rPr>
-          <w:lang w:val="en-US" w:bidi="ar"/>
-        </w:rPr>
-      </w:pPr>
-    </w:p>
-    <w:p>
-      <w:pPr>
-        <w:rPr>
-          <w:lang w:val="en-US" w:bidi="ar"/>
-        </w:rPr>
-      </w:pPr>
-    </w:p>
-    <w:p>
-      <w:pPr>
-        <w:rPr>
-          <w:lang w:val="en-US" w:bidi="ar"/>
-        </w:rPr>
-      </w:pPr>
-      <w:r>
-        <w:rPr>
-          <w:lang w:val="en-US" w:bidi="ar"/>
+          <w:lang w:val="en-US" w:bidi="ar-SA"/>
+        </w:rPr>
+      </w:pPr>
+    </w:p>
+    <w:p>
+      <w:pPr>
+        <w:rPr>
+          <w:lang w:val="en-US" w:bidi="ar-SA"/>
+        </w:rPr>
+      </w:pPr>
+    </w:p>
+    <w:p>
+      <w:pPr>
+        <w:rPr>
+          <w:lang w:val="en-US" w:bidi="ar-SA"/>
+        </w:rPr>
+      </w:pPr>
+    </w:p>
+    <w:p>
+      <w:pPr>
+        <w:rPr>
+          <w:lang w:val="en-US" w:bidi="ar-SA"/>
+        </w:rPr>
+      </w:pPr>
+      <w:r>
+        <w:rPr>
+          <w:lang w:val="en-US" w:bidi="ar-SA"/>
         </w:rPr>
         <w:t>Views</w:t>
       </w:r>
@@ -2558,12 +2476,12 @@
     <w:p>
       <w:pPr>
         <w:rPr>
-          <w:lang w:val="en-US" w:bidi="ar"/>
-        </w:rPr>
-      </w:pPr>
-      <w:r>
-        <w:rPr>
-          <w:lang w:val="en-US" w:bidi="ar"/>
+          <w:lang w:val="en-US" w:bidi="ar-SA"/>
+        </w:rPr>
+      </w:pPr>
+      <w:r>
+        <w:rPr>
+          <w:lang w:val="en-US" w:bidi="ar-SA"/>
         </w:rPr>
         <w:t>________________________________________</w:t>
       </w:r>
@@ -2571,12 +2489,12 @@
     <w:p>
       <w:pPr>
         <w:rPr>
-          <w:lang w:val="en-US" w:bidi="ar"/>
-        </w:rPr>
-      </w:pPr>
-      <w:r>
-        <w:rPr>
-          <w:lang w:val="en-US" w:bidi="ar"/>
+          <w:lang w:val="en-US" w:bidi="ar-SA"/>
+        </w:rPr>
+      </w:pPr>
+      <w:r>
+        <w:rPr>
+          <w:lang w:val="en-US" w:bidi="ar-SA"/>
         </w:rPr>
         <w:t xml:space="preserve"> Users Views</w:t>
       </w:r>
@@ -2584,12 +2502,12 @@
     <w:p>
       <w:pPr>
         <w:rPr>
-          <w:lang w:val="en-US" w:bidi="ar"/>
-        </w:rPr>
-      </w:pPr>
-      <w:r>
-        <w:rPr>
-          <w:lang w:val="en-US" w:bidi="ar"/>
+          <w:lang w:val="en-US" w:bidi="ar-SA"/>
+        </w:rPr>
+      </w:pPr>
+      <w:r>
+        <w:rPr>
+          <w:lang w:val="en-US" w:bidi="ar-SA"/>
         </w:rPr>
         <w:t>Users List</w:t>
       </w:r>
@@ -2597,18 +2515,18 @@
     <w:p>
       <w:pPr>
         <w:rPr>
-          <w:lang w:val="en-US" w:bidi="ar"/>
-        </w:rPr>
-      </w:pPr>
-      <w:r>
-        <w:rPr>
-          <w:lang w:val="en-US" w:bidi="ar"/>
-        </w:rPr>
-        <w:t>●</w:t>
-      </w:r>
-      <w:r>
-        <w:rPr>
-          <w:lang w:val="en-US" w:bidi="ar"/>
+          <w:lang w:val="en-US" w:bidi="ar-SA"/>
+        </w:rPr>
+      </w:pPr>
+      <w:r>
+        <w:rPr>
+          <w:lang w:val="en-US" w:bidi="ar-SA"/>
+        </w:rPr>
+        <w:t>●</w:t>
+      </w:r>
+      <w:r>
+        <w:rPr>
+          <w:lang w:val="en-US" w:bidi="ar-SA"/>
         </w:rPr>
         <w:tab/>
         <w:t>Name</w:t>
@@ -2617,18 +2535,18 @@
     <w:p>
       <w:pPr>
         <w:rPr>
-          <w:lang w:val="en-US" w:bidi="ar"/>
-        </w:rPr>
-      </w:pPr>
-      <w:r>
-        <w:rPr>
-          <w:lang w:val="en-US" w:bidi="ar"/>
-        </w:rPr>
-        <w:t>●</w:t>
-      </w:r>
-      <w:r>
-        <w:rPr>
-          <w:lang w:val="en-US" w:bidi="ar"/>
+          <w:lang w:val="en-US" w:bidi="ar-SA"/>
+        </w:rPr>
+      </w:pPr>
+      <w:r>
+        <w:rPr>
+          <w:lang w:val="en-US" w:bidi="ar-SA"/>
+        </w:rPr>
+        <w:t>●</w:t>
+      </w:r>
+      <w:r>
+        <w:rPr>
+          <w:lang w:val="en-US" w:bidi="ar-SA"/>
         </w:rPr>
         <w:tab/>
         <w:t>Email</w:t>
@@ -2637,18 +2555,18 @@
     <w:p>
       <w:pPr>
         <w:rPr>
-          <w:lang w:val="en-US" w:bidi="ar"/>
-        </w:rPr>
-      </w:pPr>
-      <w:r>
-        <w:rPr>
-          <w:lang w:val="en-US" w:bidi="ar"/>
-        </w:rPr>
-        <w:t>●</w:t>
-      </w:r>
-      <w:r>
-        <w:rPr>
-          <w:lang w:val="en-US" w:bidi="ar"/>
+          <w:lang w:val="en-US" w:bidi="ar-SA"/>
+        </w:rPr>
+      </w:pPr>
+      <w:r>
+        <w:rPr>
+          <w:lang w:val="en-US" w:bidi="ar-SA"/>
+        </w:rPr>
+        <w:t>●</w:t>
+      </w:r>
+      <w:r>
+        <w:rPr>
+          <w:lang w:val="en-US" w:bidi="ar-SA"/>
         </w:rPr>
         <w:tab/>
         <w:t>Phone</w:t>
@@ -2657,18 +2575,18 @@
     <w:p>
       <w:pPr>
         <w:rPr>
-          <w:lang w:val="en-US" w:bidi="ar"/>
-        </w:rPr>
-      </w:pPr>
-      <w:r>
-        <w:rPr>
-          <w:lang w:val="en-US" w:bidi="ar"/>
-        </w:rPr>
-        <w:t>●</w:t>
-      </w:r>
-      <w:r>
-        <w:rPr>
-          <w:lang w:val="en-US" w:bidi="ar"/>
+          <w:lang w:val="en-US" w:bidi="ar-SA"/>
+        </w:rPr>
+      </w:pPr>
+      <w:r>
+        <w:rPr>
+          <w:lang w:val="en-US" w:bidi="ar-SA"/>
+        </w:rPr>
+        <w:t>●</w:t>
+      </w:r>
+      <w:r>
+        <w:rPr>
+          <w:lang w:val="en-US" w:bidi="ar-SA"/>
         </w:rPr>
         <w:tab/>
         <w:t>Role</w:t>
@@ -2677,18 +2595,18 @@
     <w:p>
       <w:pPr>
         <w:rPr>
-          <w:lang w:val="en-US" w:bidi="ar"/>
-        </w:rPr>
-      </w:pPr>
-      <w:r>
-        <w:rPr>
-          <w:lang w:val="en-US" w:bidi="ar"/>
-        </w:rPr>
-        <w:t>●</w:t>
-      </w:r>
-      <w:r>
-        <w:rPr>
-          <w:lang w:val="en-US" w:bidi="ar"/>
+          <w:lang w:val="en-US" w:bidi="ar-SA"/>
+        </w:rPr>
+      </w:pPr>
+      <w:r>
+        <w:rPr>
+          <w:lang w:val="en-US" w:bidi="ar-SA"/>
+        </w:rPr>
+        <w:t>●</w:t>
+      </w:r>
+      <w:r>
+        <w:rPr>
+          <w:lang w:val="en-US" w:bidi="ar-SA"/>
         </w:rPr>
         <w:tab/>
         <w:t>Actions (Edit / Delete)</w:t>
@@ -2697,12 +2615,12 @@
     <w:p>
       <w:pPr>
         <w:rPr>
-          <w:lang w:val="en-US" w:bidi="ar"/>
-        </w:rPr>
-      </w:pPr>
-      <w:r>
-        <w:rPr>
-          <w:lang w:val="en-US" w:bidi="ar"/>
+          <w:lang w:val="en-US" w:bidi="ar-SA"/>
+        </w:rPr>
+      </w:pPr>
+      <w:r>
+        <w:rPr>
+          <w:lang w:val="en-US" w:bidi="ar-SA"/>
         </w:rPr>
         <w:t>Create User</w:t>
       </w:r>
@@ -2710,18 +2628,18 @@
     <w:p>
       <w:pPr>
         <w:rPr>
-          <w:lang w:val="en-US" w:bidi="ar"/>
-        </w:rPr>
-      </w:pPr>
-      <w:r>
-        <w:rPr>
-          <w:lang w:val="en-US" w:bidi="ar"/>
-        </w:rPr>
-        <w:t>●</w:t>
-      </w:r>
-      <w:r>
-        <w:rPr>
-          <w:lang w:val="en-US" w:bidi="ar"/>
+          <w:lang w:val="en-US" w:bidi="ar-SA"/>
+        </w:rPr>
+      </w:pPr>
+      <w:r>
+        <w:rPr>
+          <w:lang w:val="en-US" w:bidi="ar-SA"/>
+        </w:rPr>
+        <w:t>●</w:t>
+      </w:r>
+      <w:r>
+        <w:rPr>
+          <w:lang w:val="en-US" w:bidi="ar-SA"/>
         </w:rPr>
         <w:tab/>
         <w:t>Name</w:t>
@@ -2730,18 +2648,18 @@
     <w:p>
       <w:pPr>
         <w:rPr>
-          <w:lang w:val="en-US" w:bidi="ar"/>
-        </w:rPr>
-      </w:pPr>
-      <w:r>
-        <w:rPr>
-          <w:lang w:val="en-US" w:bidi="ar"/>
-        </w:rPr>
-        <w:t>●</w:t>
-      </w:r>
-      <w:r>
-        <w:rPr>
-          <w:lang w:val="en-US" w:bidi="ar"/>
+          <w:lang w:val="en-US" w:bidi="ar-SA"/>
+        </w:rPr>
+      </w:pPr>
+      <w:r>
+        <w:rPr>
+          <w:lang w:val="en-US" w:bidi="ar-SA"/>
+        </w:rPr>
+        <w:t>●</w:t>
+      </w:r>
+      <w:r>
+        <w:rPr>
+          <w:lang w:val="en-US" w:bidi="ar-SA"/>
         </w:rPr>
         <w:tab/>
         <w:t>Email</w:t>
@@ -2750,18 +2668,18 @@
     <w:p>
       <w:pPr>
         <w:rPr>
-          <w:lang w:val="en-US" w:bidi="ar"/>
-        </w:rPr>
-      </w:pPr>
-      <w:r>
-        <w:rPr>
-          <w:lang w:val="en-US" w:bidi="ar"/>
-        </w:rPr>
-        <w:t>●</w:t>
-      </w:r>
-      <w:r>
-        <w:rPr>
-          <w:lang w:val="en-US" w:bidi="ar"/>
+          <w:lang w:val="en-US" w:bidi="ar-SA"/>
+        </w:rPr>
+      </w:pPr>
+      <w:r>
+        <w:rPr>
+          <w:lang w:val="en-US" w:bidi="ar-SA"/>
+        </w:rPr>
+        <w:t>●</w:t>
+      </w:r>
+      <w:r>
+        <w:rPr>
+          <w:lang w:val="en-US" w:bidi="ar-SA"/>
         </w:rPr>
         <w:tab/>
         <w:t>Password</w:t>
@@ -2770,18 +2688,18 @@
     <w:p>
       <w:pPr>
         <w:rPr>
-          <w:lang w:val="en-US" w:bidi="ar"/>
-        </w:rPr>
-      </w:pPr>
-      <w:r>
-        <w:rPr>
-          <w:lang w:val="en-US" w:bidi="ar"/>
-        </w:rPr>
-        <w:t>●</w:t>
-      </w:r>
-      <w:r>
-        <w:rPr>
-          <w:lang w:val="en-US" w:bidi="ar"/>
+          <w:lang w:val="en-US" w:bidi="ar-SA"/>
+        </w:rPr>
+      </w:pPr>
+      <w:r>
+        <w:rPr>
+          <w:lang w:val="en-US" w:bidi="ar-SA"/>
+        </w:rPr>
+        <w:t>●</w:t>
+      </w:r>
+      <w:r>
+        <w:rPr>
+          <w:lang w:val="en-US" w:bidi="ar-SA"/>
         </w:rPr>
         <w:tab/>
         <w:t>Phone</w:t>
@@ -2790,18 +2708,18 @@
     <w:p>
       <w:pPr>
         <w:rPr>
-          <w:lang w:val="en-US" w:bidi="ar"/>
-        </w:rPr>
-      </w:pPr>
-      <w:r>
-        <w:rPr>
-          <w:lang w:val="en-US" w:bidi="ar"/>
-        </w:rPr>
-        <w:t>●</w:t>
-      </w:r>
-      <w:r>
-        <w:rPr>
-          <w:lang w:val="en-US" w:bidi="ar"/>
+          <w:lang w:val="en-US" w:bidi="ar-SA"/>
+        </w:rPr>
+      </w:pPr>
+      <w:r>
+        <w:rPr>
+          <w:lang w:val="en-US" w:bidi="ar-SA"/>
+        </w:rPr>
+        <w:t>●</w:t>
+      </w:r>
+      <w:r>
+        <w:rPr>
+          <w:lang w:val="en-US" w:bidi="ar-SA"/>
         </w:rPr>
         <w:tab/>
         <w:t>Role</w:t>
@@ -2810,12 +2728,12 @@
     <w:p>
       <w:pPr>
         <w:rPr>
-          <w:lang w:val="en-US" w:bidi="ar"/>
-        </w:rPr>
-      </w:pPr>
-      <w:r>
-        <w:rPr>
-          <w:lang w:val="en-US" w:bidi="ar"/>
+          <w:lang w:val="en-US" w:bidi="ar-SA"/>
+        </w:rPr>
+      </w:pPr>
+      <w:r>
+        <w:rPr>
+          <w:lang w:val="en-US" w:bidi="ar-SA"/>
         </w:rPr>
         <w:t>________________________________________</w:t>
       </w:r>
@@ -2823,12 +2741,12 @@
     <w:p>
       <w:pPr>
         <w:rPr>
-          <w:lang w:val="en-US" w:bidi="ar"/>
-        </w:rPr>
-      </w:pPr>
-      <w:r>
-        <w:rPr>
-          <w:lang w:val="en-US" w:bidi="ar"/>
+          <w:lang w:val="en-US" w:bidi="ar-SA"/>
+        </w:rPr>
+      </w:pPr>
+      <w:r>
+        <w:rPr>
+          <w:lang w:val="en-US" w:bidi="ar-SA"/>
         </w:rPr>
         <w:t xml:space="preserve"> Staff Views</w:t>
       </w:r>
@@ -2836,12 +2754,12 @@
     <w:p>
       <w:pPr>
         <w:rPr>
-          <w:lang w:val="en-US" w:bidi="ar"/>
-        </w:rPr>
-      </w:pPr>
-      <w:r>
-        <w:rPr>
-          <w:lang w:val="en-US" w:bidi="ar"/>
+          <w:lang w:val="en-US" w:bidi="ar-SA"/>
+        </w:rPr>
+      </w:pPr>
+      <w:r>
+        <w:rPr>
+          <w:lang w:val="en-US" w:bidi="ar-SA"/>
         </w:rPr>
         <w:t>Staff List</w:t>
       </w:r>
@@ -2849,18 +2767,18 @@
     <w:p>
       <w:pPr>
         <w:rPr>
-          <w:lang w:val="en-US" w:bidi="ar"/>
-        </w:rPr>
-      </w:pPr>
-      <w:r>
-        <w:rPr>
-          <w:lang w:val="en-US" w:bidi="ar"/>
-        </w:rPr>
-        <w:t>●</w:t>
-      </w:r>
-      <w:r>
-        <w:rPr>
-          <w:lang w:val="en-US" w:bidi="ar"/>
+          <w:lang w:val="en-US" w:bidi="ar-SA"/>
+        </w:rPr>
+      </w:pPr>
+      <w:r>
+        <w:rPr>
+          <w:lang w:val="en-US" w:bidi="ar-SA"/>
+        </w:rPr>
+        <w:t>●</w:t>
+      </w:r>
+      <w:r>
+        <w:rPr>
+          <w:lang w:val="en-US" w:bidi="ar-SA"/>
         </w:rPr>
         <w:tab/>
         <w:t>Name</w:t>
@@ -2869,18 +2787,18 @@
     <w:p>
       <w:pPr>
         <w:rPr>
-          <w:lang w:val="en-US" w:bidi="ar"/>
-        </w:rPr>
-      </w:pPr>
-      <w:r>
-        <w:rPr>
-          <w:lang w:val="en-US" w:bidi="ar"/>
-        </w:rPr>
-        <w:t>●</w:t>
-      </w:r>
-      <w:r>
-        <w:rPr>
-          <w:lang w:val="en-US" w:bidi="ar"/>
+          <w:lang w:val="en-US" w:bidi="ar-SA"/>
+        </w:rPr>
+      </w:pPr>
+      <w:r>
+        <w:rPr>
+          <w:lang w:val="en-US" w:bidi="ar-SA"/>
+        </w:rPr>
+        <w:t>●</w:t>
+      </w:r>
+      <w:r>
+        <w:rPr>
+          <w:lang w:val="en-US" w:bidi="ar-SA"/>
         </w:rPr>
         <w:tab/>
         <w:t>Job Title</w:t>
@@ -2889,18 +2807,18 @@
     <w:p>
       <w:pPr>
         <w:rPr>
-          <w:lang w:val="en-US" w:bidi="ar"/>
-        </w:rPr>
-      </w:pPr>
-      <w:r>
-        <w:rPr>
-          <w:lang w:val="en-US" w:bidi="ar"/>
-        </w:rPr>
-        <w:t>●</w:t>
-      </w:r>
-      <w:r>
-        <w:rPr>
-          <w:lang w:val="en-US" w:bidi="ar"/>
+          <w:lang w:val="en-US" w:bidi="ar-SA"/>
+        </w:rPr>
+      </w:pPr>
+      <w:r>
+        <w:rPr>
+          <w:lang w:val="en-US" w:bidi="ar-SA"/>
+        </w:rPr>
+        <w:t>●</w:t>
+      </w:r>
+      <w:r>
+        <w:rPr>
+          <w:lang w:val="en-US" w:bidi="ar-SA"/>
         </w:rPr>
         <w:tab/>
         <w:t>Phone</w:t>
@@ -2909,18 +2827,18 @@
     <w:p>
       <w:pPr>
         <w:rPr>
-          <w:lang w:val="en-US" w:bidi="ar"/>
-        </w:rPr>
-      </w:pPr>
-      <w:r>
-        <w:rPr>
-          <w:lang w:val="en-US" w:bidi="ar"/>
-        </w:rPr>
-        <w:t>●</w:t>
-      </w:r>
-      <w:r>
-        <w:rPr>
-          <w:lang w:val="en-US" w:bidi="ar"/>
+          <w:lang w:val="en-US" w:bidi="ar-SA"/>
+        </w:rPr>
+      </w:pPr>
+      <w:r>
+        <w:rPr>
+          <w:lang w:val="en-US" w:bidi="ar-SA"/>
+        </w:rPr>
+        <w:t>●</w:t>
+      </w:r>
+      <w:r>
+        <w:rPr>
+          <w:lang w:val="en-US" w:bidi="ar-SA"/>
         </w:rPr>
         <w:tab/>
         <w:t>Status</w:t>
@@ -2929,18 +2847,18 @@
     <w:p>
       <w:pPr>
         <w:rPr>
-          <w:lang w:val="en-US" w:bidi="ar"/>
-        </w:rPr>
-      </w:pPr>
-      <w:r>
-        <w:rPr>
-          <w:lang w:val="en-US" w:bidi="ar"/>
-        </w:rPr>
-        <w:t>●</w:t>
-      </w:r>
-      <w:r>
-        <w:rPr>
-          <w:lang w:val="en-US" w:bidi="ar"/>
+          <w:lang w:val="en-US" w:bidi="ar-SA"/>
+        </w:rPr>
+      </w:pPr>
+      <w:r>
+        <w:rPr>
+          <w:lang w:val="en-US" w:bidi="ar-SA"/>
+        </w:rPr>
+        <w:t>●</w:t>
+      </w:r>
+      <w:r>
+        <w:rPr>
+          <w:lang w:val="en-US" w:bidi="ar-SA"/>
         </w:rPr>
         <w:tab/>
         <w:t>Created By</w:t>
@@ -2949,18 +2867,18 @@
     <w:p>
       <w:pPr>
         <w:rPr>
-          <w:lang w:val="en-US" w:bidi="ar"/>
-        </w:rPr>
-      </w:pPr>
-      <w:r>
-        <w:rPr>
-          <w:lang w:val="en-US" w:bidi="ar"/>
-        </w:rPr>
-        <w:t>●</w:t>
-      </w:r>
-      <w:r>
-        <w:rPr>
-          <w:lang w:val="en-US" w:bidi="ar"/>
+          <w:lang w:val="en-US" w:bidi="ar-SA"/>
+        </w:rPr>
+      </w:pPr>
+      <w:r>
+        <w:rPr>
+          <w:lang w:val="en-US" w:bidi="ar-SA"/>
+        </w:rPr>
+        <w:t>●</w:t>
+      </w:r>
+      <w:r>
+        <w:rPr>
+          <w:lang w:val="en-US" w:bidi="ar-SA"/>
         </w:rPr>
         <w:tab/>
         <w:t>Actions</w:t>
@@ -2969,12 +2887,12 @@
     <w:p>
       <w:pPr>
         <w:rPr>
-          <w:lang w:val="en-US" w:bidi="ar"/>
-        </w:rPr>
-      </w:pPr>
-      <w:r>
-        <w:rPr>
-          <w:lang w:val="en-US" w:bidi="ar"/>
+          <w:lang w:val="en-US" w:bidi="ar-SA"/>
+        </w:rPr>
+      </w:pPr>
+      <w:r>
+        <w:rPr>
+          <w:lang w:val="en-US" w:bidi="ar-SA"/>
         </w:rPr>
         <w:t>Create Staff</w:t>
       </w:r>
@@ -2982,18 +2900,18 @@
     <w:p>
       <w:pPr>
         <w:rPr>
-          <w:lang w:val="en-US" w:bidi="ar"/>
-        </w:rPr>
-      </w:pPr>
-      <w:r>
-        <w:rPr>
-          <w:lang w:val="en-US" w:bidi="ar"/>
-        </w:rPr>
-        <w:t>●</w:t>
-      </w:r>
-      <w:r>
-        <w:rPr>
-          <w:lang w:val="en-US" w:bidi="ar"/>
+          <w:lang w:val="en-US" w:bidi="ar-SA"/>
+        </w:rPr>
+      </w:pPr>
+      <w:r>
+        <w:rPr>
+          <w:lang w:val="en-US" w:bidi="ar-SA"/>
+        </w:rPr>
+        <w:t>●</w:t>
+      </w:r>
+      <w:r>
+        <w:rPr>
+          <w:lang w:val="en-US" w:bidi="ar-SA"/>
         </w:rPr>
         <w:tab/>
         <w:t>Name</w:t>
@@ -3002,18 +2920,18 @@
     <w:p>
       <w:pPr>
         <w:rPr>
-          <w:lang w:val="en-US" w:bidi="ar"/>
-        </w:rPr>
-      </w:pPr>
-      <w:r>
-        <w:rPr>
-          <w:lang w:val="en-US" w:bidi="ar"/>
-        </w:rPr>
-        <w:t>●</w:t>
-      </w:r>
-      <w:r>
-        <w:rPr>
-          <w:lang w:val="en-US" w:bidi="ar"/>
+          <w:lang w:val="en-US" w:bidi="ar-SA"/>
+        </w:rPr>
+      </w:pPr>
+      <w:r>
+        <w:rPr>
+          <w:lang w:val="en-US" w:bidi="ar-SA"/>
+        </w:rPr>
+        <w:t>●</w:t>
+      </w:r>
+      <w:r>
+        <w:rPr>
+          <w:lang w:val="en-US" w:bidi="ar-SA"/>
         </w:rPr>
         <w:tab/>
         <w:t>Job Title</w:t>
@@ -3022,18 +2940,18 @@
     <w:p>
       <w:pPr>
         <w:rPr>
-          <w:lang w:val="en-US" w:bidi="ar"/>
-        </w:rPr>
-      </w:pPr>
-      <w:r>
-        <w:rPr>
-          <w:lang w:val="en-US" w:bidi="ar"/>
-        </w:rPr>
-        <w:t>●</w:t>
-      </w:r>
-      <w:r>
-        <w:rPr>
-          <w:lang w:val="en-US" w:bidi="ar"/>
+          <w:lang w:val="en-US" w:bidi="ar-SA"/>
+        </w:rPr>
+      </w:pPr>
+      <w:r>
+        <w:rPr>
+          <w:lang w:val="en-US" w:bidi="ar-SA"/>
+        </w:rPr>
+        <w:t>●</w:t>
+      </w:r>
+      <w:r>
+        <w:rPr>
+          <w:lang w:val="en-US" w:bidi="ar-SA"/>
         </w:rPr>
         <w:tab/>
         <w:t>Phone</w:t>
@@ -3042,18 +2960,18 @@
     <w:p>
       <w:pPr>
         <w:rPr>
-          <w:lang w:val="en-US" w:bidi="ar"/>
-        </w:rPr>
-      </w:pPr>
-      <w:r>
-        <w:rPr>
-          <w:lang w:val="en-US" w:bidi="ar"/>
-        </w:rPr>
-        <w:t>●</w:t>
-      </w:r>
-      <w:r>
-        <w:rPr>
-          <w:lang w:val="en-US" w:bidi="ar"/>
+          <w:lang w:val="en-US" w:bidi="ar-SA"/>
+        </w:rPr>
+      </w:pPr>
+      <w:r>
+        <w:rPr>
+          <w:lang w:val="en-US" w:bidi="ar-SA"/>
+        </w:rPr>
+        <w:t>●</w:t>
+      </w:r>
+      <w:r>
+        <w:rPr>
+          <w:lang w:val="en-US" w:bidi="ar-SA"/>
         </w:rPr>
         <w:tab/>
         <w:t>Status</w:t>
@@ -3062,18 +2980,18 @@
     <w:p>
       <w:pPr>
         <w:rPr>
-          <w:lang w:val="en-US" w:bidi="ar"/>
-        </w:rPr>
-      </w:pPr>
-      <w:r>
-        <w:rPr>
-          <w:lang w:val="en-US" w:bidi="ar"/>
-        </w:rPr>
-        <w:t>●</w:t>
-      </w:r>
-      <w:r>
-        <w:rPr>
-          <w:lang w:val="en-US" w:bidi="ar"/>
+          <w:lang w:val="en-US" w:bidi="ar-SA"/>
+        </w:rPr>
+      </w:pPr>
+      <w:r>
+        <w:rPr>
+          <w:lang w:val="en-US" w:bidi="ar-SA"/>
+        </w:rPr>
+        <w:t>●</w:t>
+      </w:r>
+      <w:r>
+        <w:rPr>
+          <w:lang w:val="en-US" w:bidi="ar-SA"/>
         </w:rPr>
         <w:tab/>
         <w:t>User (Admin Dropdown)</w:t>
@@ -3082,12 +3000,12 @@
     <w:p>
       <w:pPr>
         <w:rPr>
-          <w:lang w:val="en-US" w:bidi="ar"/>
-        </w:rPr>
-      </w:pPr>
-      <w:r>
-        <w:rPr>
-          <w:lang w:val="en-US" w:bidi="ar"/>
+          <w:lang w:val="en-US" w:bidi="ar-SA"/>
+        </w:rPr>
+      </w:pPr>
+      <w:r>
+        <w:rPr>
+          <w:lang w:val="en-US" w:bidi="ar-SA"/>
         </w:rPr>
         <w:t>________________________________________</w:t>
       </w:r>
@@ -3095,26 +3013,26 @@
     <w:p>
       <w:pPr>
         <w:rPr>
-          <w:lang w:val="en-US" w:bidi="ar"/>
-        </w:rPr>
-      </w:pPr>
-    </w:p>
-    <w:p>
-      <w:pPr>
-        <w:rPr>
-          <w:lang w:val="en-US" w:bidi="ar"/>
-        </w:rPr>
-      </w:pPr>
-    </w:p>
-    <w:p>
-      <w:pPr>
-        <w:rPr>
-          <w:lang w:val="en-US" w:bidi="ar"/>
-        </w:rPr>
-      </w:pPr>
-      <w:r>
-        <w:rPr>
-          <w:lang w:val="en-US" w:bidi="ar"/>
+          <w:lang w:val="en-US" w:bidi="ar-SA"/>
+        </w:rPr>
+      </w:pPr>
+    </w:p>
+    <w:p>
+      <w:pPr>
+        <w:rPr>
+          <w:lang w:val="en-US" w:bidi="ar-SA"/>
+        </w:rPr>
+      </w:pPr>
+    </w:p>
+    <w:p>
+      <w:pPr>
+        <w:rPr>
+          <w:lang w:val="en-US" w:bidi="ar-SA"/>
+        </w:rPr>
+      </w:pPr>
+      <w:r>
+        <w:rPr>
+          <w:lang w:val="en-US" w:bidi="ar-SA"/>
         </w:rPr>
         <w:t xml:space="preserve"> Food Items Views</w:t>
       </w:r>
@@ -3122,12 +3040,12 @@
     <w:p>
       <w:pPr>
         <w:rPr>
-          <w:lang w:val="en-US" w:bidi="ar"/>
-        </w:rPr>
-      </w:pPr>
-      <w:r>
-        <w:rPr>
-          <w:lang w:val="en-US" w:bidi="ar"/>
+          <w:lang w:val="en-US" w:bidi="ar-SA"/>
+        </w:rPr>
+      </w:pPr>
+      <w:r>
+        <w:rPr>
+          <w:lang w:val="en-US" w:bidi="ar-SA"/>
         </w:rPr>
         <w:t>List</w:t>
       </w:r>
@@ -3135,19 +3053,18 @@
     <w:p>
       <w:pPr>
         <w:rPr>
-          <w:lang w:val="en-US" w:bidi="ar"/>
-        </w:rPr>
-      </w:pPr>
-      <w:r>
-        <w:rPr>
-          <w:lang w:val="en-US" w:bidi="ar"/>
-        </w:rPr>
-        <w:lastRenderedPageBreak/>
-        <w:t>●</w:t>
-      </w:r>
-      <w:r>
-        <w:rPr>
-          <w:lang w:val="en-US" w:bidi="ar"/>
+          <w:lang w:val="en-US" w:bidi="ar-SA"/>
+        </w:rPr>
+      </w:pPr>
+      <w:r>
+        <w:rPr>
+          <w:lang w:val="en-US" w:bidi="ar-SA"/>
+        </w:rPr>
+        <w:t>●</w:t>
+      </w:r>
+      <w:r>
+        <w:rPr>
+          <w:lang w:val="en-US" w:bidi="ar-SA"/>
         </w:rPr>
         <w:tab/>
         <w:t>Name</w:t>
@@ -3156,18 +3073,18 @@
     <w:p>
       <w:pPr>
         <w:rPr>
-          <w:lang w:val="en-US" w:bidi="ar"/>
-        </w:rPr>
-      </w:pPr>
-      <w:r>
-        <w:rPr>
-          <w:lang w:val="en-US" w:bidi="ar"/>
-        </w:rPr>
-        <w:t>●</w:t>
-      </w:r>
-      <w:r>
-        <w:rPr>
-          <w:lang w:val="en-US" w:bidi="ar"/>
+          <w:lang w:val="en-US" w:bidi="ar-SA"/>
+        </w:rPr>
+      </w:pPr>
+      <w:r>
+        <w:rPr>
+          <w:lang w:val="en-US" w:bidi="ar-SA"/>
+        </w:rPr>
+        <w:t>●</w:t>
+      </w:r>
+      <w:r>
+        <w:rPr>
+          <w:lang w:val="en-US" w:bidi="ar-SA"/>
         </w:rPr>
         <w:tab/>
         <w:t>Price</w:t>
@@ -3176,18 +3093,18 @@
     <w:p>
       <w:pPr>
         <w:rPr>
-          <w:lang w:val="en-US" w:bidi="ar"/>
-        </w:rPr>
-      </w:pPr>
-      <w:r>
-        <w:rPr>
-          <w:lang w:val="en-US" w:bidi="ar"/>
-        </w:rPr>
-        <w:t>●</w:t>
-      </w:r>
-      <w:r>
-        <w:rPr>
-          <w:lang w:val="en-US" w:bidi="ar"/>
+          <w:lang w:val="en-US" w:bidi="ar-SA"/>
+        </w:rPr>
+      </w:pPr>
+      <w:r>
+        <w:rPr>
+          <w:lang w:val="en-US" w:bidi="ar-SA"/>
+        </w:rPr>
+        <w:t>●</w:t>
+      </w:r>
+      <w:r>
+        <w:rPr>
+          <w:lang w:val="en-US" w:bidi="ar-SA"/>
         </w:rPr>
         <w:tab/>
         <w:t>Category</w:t>
@@ -3196,18 +3113,18 @@
     <w:p>
       <w:pPr>
         <w:rPr>
-          <w:lang w:val="en-US" w:bidi="ar"/>
-        </w:rPr>
-      </w:pPr>
-      <w:r>
-        <w:rPr>
-          <w:lang w:val="en-US" w:bidi="ar"/>
-        </w:rPr>
-        <w:t>●</w:t>
-      </w:r>
-      <w:r>
-        <w:rPr>
-          <w:lang w:val="en-US" w:bidi="ar"/>
+          <w:lang w:val="en-US" w:bidi="ar-SA"/>
+        </w:rPr>
+      </w:pPr>
+      <w:r>
+        <w:rPr>
+          <w:lang w:val="en-US" w:bidi="ar-SA"/>
+        </w:rPr>
+        <w:t>●</w:t>
+      </w:r>
+      <w:r>
+        <w:rPr>
+          <w:lang w:val="en-US" w:bidi="ar-SA"/>
         </w:rPr>
         <w:tab/>
         <w:t>Created By</w:t>
@@ -3216,18 +3133,18 @@
     <w:p>
       <w:pPr>
         <w:rPr>
-          <w:lang w:val="en-US" w:bidi="ar"/>
-        </w:rPr>
-      </w:pPr>
-      <w:r>
-        <w:rPr>
-          <w:lang w:val="en-US" w:bidi="ar"/>
-        </w:rPr>
-        <w:t>●</w:t>
-      </w:r>
-      <w:r>
-        <w:rPr>
-          <w:lang w:val="en-US" w:bidi="ar"/>
+          <w:lang w:val="en-US" w:bidi="ar-SA"/>
+        </w:rPr>
+      </w:pPr>
+      <w:r>
+        <w:rPr>
+          <w:lang w:val="en-US" w:bidi="ar-SA"/>
+        </w:rPr>
+        <w:t>●</w:t>
+      </w:r>
+      <w:r>
+        <w:rPr>
+          <w:lang w:val="en-US" w:bidi="ar-SA"/>
         </w:rPr>
         <w:tab/>
         <w:t>Actions</w:t>
@@ -3236,12 +3153,12 @@
     <w:p>
       <w:pPr>
         <w:rPr>
-          <w:lang w:val="en-US" w:bidi="ar"/>
-        </w:rPr>
-      </w:pPr>
-      <w:r>
-        <w:rPr>
-          <w:lang w:val="en-US" w:bidi="ar"/>
+          <w:lang w:val="en-US" w:bidi="ar-SA"/>
+        </w:rPr>
+      </w:pPr>
+      <w:r>
+        <w:rPr>
+          <w:lang w:val="en-US" w:bidi="ar-SA"/>
         </w:rPr>
         <w:t>Create Food Item</w:t>
       </w:r>
@@ -3249,18 +3166,18 @@
     <w:p>
       <w:pPr>
         <w:rPr>
-          <w:lang w:val="en-US" w:bidi="ar"/>
-        </w:rPr>
-      </w:pPr>
-      <w:r>
-        <w:rPr>
-          <w:lang w:val="en-US" w:bidi="ar"/>
-        </w:rPr>
-        <w:t>●</w:t>
-      </w:r>
-      <w:r>
-        <w:rPr>
-          <w:lang w:val="en-US" w:bidi="ar"/>
+          <w:lang w:val="en-US" w:bidi="ar-SA"/>
+        </w:rPr>
+      </w:pPr>
+      <w:r>
+        <w:rPr>
+          <w:lang w:val="en-US" w:bidi="ar-SA"/>
+        </w:rPr>
+        <w:t>●</w:t>
+      </w:r>
+      <w:r>
+        <w:rPr>
+          <w:lang w:val="en-US" w:bidi="ar-SA"/>
         </w:rPr>
         <w:tab/>
         <w:t>Name</w:t>
@@ -3269,18 +3186,18 @@
     <w:p>
       <w:pPr>
         <w:rPr>
-          <w:lang w:val="en-US" w:bidi="ar"/>
-        </w:rPr>
-      </w:pPr>
-      <w:r>
-        <w:rPr>
-          <w:lang w:val="en-US" w:bidi="ar"/>
-        </w:rPr>
-        <w:t>●</w:t>
-      </w:r>
-      <w:r>
-        <w:rPr>
-          <w:lang w:val="en-US" w:bidi="ar"/>
+          <w:lang w:val="en-US" w:bidi="ar-SA"/>
+        </w:rPr>
+      </w:pPr>
+      <w:r>
+        <w:rPr>
+          <w:lang w:val="en-US" w:bidi="ar-SA"/>
+        </w:rPr>
+        <w:t>●</w:t>
+      </w:r>
+      <w:r>
+        <w:rPr>
+          <w:lang w:val="en-US" w:bidi="ar-SA"/>
         </w:rPr>
         <w:tab/>
         <w:t>Price</w:t>
@@ -3289,18 +3206,18 @@
     <w:p>
       <w:pPr>
         <w:rPr>
-          <w:lang w:val="en-US" w:bidi="ar"/>
-        </w:rPr>
-      </w:pPr>
-      <w:r>
-        <w:rPr>
-          <w:lang w:val="en-US" w:bidi="ar"/>
-        </w:rPr>
-        <w:t>●</w:t>
-      </w:r>
-      <w:r>
-        <w:rPr>
-          <w:lang w:val="en-US" w:bidi="ar"/>
+          <w:lang w:val="en-US" w:bidi="ar-SA"/>
+        </w:rPr>
+      </w:pPr>
+      <w:r>
+        <w:rPr>
+          <w:lang w:val="en-US" w:bidi="ar-SA"/>
+        </w:rPr>
+        <w:t>●</w:t>
+      </w:r>
+      <w:r>
+        <w:rPr>
+          <w:lang w:val="en-US" w:bidi="ar-SA"/>
         </w:rPr>
         <w:tab/>
         <w:t>Category</w:t>
@@ -3309,18 +3226,18 @@
     <w:p>
       <w:pPr>
         <w:rPr>
-          <w:lang w:val="en-US" w:bidi="ar"/>
-        </w:rPr>
-      </w:pPr>
-      <w:r>
-        <w:rPr>
-          <w:lang w:val="en-US" w:bidi="ar"/>
-        </w:rPr>
-        <w:t>●</w:t>
-      </w:r>
-      <w:r>
-        <w:rPr>
-          <w:lang w:val="en-US" w:bidi="ar"/>
+          <w:lang w:val="en-US" w:bidi="ar-SA"/>
+        </w:rPr>
+      </w:pPr>
+      <w:r>
+        <w:rPr>
+          <w:lang w:val="en-US" w:bidi="ar-SA"/>
+        </w:rPr>
+        <w:t>●</w:t>
+      </w:r>
+      <w:r>
+        <w:rPr>
+          <w:lang w:val="en-US" w:bidi="ar-SA"/>
         </w:rPr>
         <w:tab/>
         <w:t>User (Admin Dropdown)</w:t>
@@ -3329,12 +3246,12 @@
     <w:p>
       <w:pPr>
         <w:rPr>
-          <w:lang w:val="en-US" w:bidi="ar"/>
-        </w:rPr>
-      </w:pPr>
-      <w:r>
-        <w:rPr>
-          <w:lang w:val="en-US" w:bidi="ar"/>
+          <w:lang w:val="en-US" w:bidi="ar-SA"/>
+        </w:rPr>
+      </w:pPr>
+      <w:r>
+        <w:rPr>
+          <w:lang w:val="en-US" w:bidi="ar-SA"/>
         </w:rPr>
         <w:t>________________________________________</w:t>
       </w:r>
@@ -3342,12 +3259,12 @@
     <w:p>
       <w:pPr>
         <w:rPr>
-          <w:lang w:val="en-US" w:bidi="ar"/>
-        </w:rPr>
-      </w:pPr>
-      <w:r>
-        <w:rPr>
-          <w:lang w:val="en-US" w:bidi="ar"/>
+          <w:lang w:val="en-US" w:bidi="ar-SA"/>
+        </w:rPr>
+      </w:pPr>
+      <w:r>
+        <w:rPr>
+          <w:lang w:val="en-US" w:bidi="ar-SA"/>
         </w:rPr>
         <w:t>Orders Views</w:t>
       </w:r>
@@ -3355,12 +3272,12 @@
     <w:p>
       <w:pPr>
         <w:rPr>
-          <w:lang w:val="en-US" w:bidi="ar"/>
-        </w:rPr>
-      </w:pPr>
-      <w:r>
-        <w:rPr>
-          <w:lang w:val="en-US" w:bidi="ar"/>
+          <w:lang w:val="en-US" w:bidi="ar-SA"/>
+        </w:rPr>
+      </w:pPr>
+      <w:r>
+        <w:rPr>
+          <w:lang w:val="en-US" w:bidi="ar-SA"/>
         </w:rPr>
         <w:t>Order List</w:t>
       </w:r>
@@ -3368,18 +3285,18 @@
     <w:p>
       <w:pPr>
         <w:rPr>
-          <w:lang w:val="en-US" w:bidi="ar"/>
-        </w:rPr>
-      </w:pPr>
-      <w:r>
-        <w:rPr>
-          <w:lang w:val="en-US" w:bidi="ar"/>
-        </w:rPr>
-        <w:t>●</w:t>
-      </w:r>
-      <w:r>
-        <w:rPr>
-          <w:lang w:val="en-US" w:bidi="ar"/>
+          <w:lang w:val="en-US" w:bidi="ar-SA"/>
+        </w:rPr>
+      </w:pPr>
+      <w:r>
+        <w:rPr>
+          <w:lang w:val="en-US" w:bidi="ar-SA"/>
+        </w:rPr>
+        <w:t>●</w:t>
+      </w:r>
+      <w:r>
+        <w:rPr>
+          <w:lang w:val="en-US" w:bidi="ar-SA"/>
         </w:rPr>
         <w:tab/>
         <w:t>Date</w:t>
@@ -3388,18 +3305,18 @@
     <w:p>
       <w:pPr>
         <w:rPr>
-          <w:lang w:val="en-US" w:bidi="ar"/>
-        </w:rPr>
-      </w:pPr>
-      <w:r>
-        <w:rPr>
-          <w:lang w:val="en-US" w:bidi="ar"/>
-        </w:rPr>
-        <w:t>●</w:t>
-      </w:r>
-      <w:r>
-        <w:rPr>
-          <w:lang w:val="en-US" w:bidi="ar"/>
+          <w:lang w:val="en-US" w:bidi="ar-SA"/>
+        </w:rPr>
+      </w:pPr>
+      <w:r>
+        <w:rPr>
+          <w:lang w:val="en-US" w:bidi="ar-SA"/>
+        </w:rPr>
+        <w:t>●</w:t>
+      </w:r>
+      <w:r>
+        <w:rPr>
+          <w:lang w:val="en-US" w:bidi="ar-SA"/>
         </w:rPr>
         <w:tab/>
         <w:t>Food Item</w:t>
@@ -3408,18 +3325,18 @@
     <w:p>
       <w:pPr>
         <w:rPr>
-          <w:lang w:val="en-US" w:bidi="ar"/>
-        </w:rPr>
-      </w:pPr>
-      <w:r>
-        <w:rPr>
-          <w:lang w:val="en-US" w:bidi="ar"/>
-        </w:rPr>
-        <w:t>●</w:t>
-      </w:r>
-      <w:r>
-        <w:rPr>
-          <w:lang w:val="en-US" w:bidi="ar"/>
+          <w:lang w:val="en-US" w:bidi="ar-SA"/>
+        </w:rPr>
+      </w:pPr>
+      <w:r>
+        <w:rPr>
+          <w:lang w:val="en-US" w:bidi="ar-SA"/>
+        </w:rPr>
+        <w:t>●</w:t>
+      </w:r>
+      <w:r>
+        <w:rPr>
+          <w:lang w:val="en-US" w:bidi="ar-SA"/>
         </w:rPr>
         <w:tab/>
         <w:t>Staff</w:t>
@@ -3428,18 +3345,18 @@
     <w:p>
       <w:pPr>
         <w:rPr>
-          <w:lang w:val="en-US" w:bidi="ar"/>
-        </w:rPr>
-      </w:pPr>
-      <w:r>
-        <w:rPr>
-          <w:lang w:val="en-US" w:bidi="ar"/>
-        </w:rPr>
-        <w:t>●</w:t>
-      </w:r>
-      <w:r>
-        <w:rPr>
-          <w:lang w:val="en-US" w:bidi="ar"/>
+          <w:lang w:val="en-US" w:bidi="ar-SA"/>
+        </w:rPr>
+      </w:pPr>
+      <w:r>
+        <w:rPr>
+          <w:lang w:val="en-US" w:bidi="ar-SA"/>
+        </w:rPr>
+        <w:t>●</w:t>
+      </w:r>
+      <w:r>
+        <w:rPr>
+          <w:lang w:val="en-US" w:bidi="ar-SA"/>
         </w:rPr>
         <w:tab/>
         <w:t>Total Price</w:t>
@@ -3448,18 +3365,18 @@
     <w:p>
       <w:pPr>
         <w:rPr>
-          <w:lang w:val="en-US" w:bidi="ar"/>
-        </w:rPr>
-      </w:pPr>
-      <w:r>
-        <w:rPr>
-          <w:lang w:val="en-US" w:bidi="ar"/>
-        </w:rPr>
-        <w:t>●</w:t>
-      </w:r>
-      <w:r>
-        <w:rPr>
-          <w:lang w:val="en-US" w:bidi="ar"/>
+          <w:lang w:val="en-US" w:bidi="ar-SA"/>
+        </w:rPr>
+      </w:pPr>
+      <w:r>
+        <w:rPr>
+          <w:lang w:val="en-US" w:bidi="ar-SA"/>
+        </w:rPr>
+        <w:t>●</w:t>
+      </w:r>
+      <w:r>
+        <w:rPr>
+          <w:lang w:val="en-US" w:bidi="ar-SA"/>
         </w:rPr>
         <w:tab/>
         <w:t>Status</w:t>
@@ -3468,18 +3385,18 @@
     <w:p>
       <w:pPr>
         <w:rPr>
-          <w:lang w:val="en-US" w:bidi="ar"/>
-        </w:rPr>
-      </w:pPr>
-      <w:r>
-        <w:rPr>
-          <w:lang w:val="en-US" w:bidi="ar"/>
-        </w:rPr>
-        <w:t>●</w:t>
-      </w:r>
-      <w:r>
-        <w:rPr>
-          <w:lang w:val="en-US" w:bidi="ar"/>
+          <w:lang w:val="en-US" w:bidi="ar-SA"/>
+        </w:rPr>
+      </w:pPr>
+      <w:r>
+        <w:rPr>
+          <w:lang w:val="en-US" w:bidi="ar-SA"/>
+        </w:rPr>
+        <w:t>●</w:t>
+      </w:r>
+      <w:r>
+        <w:rPr>
+          <w:lang w:val="en-US" w:bidi="ar-SA"/>
         </w:rPr>
         <w:tab/>
         <w:t>Actions</w:t>
@@ -3488,12 +3405,12 @@
     <w:p>
       <w:pPr>
         <w:rPr>
-          <w:lang w:val="en-US" w:bidi="ar"/>
-        </w:rPr>
-      </w:pPr>
-      <w:r>
-        <w:rPr>
-          <w:lang w:val="en-US" w:bidi="ar"/>
+          <w:lang w:val="en-US" w:bidi="ar-SA"/>
+        </w:rPr>
+      </w:pPr>
+      <w:r>
+        <w:rPr>
+          <w:lang w:val="en-US" w:bidi="ar-SA"/>
         </w:rPr>
         <w:t>Create Order</w:t>
       </w:r>
@@ -3501,18 +3418,18 @@
     <w:p>
       <w:pPr>
         <w:rPr>
-          <w:lang w:val="en-US" w:bidi="ar"/>
-        </w:rPr>
-      </w:pPr>
-      <w:r>
-        <w:rPr>
-          <w:lang w:val="en-US" w:bidi="ar"/>
-        </w:rPr>
-        <w:t>●</w:t>
-      </w:r>
-      <w:r>
-        <w:rPr>
-          <w:lang w:val="en-US" w:bidi="ar"/>
+          <w:lang w:val="en-US" w:bidi="ar-SA"/>
+        </w:rPr>
+      </w:pPr>
+      <w:r>
+        <w:rPr>
+          <w:lang w:val="en-US" w:bidi="ar-SA"/>
+        </w:rPr>
+        <w:t>●</w:t>
+      </w:r>
+      <w:r>
+        <w:rPr>
+          <w:lang w:val="en-US" w:bidi="ar-SA"/>
         </w:rPr>
         <w:tab/>
         <w:t>Order Date</w:t>
@@ -3521,18 +3438,18 @@
     <w:p>
       <w:pPr>
         <w:rPr>
-          <w:lang w:val="en-US" w:bidi="ar"/>
-        </w:rPr>
-      </w:pPr>
-      <w:r>
-        <w:rPr>
-          <w:lang w:val="en-US" w:bidi="ar"/>
-        </w:rPr>
-        <w:t>●</w:t>
-      </w:r>
-      <w:r>
-        <w:rPr>
-          <w:lang w:val="en-US" w:bidi="ar"/>
+          <w:lang w:val="en-US" w:bidi="ar-SA"/>
+        </w:rPr>
+      </w:pPr>
+      <w:r>
+        <w:rPr>
+          <w:lang w:val="en-US" w:bidi="ar-SA"/>
+        </w:rPr>
+        <w:t>●</w:t>
+      </w:r>
+      <w:r>
+        <w:rPr>
+          <w:lang w:val="en-US" w:bidi="ar-SA"/>
         </w:rPr>
         <w:tab/>
         <w:t>Food Item (Dropdown)</w:t>
@@ -3541,18 +3458,18 @@
     <w:p>
       <w:pPr>
         <w:rPr>
-          <w:lang w:val="en-US" w:bidi="ar"/>
-        </w:rPr>
-      </w:pPr>
-      <w:r>
-        <w:rPr>
-          <w:lang w:val="en-US" w:bidi="ar"/>
-        </w:rPr>
-        <w:t>●</w:t>
-      </w:r>
-      <w:r>
-        <w:rPr>
-          <w:lang w:val="en-US" w:bidi="ar"/>
+          <w:lang w:val="en-US" w:bidi="ar-SA"/>
+        </w:rPr>
+      </w:pPr>
+      <w:r>
+        <w:rPr>
+          <w:lang w:val="en-US" w:bidi="ar-SA"/>
+        </w:rPr>
+        <w:t>●</w:t>
+      </w:r>
+      <w:r>
+        <w:rPr>
+          <w:lang w:val="en-US" w:bidi="ar-SA"/>
         </w:rPr>
         <w:tab/>
         <w:t>Staff (Dropdown)</w:t>
@@ -3561,18 +3478,18 @@
     <w:p>
       <w:pPr>
         <w:rPr>
-          <w:lang w:val="en-US" w:bidi="ar"/>
-        </w:rPr>
-      </w:pPr>
-      <w:r>
-        <w:rPr>
-          <w:lang w:val="en-US" w:bidi="ar"/>
-        </w:rPr>
-        <w:t>●</w:t>
-      </w:r>
-      <w:r>
-        <w:rPr>
-          <w:lang w:val="en-US" w:bidi="ar"/>
+          <w:lang w:val="en-US" w:bidi="ar-SA"/>
+        </w:rPr>
+      </w:pPr>
+      <w:r>
+        <w:rPr>
+          <w:lang w:val="en-US" w:bidi="ar-SA"/>
+        </w:rPr>
+        <w:t>●</w:t>
+      </w:r>
+      <w:r>
+        <w:rPr>
+          <w:lang w:val="en-US" w:bidi="ar-SA"/>
         </w:rPr>
         <w:tab/>
         <w:t>User (Customer Dropdown)</w:t>
@@ -3581,18 +3498,18 @@
     <w:p>
       <w:pPr>
         <w:rPr>
-          <w:lang w:val="en-US" w:bidi="ar"/>
-        </w:rPr>
-      </w:pPr>
-      <w:r>
-        <w:rPr>
-          <w:lang w:val="en-US" w:bidi="ar"/>
-        </w:rPr>
-        <w:t>●</w:t>
-      </w:r>
-      <w:r>
-        <w:rPr>
-          <w:lang w:val="en-US" w:bidi="ar"/>
+          <w:lang w:val="en-US" w:bidi="ar-SA"/>
+        </w:rPr>
+      </w:pPr>
+      <w:r>
+        <w:rPr>
+          <w:lang w:val="en-US" w:bidi="ar-SA"/>
+        </w:rPr>
+        <w:t>●</w:t>
+      </w:r>
+      <w:r>
+        <w:rPr>
+          <w:lang w:val="en-US" w:bidi="ar-SA"/>
         </w:rPr>
         <w:tab/>
         <w:t>Total Price</w:t>
@@ -3601,12 +3518,12 @@
     <w:p>
       <w:pPr>
         <w:rPr>
-          <w:lang w:val="en-US" w:bidi="ar"/>
-        </w:rPr>
-      </w:pPr>
-      <w:r>
-        <w:rPr>
-          <w:lang w:val="en-US" w:bidi="ar"/>
+          <w:lang w:val="en-US" w:bidi="ar-SA"/>
+        </w:rPr>
+      </w:pPr>
+      <w:r>
+        <w:rPr>
+          <w:lang w:val="en-US" w:bidi="ar-SA"/>
         </w:rPr>
         <w:t>________________________________________</w:t>
       </w:r>
@@ -3614,18 +3531,18 @@
     <w:p>
       <w:pPr>
         <w:rPr>
-          <w:lang w:val="en-US" w:bidi="ar"/>
-        </w:rPr>
-      </w:pPr>
-      <w:r>
-        <w:rPr>
-          <w:lang w:val="en-US" w:bidi="ar"/>
-        </w:rPr>
-        <w:t>●</w:t>
-      </w:r>
-      <w:r>
-        <w:rPr>
-          <w:lang w:val="en-US" w:bidi="ar"/>
+          <w:lang w:val="en-US" w:bidi="ar-SA"/>
+        </w:rPr>
+      </w:pPr>
+      <w:r>
+        <w:rPr>
+          <w:lang w:val="en-US" w:bidi="ar-SA"/>
+        </w:rPr>
+        <w:t>●</w:t>
+      </w:r>
+      <w:r>
+        <w:rPr>
+          <w:lang w:val="en-US" w:bidi="ar-SA"/>
         </w:rPr>
         <w:tab/>
         <w:t>Create Activity Diagram (Order Flow)</w:t>
@@ -3634,7 +3551,7 @@
     <w:p>
       <w:pPr>
         <w:rPr>
-          <w:lang w:val="en-US" w:bidi="ar"/>
+          <w:lang w:val="en-US" w:bidi="ar-SA"/>
         </w:rPr>
       </w:pPr>
     </w:p>
@@ -3642,12 +3559,13 @@
       <w:pPr>
         <w:rPr>
           <w:rtl/>
-          <w:lang w:val="en-US" w:bidi="ar"/>
+          <w:lang w:val="en-US" w:bidi="ar-SA"/>
         </w:rPr>
       </w:pPr>
     </w:p>
     <w:sectPr>
-      <w:headerReference w:type="default" r:id="rId7"/>
+      <w:headerReference w:type="default" r:id="rId10"/>
+      <w:footerReference w:type="default" r:id="rId11"/>
       <w:pgSz w:w="11909" w:h="16834"/>
       <w:pgMar w:top="1440" w:right="1440" w:bottom="1440" w:left="1440" w:header="720" w:footer="720" w:gutter="0"/>
       <w:pgNumType w:start="1"/>
@@ -3658,31 +3576,33 @@
 </file>
 
 <file path=word/endnotes.xml><?xml version="1.0" encoding="utf-8"?>
-<w:endnotes xmlns:wpc="http://schemas.microsoft.com/office/word/2010/wordprocessingCanvas" xmlns:mc="http://schemas.openxmlformats.org/markup-compatibility/2006" xmlns:o="urn:schemas-microsoft-com:office:office" xmlns:r="http://schemas.openxmlformats.org/officeDocument/2006/relationships" xmlns:m="http://schemas.openxmlformats.org/officeDocument/2006/math" xmlns:v="urn:schemas-microsoft-com:vml" xmlns:wp14="http://schemas.microsoft.com/office/word/2010/wordprocessingDrawing" xmlns:wp="http://schemas.openxmlformats.org/drawingml/2006/wordprocessingDrawing" xmlns:w10="urn:schemas-microsoft-com:office:word" xmlns:w="http://schemas.openxmlformats.org/wordprocessingml/2006/main" xmlns:w14="http://schemas.microsoft.com/office/word/2010/wordml" xmlns:w15="http://schemas.microsoft.com/office/word/2012/wordml" xmlns:wpg="http://schemas.microsoft.com/office/word/2010/wordprocessingGroup" xmlns:wpi="http://schemas.microsoft.com/office/word/2010/wordprocessingInk" xmlns:wne="http://schemas.microsoft.com/office/word/2006/wordml" xmlns:wps="http://schemas.microsoft.com/office/word/2010/wordprocessingShape" mc:Ignorable="w14 w15 wp14">
-  <w:endnote w:type="separator" w:id="-1">
+<w:endnotes xmlns:wpc="http://schemas.microsoft.com/office/word/2010/wordprocessingCanvas" xmlns:mc="http://schemas.openxmlformats.org/markup-compatibility/2006" xmlns:o="urn:schemas-microsoft-com:office:office" xmlns:r="http://schemas.openxmlformats.org/officeDocument/2006/relationships" xmlns:m="http://schemas.openxmlformats.org/officeDocument/2006/math" xmlns:v="urn:schemas-microsoft-com:vml" xmlns:wp14="http://schemas.microsoft.com/office/word/2010/wordprocessingDrawing" xmlns:wp="http://schemas.openxmlformats.org/drawingml/2006/wordprocessingDrawing" xmlns:w10="urn:schemas-microsoft-com:office:word" xmlns:w="http://schemas.openxmlformats.org/wordprocessingml/2006/main" xmlns:w14="http://schemas.microsoft.com/office/word/2010/wordml" xmlns:w15="http://schemas.microsoft.com/office/word/2012/wordml" xmlns:wpg="http://schemas.microsoft.com/office/word/2010/wordprocessingGroup" xmlns:wpi="http://schemas.microsoft.com/office/word/2010/wordprocessingInk" xmlns:wne="http://schemas.microsoft.com/office/word/2006/wordml" xmlns:wps="http://schemas.microsoft.com/office/word/2010/wordprocessingShape" xmlns:a="http://schemas.openxmlformats.org/drawingml/2006/main" xmlns:aink="http://schemas.microsoft.com/office/drawing/2016/ink" xmlns:dgm="http://schemas.openxmlformats.org/drawingml/2006/diagram">
+  <w:endnote w:type="separator" w:id="0">
     <w:p>
       <w:pPr>
         <w:spacing w:line="240" w:lineRule="auto"/>
         <w:rPr>
           <w:rtl/>
-          <w:lang w:bidi="ar"/>
-        </w:rPr>
-      </w:pPr>
-      <w:r>
+          <w:lang w:bidi="ar-SA"/>
+        </w:rPr>
+      </w:pPr>
+      <w:r>
+        <w:rPr/>
         <w:separator/>
       </w:r>
     </w:p>
   </w:endnote>
-  <w:endnote w:type="continuationSeparator" w:id="0">
+  <w:endnote w:type="continuationSeparator" w:id="1">
     <w:p>
       <w:pPr>
         <w:spacing w:line="240" w:lineRule="auto"/>
         <w:rPr>
           <w:rtl/>
-          <w:lang w:bidi="ar"/>
-        </w:rPr>
-      </w:pPr>
-      <w:r>
+          <w:lang w:bidi="ar-SA"/>
+        </w:rPr>
+      </w:pPr>
+      <w:r>
+        <w:rPr/>
         <w:continuationSeparator/>
       </w:r>
     </w:p>
@@ -3690,32 +3610,45 @@
 </w:endnotes>
 </file>
 
+<file path=word/footer1.xml><?xml version="1.0" encoding="utf-8"?>
+<w:ftr xmlns:wpc="http://schemas.microsoft.com/office/word/2010/wordprocessingCanvas" xmlns:mc="http://schemas.openxmlformats.org/markup-compatibility/2006" xmlns:o="urn:schemas-microsoft-com:office:office" xmlns:r="http://schemas.openxmlformats.org/officeDocument/2006/relationships" xmlns:m="http://schemas.openxmlformats.org/officeDocument/2006/math" xmlns:v="urn:schemas-microsoft-com:vml" xmlns:wp14="http://schemas.microsoft.com/office/word/2010/wordprocessingDrawing" xmlns:wp="http://schemas.openxmlformats.org/drawingml/2006/wordprocessingDrawing" xmlns:w10="urn:schemas-microsoft-com:office:word" xmlns:w="http://schemas.openxmlformats.org/wordprocessingml/2006/main" xmlns:w14="http://schemas.microsoft.com/office/word/2010/wordml" xmlns:w15="http://schemas.microsoft.com/office/word/2012/wordml" xmlns:wpg="http://schemas.microsoft.com/office/word/2010/wordprocessingGroup" xmlns:wpi="http://schemas.microsoft.com/office/word/2010/wordprocessingInk" xmlns:wne="http://schemas.microsoft.com/office/word/2006/wordml" xmlns:wps="http://schemas.microsoft.com/office/word/2010/wordprocessingShape" xmlns:a="http://schemas.openxmlformats.org/drawingml/2006/main" xmlns:aink="http://schemas.microsoft.com/office/drawing/2016/ink" xmlns:dgm="http://schemas.openxmlformats.org/drawingml/2006/diagram">
+  <w:p>
+    <w:pPr>
+      <w:spacing w:after="0" w:line="240" w:lineRule="auto"/>
+      <w:rPr/>
+    </w:pPr>
+  </w:p>
+</w:ftr>
+</file>
+
 <file path=word/footnotes.xml><?xml version="1.0" encoding="utf-8"?>
-<w:footnotes xmlns:wpc="http://schemas.microsoft.com/office/word/2010/wordprocessingCanvas" xmlns:mc="http://schemas.openxmlformats.org/markup-compatibility/2006" xmlns:o="urn:schemas-microsoft-com:office:office" xmlns:r="http://schemas.openxmlformats.org/officeDocument/2006/relationships" xmlns:m="http://schemas.openxmlformats.org/officeDocument/2006/math" xmlns:v="urn:schemas-microsoft-com:vml" xmlns:wp14="http://schemas.microsoft.com/office/word/2010/wordprocessingDrawing" xmlns:wp="http://schemas.openxmlformats.org/drawingml/2006/wordprocessingDrawing" xmlns:w10="urn:schemas-microsoft-com:office:word" xmlns:w="http://schemas.openxmlformats.org/wordprocessingml/2006/main" xmlns:w14="http://schemas.microsoft.com/office/word/2010/wordml" xmlns:w15="http://schemas.microsoft.com/office/word/2012/wordml" xmlns:wpg="http://schemas.microsoft.com/office/word/2010/wordprocessingGroup" xmlns:wpi="http://schemas.microsoft.com/office/word/2010/wordprocessingInk" xmlns:wne="http://schemas.microsoft.com/office/word/2006/wordml" xmlns:wps="http://schemas.microsoft.com/office/word/2010/wordprocessingShape" mc:Ignorable="w14 w15 wp14">
-  <w:footnote w:type="separator" w:id="-1">
+<w:footnotes xmlns:wpc="http://schemas.microsoft.com/office/word/2010/wordprocessingCanvas" xmlns:mc="http://schemas.openxmlformats.org/markup-compatibility/2006" xmlns:o="urn:schemas-microsoft-com:office:office" xmlns:r="http://schemas.openxmlformats.org/officeDocument/2006/relationships" xmlns:m="http://schemas.openxmlformats.org/officeDocument/2006/math" xmlns:v="urn:schemas-microsoft-com:vml" xmlns:wp14="http://schemas.microsoft.com/office/word/2010/wordprocessingDrawing" xmlns:wp="http://schemas.openxmlformats.org/drawingml/2006/wordprocessingDrawing" xmlns:w10="urn:schemas-microsoft-com:office:word" xmlns:w="http://schemas.openxmlformats.org/wordprocessingml/2006/main" xmlns:w14="http://schemas.microsoft.com/office/word/2010/wordml" xmlns:w15="http://schemas.microsoft.com/office/word/2012/wordml" xmlns:wpg="http://schemas.microsoft.com/office/word/2010/wordprocessingGroup" xmlns:wpi="http://schemas.microsoft.com/office/word/2010/wordprocessingInk" xmlns:wne="http://schemas.microsoft.com/office/word/2006/wordml" xmlns:wps="http://schemas.microsoft.com/office/word/2010/wordprocessingShape" xmlns:a="http://schemas.openxmlformats.org/drawingml/2006/main" xmlns:aink="http://schemas.microsoft.com/office/drawing/2016/ink" xmlns:dgm="http://schemas.openxmlformats.org/drawingml/2006/diagram">
+  <w:footnote w:type="separator" w:id="0">
     <w:p>
       <w:pPr>
         <w:spacing w:line="240" w:lineRule="auto"/>
         <w:rPr>
           <w:rtl/>
-          <w:lang w:bidi="ar"/>
-        </w:rPr>
-      </w:pPr>
-      <w:r>
+          <w:lang w:bidi="ar-SA"/>
+        </w:rPr>
+      </w:pPr>
+      <w:r>
+        <w:rPr/>
         <w:separator/>
       </w:r>
     </w:p>
   </w:footnote>
-  <w:footnote w:type="continuationSeparator" w:id="0">
+  <w:footnote w:type="continuationSeparator" w:id="1">
     <w:p>
       <w:pPr>
         <w:spacing w:line="240" w:lineRule="auto"/>
         <w:rPr>
           <w:rtl/>
-          <w:lang w:bidi="ar"/>
-        </w:rPr>
-      </w:pPr>
-      <w:r>
+          <w:lang w:bidi="ar-SA"/>
+        </w:rPr>
+      </w:pPr>
+      <w:r>
+        <w:rPr/>
         <w:continuationSeparator/>
       </w:r>
     </w:p>
@@ -3724,12 +3657,12 @@
 </file>
 
 <file path=word/header1.xml><?xml version="1.0" encoding="utf-8"?>
-<w:hdr xmlns:wpc="http://schemas.microsoft.com/office/word/2010/wordprocessingCanvas" xmlns:mc="http://schemas.openxmlformats.org/markup-compatibility/2006" xmlns:o="urn:schemas-microsoft-com:office:office" xmlns:r="http://schemas.openxmlformats.org/officeDocument/2006/relationships" xmlns:m="http://schemas.openxmlformats.org/officeDocument/2006/math" xmlns:v="urn:schemas-microsoft-com:vml" xmlns:wp14="http://schemas.microsoft.com/office/word/2010/wordprocessingDrawing" xmlns:wp="http://schemas.openxmlformats.org/drawingml/2006/wordprocessingDrawing" xmlns:w10="urn:schemas-microsoft-com:office:word" xmlns:w="http://schemas.openxmlformats.org/wordprocessingml/2006/main" xmlns:w14="http://schemas.microsoft.com/office/word/2010/wordml" xmlns:w15="http://schemas.microsoft.com/office/word/2012/wordml" xmlns:wpg="http://schemas.microsoft.com/office/word/2010/wordprocessingGroup" xmlns:wpi="http://schemas.microsoft.com/office/word/2010/wordprocessingInk" xmlns:wne="http://schemas.microsoft.com/office/word/2006/wordml" xmlns:wps="http://schemas.microsoft.com/office/word/2010/wordprocessingShape" mc:Ignorable="w14 w15 wp14">
+<w:hdr xmlns:wpc="http://schemas.microsoft.com/office/word/2010/wordprocessingCanvas" xmlns:mc="http://schemas.openxmlformats.org/markup-compatibility/2006" xmlns:o="urn:schemas-microsoft-com:office:office" xmlns:r="http://schemas.openxmlformats.org/officeDocument/2006/relationships" xmlns:m="http://schemas.openxmlformats.org/officeDocument/2006/math" xmlns:v="urn:schemas-microsoft-com:vml" xmlns:wp14="http://schemas.microsoft.com/office/word/2010/wordprocessingDrawing" xmlns:wp="http://schemas.openxmlformats.org/drawingml/2006/wordprocessingDrawing" xmlns:w10="urn:schemas-microsoft-com:office:word" xmlns:w="http://schemas.openxmlformats.org/wordprocessingml/2006/main" xmlns:w14="http://schemas.microsoft.com/office/word/2010/wordml" xmlns:w15="http://schemas.microsoft.com/office/word/2012/wordml" xmlns:wpg="http://schemas.microsoft.com/office/word/2010/wordprocessingGroup" xmlns:wpi="http://schemas.microsoft.com/office/word/2010/wordprocessingInk" xmlns:wne="http://schemas.microsoft.com/office/word/2006/wordml" xmlns:wps="http://schemas.microsoft.com/office/word/2010/wordprocessingShape" xmlns:a="http://schemas.openxmlformats.org/drawingml/2006/main" xmlns:aink="http://schemas.microsoft.com/office/drawing/2016/ink" xmlns:dgm="http://schemas.openxmlformats.org/drawingml/2006/diagram">
   <w:p>
     <w:pPr>
       <w:rPr>
         <w:rtl/>
-        <w:lang w:bidi="ar"/>
+        <w:lang w:bidi="ar-SA"/>
       </w:rPr>
     </w:pPr>
   </w:p>
@@ -3737,12 +3670,10 @@
 </file>
 
 <file path=word/numbering.xml><?xml version="1.0" encoding="utf-8"?>
-<w:numbering xmlns:wpc="http://schemas.microsoft.com/office/word/2010/wordprocessingCanvas" xmlns:mc="http://schemas.openxmlformats.org/markup-compatibility/2006" xmlns:o="urn:schemas-microsoft-com:office:office" xmlns:r="http://schemas.openxmlformats.org/officeDocument/2006/relationships" xmlns:m="http://schemas.openxmlformats.org/officeDocument/2006/math" xmlns:v="urn:schemas-microsoft-com:vml" xmlns:wp14="http://schemas.microsoft.com/office/word/2010/wordprocessingDrawing" xmlns:wp="http://schemas.openxmlformats.org/drawingml/2006/wordprocessingDrawing" xmlns:w10="urn:schemas-microsoft-com:office:word" xmlns:w="http://schemas.openxmlformats.org/wordprocessingml/2006/main" xmlns:w14="http://schemas.microsoft.com/office/word/2010/wordml" xmlns:w15="http://schemas.microsoft.com/office/word/2012/wordml" xmlns:wpg="http://schemas.microsoft.com/office/word/2010/wordprocessingGroup" xmlns:wpi="http://schemas.microsoft.com/office/word/2010/wordprocessingInk" xmlns:wne="http://schemas.microsoft.com/office/word/2006/wordml" xmlns:wps="http://schemas.microsoft.com/office/word/2010/wordprocessingShape" mc:Ignorable="w14 w15 wp14">
+<w:numbering xmlns:mc="http://schemas.openxmlformats.org/markup-compatibility/2006" xmlns:o="urn:schemas-microsoft-com:office:office" xmlns:r="http://schemas.openxmlformats.org/officeDocument/2006/relationships" xmlns:m="http://schemas.openxmlformats.org/officeDocument/2006/math" xmlns:v="urn:schemas-microsoft-com:vml" xmlns:wp="http://schemas.openxmlformats.org/drawingml/2006/wordprocessingDrawing" xmlns:w10="urn:schemas-microsoft-com:office:word" xmlns:wne="http://schemas.microsoft.com/office/word/2006/wordml" xmlns:w14="http://schemas.microsoft.com/office/word/2010/wordml" xmlns:w="http://schemas.openxmlformats.org/wordprocessingml/2006/main">
   <w:abstractNum w:abstractNumId="0">
-    <w:nsid w:val="10B23C1F"/>
     <w:multiLevelType w:val="multilevel"/>
-    <w:tmpl w:val="54F252C0"/>
-    <w:lvl w:ilvl="0">
+    <w:lvl w:ilvl="0" w:tentative="0">
       <w:start w:val="1"/>
       <w:numFmt w:val="bullet"/>
       <w:lvlText w:val="●"/>
@@ -3754,7 +3685,7 @@
         <w:u w:val="none"/>
       </w:rPr>
     </w:lvl>
-    <w:lvl w:ilvl="1">
+    <w:lvl w:ilvl="1" w:tentative="0">
       <w:start w:val="1"/>
       <w:numFmt w:val="bullet"/>
       <w:lvlText w:val="○"/>
@@ -3766,7 +3697,7 @@
         <w:u w:val="none"/>
       </w:rPr>
     </w:lvl>
-    <w:lvl w:ilvl="2">
+    <w:lvl w:ilvl="2" w:tentative="0">
       <w:start w:val="1"/>
       <w:numFmt w:val="bullet"/>
       <w:lvlText w:val="■"/>
@@ -3778,7 +3709,7 @@
         <w:u w:val="none"/>
       </w:rPr>
     </w:lvl>
-    <w:lvl w:ilvl="3">
+    <w:lvl w:ilvl="3" w:tentative="0">
       <w:start w:val="1"/>
       <w:numFmt w:val="bullet"/>
       <w:lvlText w:val="●"/>
@@ -3790,7 +3721,7 @@
         <w:u w:val="none"/>
       </w:rPr>
     </w:lvl>
-    <w:lvl w:ilvl="4">
+    <w:lvl w:ilvl="4" w:tentative="0">
       <w:start w:val="1"/>
       <w:numFmt w:val="bullet"/>
       <w:lvlText w:val="○"/>
@@ -3802,7 +3733,7 @@
         <w:u w:val="none"/>
       </w:rPr>
     </w:lvl>
-    <w:lvl w:ilvl="5">
+    <w:lvl w:ilvl="5" w:tentative="0">
       <w:start w:val="1"/>
       <w:numFmt w:val="bullet"/>
       <w:lvlText w:val="■"/>
@@ -3814,7 +3745,7 @@
         <w:u w:val="none"/>
       </w:rPr>
     </w:lvl>
-    <w:lvl w:ilvl="6">
+    <w:lvl w:ilvl="6" w:tentative="0">
       <w:start w:val="1"/>
       <w:numFmt w:val="bullet"/>
       <w:lvlText w:val="●"/>
@@ -3826,7 +3757,7 @@
         <w:u w:val="none"/>
       </w:rPr>
     </w:lvl>
-    <w:lvl w:ilvl="7">
+    <w:lvl w:ilvl="7" w:tentative="0">
       <w:start w:val="1"/>
       <w:numFmt w:val="bullet"/>
       <w:lvlText w:val="○"/>
@@ -3838,7 +3769,7 @@
         <w:u w:val="none"/>
       </w:rPr>
     </w:lvl>
-    <w:lvl w:ilvl="8">
+    <w:lvl w:ilvl="8" w:tentative="0">
       <w:start w:val="1"/>
       <w:numFmt w:val="bullet"/>
       <w:lvlText w:val="■"/>
@@ -3852,10 +3783,8 @@
     </w:lvl>
   </w:abstractNum>
   <w:abstractNum w:abstractNumId="1">
-    <w:nsid w:val="13821373"/>
     <w:multiLevelType w:val="multilevel"/>
-    <w:tmpl w:val="D1D0CF2E"/>
-    <w:lvl w:ilvl="0">
+    <w:lvl w:ilvl="0" w:tentative="0">
       <w:start w:val="1"/>
       <w:numFmt w:val="bullet"/>
       <w:lvlText w:val="●"/>
@@ -3867,7 +3796,7 @@
         <w:u w:val="none"/>
       </w:rPr>
     </w:lvl>
-    <w:lvl w:ilvl="1">
+    <w:lvl w:ilvl="1" w:tentative="0">
       <w:start w:val="1"/>
       <w:numFmt w:val="bullet"/>
       <w:lvlText w:val="○"/>
@@ -3879,7 +3808,7 @@
         <w:u w:val="none"/>
       </w:rPr>
     </w:lvl>
-    <w:lvl w:ilvl="2">
+    <w:lvl w:ilvl="2" w:tentative="0">
       <w:start w:val="1"/>
       <w:numFmt w:val="bullet"/>
       <w:lvlText w:val="■"/>
@@ -3891,7 +3820,7 @@
         <w:u w:val="none"/>
       </w:rPr>
     </w:lvl>
-    <w:lvl w:ilvl="3">
+    <w:lvl w:ilvl="3" w:tentative="0">
       <w:start w:val="1"/>
       <w:numFmt w:val="bullet"/>
       <w:lvlText w:val="●"/>
@@ -3903,7 +3832,7 @@
         <w:u w:val="none"/>
       </w:rPr>
     </w:lvl>
-    <w:lvl w:ilvl="4">
+    <w:lvl w:ilvl="4" w:tentative="0">
       <w:start w:val="1"/>
       <w:numFmt w:val="bullet"/>
       <w:lvlText w:val="○"/>
@@ -3915,7 +3844,7 @@
         <w:u w:val="none"/>
       </w:rPr>
     </w:lvl>
-    <w:lvl w:ilvl="5">
+    <w:lvl w:ilvl="5" w:tentative="0">
       <w:start w:val="1"/>
       <w:numFmt w:val="bullet"/>
       <w:lvlText w:val="■"/>
@@ -3927,7 +3856,7 @@
         <w:u w:val="none"/>
       </w:rPr>
     </w:lvl>
-    <w:lvl w:ilvl="6">
+    <w:lvl w:ilvl="6" w:tentative="0">
       <w:start w:val="1"/>
       <w:numFmt w:val="bullet"/>
       <w:lvlText w:val="●"/>
@@ -3939,7 +3868,7 @@
         <w:u w:val="none"/>
       </w:rPr>
     </w:lvl>
-    <w:lvl w:ilvl="7">
+    <w:lvl w:ilvl="7" w:tentative="0">
       <w:start w:val="1"/>
       <w:numFmt w:val="bullet"/>
       <w:lvlText w:val="○"/>
@@ -3951,7 +3880,7 @@
         <w:u w:val="none"/>
       </w:rPr>
     </w:lvl>
-    <w:lvl w:ilvl="8">
+    <w:lvl w:ilvl="8" w:tentative="0">
       <w:start w:val="1"/>
       <w:numFmt w:val="bullet"/>
       <w:lvlText w:val="■"/>
@@ -3965,10 +3894,8 @@
     </w:lvl>
   </w:abstractNum>
   <w:abstractNum w:abstractNumId="2">
-    <w:nsid w:val="1F372B7F"/>
     <w:multiLevelType w:val="multilevel"/>
-    <w:tmpl w:val="A7666C16"/>
-    <w:lvl w:ilvl="0">
+    <w:lvl w:ilvl="0" w:tentative="0">
       <w:start w:val="1"/>
       <w:numFmt w:val="bullet"/>
       <w:lvlText w:val="●"/>
@@ -3980,7 +3907,7 @@
         <w:u w:val="none"/>
       </w:rPr>
     </w:lvl>
-    <w:lvl w:ilvl="1">
+    <w:lvl w:ilvl="1" w:tentative="0">
       <w:start w:val="1"/>
       <w:numFmt w:val="bullet"/>
       <w:lvlText w:val="○"/>
@@ -3992,7 +3919,7 @@
         <w:u w:val="none"/>
       </w:rPr>
     </w:lvl>
-    <w:lvl w:ilvl="2">
+    <w:lvl w:ilvl="2" w:tentative="0">
       <w:start w:val="1"/>
       <w:numFmt w:val="bullet"/>
       <w:lvlText w:val="■"/>
@@ -4004,7 +3931,7 @@
         <w:u w:val="none"/>
       </w:rPr>
     </w:lvl>
-    <w:lvl w:ilvl="3">
+    <w:lvl w:ilvl="3" w:tentative="0">
       <w:start w:val="1"/>
       <w:numFmt w:val="bullet"/>
       <w:lvlText w:val="●"/>
@@ -4016,7 +3943,7 @@
         <w:u w:val="none"/>
       </w:rPr>
     </w:lvl>
-    <w:lvl w:ilvl="4">
+    <w:lvl w:ilvl="4" w:tentative="0">
       <w:start w:val="1"/>
       <w:numFmt w:val="bullet"/>
       <w:lvlText w:val="○"/>
@@ -4028,7 +3955,7 @@
         <w:u w:val="none"/>
       </w:rPr>
     </w:lvl>
-    <w:lvl w:ilvl="5">
+    <w:lvl w:ilvl="5" w:tentative="0">
       <w:start w:val="1"/>
       <w:numFmt w:val="bullet"/>
       <w:lvlText w:val="■"/>
@@ -4040,7 +3967,7 @@
         <w:u w:val="none"/>
       </w:rPr>
     </w:lvl>
-    <w:lvl w:ilvl="6">
+    <w:lvl w:ilvl="6" w:tentative="0">
       <w:start w:val="1"/>
       <w:numFmt w:val="bullet"/>
       <w:lvlText w:val="●"/>
@@ -4052,7 +3979,7 @@
         <w:u w:val="none"/>
       </w:rPr>
     </w:lvl>
-    <w:lvl w:ilvl="7">
+    <w:lvl w:ilvl="7" w:tentative="0">
       <w:start w:val="1"/>
       <w:numFmt w:val="bullet"/>
       <w:lvlText w:val="○"/>
@@ -4064,7 +3991,7 @@
         <w:u w:val="none"/>
       </w:rPr>
     </w:lvl>
-    <w:lvl w:ilvl="8">
+    <w:lvl w:ilvl="8" w:tentative="0">
       <w:start w:val="1"/>
       <w:numFmt w:val="bullet"/>
       <w:lvlText w:val="■"/>
@@ -4078,10 +4005,8 @@
     </w:lvl>
   </w:abstractNum>
   <w:abstractNum w:abstractNumId="3">
-    <w:nsid w:val="25A57099"/>
     <w:multiLevelType w:val="multilevel"/>
-    <w:tmpl w:val="C868BE6A"/>
-    <w:lvl w:ilvl="0">
+    <w:lvl w:ilvl="0" w:tentative="0">
       <w:start w:val="1"/>
       <w:numFmt w:val="bullet"/>
       <w:lvlText w:val="●"/>
@@ -4093,7 +4018,7 @@
         <w:u w:val="none"/>
       </w:rPr>
     </w:lvl>
-    <w:lvl w:ilvl="1">
+    <w:lvl w:ilvl="1" w:tentative="0">
       <w:start w:val="1"/>
       <w:numFmt w:val="bullet"/>
       <w:lvlText w:val="○"/>
@@ -4105,7 +4030,7 @@
         <w:u w:val="none"/>
       </w:rPr>
     </w:lvl>
-    <w:lvl w:ilvl="2">
+    <w:lvl w:ilvl="2" w:tentative="0">
       <w:start w:val="1"/>
       <w:numFmt w:val="bullet"/>
       <w:lvlText w:val="■"/>
@@ -4117,7 +4042,7 @@
         <w:u w:val="none"/>
       </w:rPr>
     </w:lvl>
-    <w:lvl w:ilvl="3">
+    <w:lvl w:ilvl="3" w:tentative="0">
       <w:start w:val="1"/>
       <w:numFmt w:val="bullet"/>
       <w:lvlText w:val="●"/>
@@ -4129,7 +4054,7 @@
         <w:u w:val="none"/>
       </w:rPr>
     </w:lvl>
-    <w:lvl w:ilvl="4">
+    <w:lvl w:ilvl="4" w:tentative="0">
       <w:start w:val="1"/>
       <w:numFmt w:val="bullet"/>
       <w:lvlText w:val="○"/>
@@ -4141,7 +4066,7 @@
         <w:u w:val="none"/>
       </w:rPr>
     </w:lvl>
-    <w:lvl w:ilvl="5">
+    <w:lvl w:ilvl="5" w:tentative="0">
       <w:start w:val="1"/>
       <w:numFmt w:val="bullet"/>
       <w:lvlText w:val="■"/>
@@ -4153,7 +4078,7 @@
         <w:u w:val="none"/>
       </w:rPr>
     </w:lvl>
-    <w:lvl w:ilvl="6">
+    <w:lvl w:ilvl="6" w:tentative="0">
       <w:start w:val="1"/>
       <w:numFmt w:val="bullet"/>
       <w:lvlText w:val="●"/>
@@ -4165,7 +4090,7 @@
         <w:u w:val="none"/>
       </w:rPr>
     </w:lvl>
-    <w:lvl w:ilvl="7">
+    <w:lvl w:ilvl="7" w:tentative="0">
       <w:start w:val="1"/>
       <w:numFmt w:val="bullet"/>
       <w:lvlText w:val="○"/>
@@ -4177,7 +4102,7 @@
         <w:u w:val="none"/>
       </w:rPr>
     </w:lvl>
-    <w:lvl w:ilvl="8">
+    <w:lvl w:ilvl="8" w:tentative="0">
       <w:start w:val="1"/>
       <w:numFmt w:val="bullet"/>
       <w:lvlText w:val="■"/>
@@ -4191,10 +4116,8 @@
     </w:lvl>
   </w:abstractNum>
   <w:abstractNum w:abstractNumId="4">
-    <w:nsid w:val="3C3341B3"/>
     <w:multiLevelType w:val="multilevel"/>
-    <w:tmpl w:val="5438525A"/>
-    <w:lvl w:ilvl="0">
+    <w:lvl w:ilvl="0" w:tentative="0">
       <w:start w:val="1"/>
       <w:numFmt w:val="bullet"/>
       <w:lvlText w:val="●"/>
@@ -4206,7 +4129,7 @@
         <w:u w:val="none"/>
       </w:rPr>
     </w:lvl>
-    <w:lvl w:ilvl="1">
+    <w:lvl w:ilvl="1" w:tentative="0">
       <w:start w:val="1"/>
       <w:numFmt w:val="bullet"/>
       <w:lvlText w:val="○"/>
@@ -4218,7 +4141,7 @@
         <w:u w:val="none"/>
       </w:rPr>
     </w:lvl>
-    <w:lvl w:ilvl="2">
+    <w:lvl w:ilvl="2" w:tentative="0">
       <w:start w:val="1"/>
       <w:numFmt w:val="bullet"/>
       <w:lvlText w:val="■"/>
@@ -4230,7 +4153,7 @@
         <w:u w:val="none"/>
       </w:rPr>
     </w:lvl>
-    <w:lvl w:ilvl="3">
+    <w:lvl w:ilvl="3" w:tentative="0">
       <w:start w:val="1"/>
       <w:numFmt w:val="bullet"/>
       <w:lvlText w:val="●"/>
@@ -4242,7 +4165,7 @@
         <w:u w:val="none"/>
       </w:rPr>
     </w:lvl>
-    <w:lvl w:ilvl="4">
+    <w:lvl w:ilvl="4" w:tentative="0">
       <w:start w:val="1"/>
       <w:numFmt w:val="bullet"/>
       <w:lvlText w:val="○"/>
@@ -4254,7 +4177,7 @@
         <w:u w:val="none"/>
       </w:rPr>
     </w:lvl>
-    <w:lvl w:ilvl="5">
+    <w:lvl w:ilvl="5" w:tentative="0">
       <w:start w:val="1"/>
       <w:numFmt w:val="bullet"/>
       <w:lvlText w:val="■"/>
@@ -4266,7 +4189,7 @@
         <w:u w:val="none"/>
       </w:rPr>
     </w:lvl>
-    <w:lvl w:ilvl="6">
+    <w:lvl w:ilvl="6" w:tentative="0">
       <w:start w:val="1"/>
       <w:numFmt w:val="bullet"/>
       <w:lvlText w:val="●"/>
@@ -4278,7 +4201,7 @@
         <w:u w:val="none"/>
       </w:rPr>
     </w:lvl>
-    <w:lvl w:ilvl="7">
+    <w:lvl w:ilvl="7" w:tentative="0">
       <w:start w:val="1"/>
       <w:numFmt w:val="bullet"/>
       <w:lvlText w:val="○"/>
@@ -4290,7 +4213,7 @@
         <w:u w:val="none"/>
       </w:rPr>
     </w:lvl>
-    <w:lvl w:ilvl="8">
+    <w:lvl w:ilvl="8" w:tentative="0">
       <w:start w:val="1"/>
       <w:numFmt w:val="bullet"/>
       <w:lvlText w:val="■"/>
@@ -4304,10 +4227,8 @@
     </w:lvl>
   </w:abstractNum>
   <w:abstractNum w:abstractNumId="5">
-    <w:nsid w:val="3C892527"/>
     <w:multiLevelType w:val="multilevel"/>
-    <w:tmpl w:val="0CDE1664"/>
-    <w:lvl w:ilvl="0">
+    <w:lvl w:ilvl="0" w:tentative="0">
       <w:start w:val="1"/>
       <w:numFmt w:val="bullet"/>
       <w:lvlText w:val="●"/>
@@ -4319,7 +4240,7 @@
         <w:u w:val="none"/>
       </w:rPr>
     </w:lvl>
-    <w:lvl w:ilvl="1">
+    <w:lvl w:ilvl="1" w:tentative="0">
       <w:start w:val="1"/>
       <w:numFmt w:val="bullet"/>
       <w:lvlText w:val="○"/>
@@ -4331,7 +4252,7 @@
         <w:u w:val="none"/>
       </w:rPr>
     </w:lvl>
-    <w:lvl w:ilvl="2">
+    <w:lvl w:ilvl="2" w:tentative="0">
       <w:start w:val="1"/>
       <w:numFmt w:val="bullet"/>
       <w:lvlText w:val="■"/>
@@ -4343,7 +4264,7 @@
         <w:u w:val="none"/>
       </w:rPr>
     </w:lvl>
-    <w:lvl w:ilvl="3">
+    <w:lvl w:ilvl="3" w:tentative="0">
       <w:start w:val="1"/>
       <w:numFmt w:val="bullet"/>
       <w:lvlText w:val="●"/>
@@ -4355,7 +4276,7 @@
         <w:u w:val="none"/>
       </w:rPr>
     </w:lvl>
-    <w:lvl w:ilvl="4">
+    <w:lvl w:ilvl="4" w:tentative="0">
       <w:start w:val="1"/>
       <w:numFmt w:val="bullet"/>
       <w:lvlText w:val="○"/>
@@ -4367,7 +4288,7 @@
         <w:u w:val="none"/>
       </w:rPr>
     </w:lvl>
-    <w:lvl w:ilvl="5">
+    <w:lvl w:ilvl="5" w:tentative="0">
       <w:start w:val="1"/>
       <w:numFmt w:val="bullet"/>
       <w:lvlText w:val="■"/>
@@ -4379,7 +4300,7 @@
         <w:u w:val="none"/>
       </w:rPr>
     </w:lvl>
-    <w:lvl w:ilvl="6">
+    <w:lvl w:ilvl="6" w:tentative="0">
       <w:start w:val="1"/>
       <w:numFmt w:val="bullet"/>
       <w:lvlText w:val="●"/>
@@ -4391,7 +4312,7 @@
         <w:u w:val="none"/>
       </w:rPr>
     </w:lvl>
-    <w:lvl w:ilvl="7">
+    <w:lvl w:ilvl="7" w:tentative="0">
       <w:start w:val="1"/>
       <w:numFmt w:val="bullet"/>
       <w:lvlText w:val="○"/>
@@ -4403,7 +4324,7 @@
         <w:u w:val="none"/>
       </w:rPr>
     </w:lvl>
-    <w:lvl w:ilvl="8">
+    <w:lvl w:ilvl="8" w:tentative="0">
       <w:start w:val="1"/>
       <w:numFmt w:val="bullet"/>
       <w:lvlText w:val="■"/>
@@ -4417,10 +4338,8 @@
     </w:lvl>
   </w:abstractNum>
   <w:abstractNum w:abstractNumId="6">
-    <w:nsid w:val="42237637"/>
     <w:multiLevelType w:val="multilevel"/>
-    <w:tmpl w:val="CED8E7D6"/>
-    <w:lvl w:ilvl="0">
+    <w:lvl w:ilvl="0" w:tentative="0">
       <w:start w:val="1"/>
       <w:numFmt w:val="bullet"/>
       <w:lvlText w:val="●"/>
@@ -4432,7 +4351,7 @@
         <w:u w:val="none"/>
       </w:rPr>
     </w:lvl>
-    <w:lvl w:ilvl="1">
+    <w:lvl w:ilvl="1" w:tentative="0">
       <w:start w:val="1"/>
       <w:numFmt w:val="bullet"/>
       <w:lvlText w:val="○"/>
@@ -4444,7 +4363,7 @@
         <w:u w:val="none"/>
       </w:rPr>
     </w:lvl>
-    <w:lvl w:ilvl="2">
+    <w:lvl w:ilvl="2" w:tentative="0">
       <w:start w:val="1"/>
       <w:numFmt w:val="bullet"/>
       <w:lvlText w:val="■"/>
@@ -4456,7 +4375,7 @@
         <w:u w:val="none"/>
       </w:rPr>
     </w:lvl>
-    <w:lvl w:ilvl="3">
+    <w:lvl w:ilvl="3" w:tentative="0">
       <w:start w:val="1"/>
       <w:numFmt w:val="bullet"/>
       <w:lvlText w:val="●"/>
@@ -4468,7 +4387,7 @@
         <w:u w:val="none"/>
       </w:rPr>
     </w:lvl>
-    <w:lvl w:ilvl="4">
+    <w:lvl w:ilvl="4" w:tentative="0">
       <w:start w:val="1"/>
       <w:numFmt w:val="bullet"/>
       <w:lvlText w:val="○"/>
@@ -4480,7 +4399,7 @@
         <w:u w:val="none"/>
       </w:rPr>
     </w:lvl>
-    <w:lvl w:ilvl="5">
+    <w:lvl w:ilvl="5" w:tentative="0">
       <w:start w:val="1"/>
       <w:numFmt w:val="bullet"/>
       <w:lvlText w:val="■"/>
@@ -4492,7 +4411,7 @@
         <w:u w:val="none"/>
       </w:rPr>
     </w:lvl>
-    <w:lvl w:ilvl="6">
+    <w:lvl w:ilvl="6" w:tentative="0">
       <w:start w:val="1"/>
       <w:numFmt w:val="bullet"/>
       <w:lvlText w:val="●"/>
@@ -4504,7 +4423,7 @@
         <w:u w:val="none"/>
       </w:rPr>
     </w:lvl>
-    <w:lvl w:ilvl="7">
+    <w:lvl w:ilvl="7" w:tentative="0">
       <w:start w:val="1"/>
       <w:numFmt w:val="bullet"/>
       <w:lvlText w:val="○"/>
@@ -4516,7 +4435,7 @@
         <w:u w:val="none"/>
       </w:rPr>
     </w:lvl>
-    <w:lvl w:ilvl="8">
+    <w:lvl w:ilvl="8" w:tentative="0">
       <w:start w:val="1"/>
       <w:numFmt w:val="bullet"/>
       <w:lvlText w:val="■"/>
@@ -4530,10 +4449,8 @@
     </w:lvl>
   </w:abstractNum>
   <w:abstractNum w:abstractNumId="7">
-    <w:nsid w:val="46601520"/>
     <w:multiLevelType w:val="multilevel"/>
-    <w:tmpl w:val="23C218FC"/>
-    <w:lvl w:ilvl="0">
+    <w:lvl w:ilvl="0" w:tentative="0">
       <w:start w:val="1"/>
       <w:numFmt w:val="bullet"/>
       <w:lvlText w:val="●"/>
@@ -4545,7 +4462,7 @@
         <w:u w:val="none"/>
       </w:rPr>
     </w:lvl>
-    <w:lvl w:ilvl="1">
+    <w:lvl w:ilvl="1" w:tentative="0">
       <w:start w:val="1"/>
       <w:numFmt w:val="bullet"/>
       <w:lvlText w:val="○"/>
@@ -4557,7 +4474,7 @@
         <w:u w:val="none"/>
       </w:rPr>
     </w:lvl>
-    <w:lvl w:ilvl="2">
+    <w:lvl w:ilvl="2" w:tentative="0">
       <w:start w:val="1"/>
       <w:numFmt w:val="bullet"/>
       <w:lvlText w:val="■"/>
@@ -4569,7 +4486,7 @@
         <w:u w:val="none"/>
       </w:rPr>
     </w:lvl>
-    <w:lvl w:ilvl="3">
+    <w:lvl w:ilvl="3" w:tentative="0">
       <w:start w:val="1"/>
       <w:numFmt w:val="bullet"/>
       <w:lvlText w:val="●"/>
@@ -4581,7 +4498,7 @@
         <w:u w:val="none"/>
       </w:rPr>
     </w:lvl>
-    <w:lvl w:ilvl="4">
+    <w:lvl w:ilvl="4" w:tentative="0">
       <w:start w:val="1"/>
       <w:numFmt w:val="bullet"/>
       <w:lvlText w:val="○"/>
@@ -4593,7 +4510,7 @@
         <w:u w:val="none"/>
       </w:rPr>
     </w:lvl>
-    <w:lvl w:ilvl="5">
+    <w:lvl w:ilvl="5" w:tentative="0">
       <w:start w:val="1"/>
       <w:numFmt w:val="bullet"/>
       <w:lvlText w:val="■"/>
@@ -4605,7 +4522,7 @@
         <w:u w:val="none"/>
       </w:rPr>
     </w:lvl>
-    <w:lvl w:ilvl="6">
+    <w:lvl w:ilvl="6" w:tentative="0">
       <w:start w:val="1"/>
       <w:numFmt w:val="bullet"/>
       <w:lvlText w:val="●"/>
@@ -4617,7 +4534,7 @@
         <w:u w:val="none"/>
       </w:rPr>
     </w:lvl>
-    <w:lvl w:ilvl="7">
+    <w:lvl w:ilvl="7" w:tentative="0">
       <w:start w:val="1"/>
       <w:numFmt w:val="bullet"/>
       <w:lvlText w:val="○"/>
@@ -4629,7 +4546,7 @@
         <w:u w:val="none"/>
       </w:rPr>
     </w:lvl>
-    <w:lvl w:ilvl="8">
+    <w:lvl w:ilvl="8" w:tentative="0">
       <w:start w:val="1"/>
       <w:numFmt w:val="bullet"/>
       <w:lvlText w:val="■"/>
@@ -4643,10 +4560,8 @@
     </w:lvl>
   </w:abstractNum>
   <w:abstractNum w:abstractNumId="8">
-    <w:nsid w:val="4B1E0FAA"/>
     <w:multiLevelType w:val="multilevel"/>
-    <w:tmpl w:val="4FBE811C"/>
-    <w:lvl w:ilvl="0">
+    <w:lvl w:ilvl="0" w:tentative="0">
       <w:start w:val="1"/>
       <w:numFmt w:val="bullet"/>
       <w:lvlText w:val="●"/>
@@ -4658,7 +4573,7 @@
         <w:u w:val="none"/>
       </w:rPr>
     </w:lvl>
-    <w:lvl w:ilvl="1">
+    <w:lvl w:ilvl="1" w:tentative="0">
       <w:start w:val="1"/>
       <w:numFmt w:val="bullet"/>
       <w:lvlText w:val="○"/>
@@ -4670,7 +4585,7 @@
         <w:u w:val="none"/>
       </w:rPr>
     </w:lvl>
-    <w:lvl w:ilvl="2">
+    <w:lvl w:ilvl="2" w:tentative="0">
       <w:start w:val="1"/>
       <w:numFmt w:val="bullet"/>
       <w:lvlText w:val="■"/>
@@ -4682,7 +4597,7 @@
         <w:u w:val="none"/>
       </w:rPr>
     </w:lvl>
-    <w:lvl w:ilvl="3">
+    <w:lvl w:ilvl="3" w:tentative="0">
       <w:start w:val="1"/>
       <w:numFmt w:val="bullet"/>
       <w:lvlText w:val="●"/>
@@ -4694,7 +4609,7 @@
         <w:u w:val="none"/>
       </w:rPr>
     </w:lvl>
-    <w:lvl w:ilvl="4">
+    <w:lvl w:ilvl="4" w:tentative="0">
       <w:start w:val="1"/>
       <w:numFmt w:val="bullet"/>
       <w:lvlText w:val="○"/>
@@ -4706,7 +4621,7 @@
         <w:u w:val="none"/>
       </w:rPr>
     </w:lvl>
-    <w:lvl w:ilvl="5">
+    <w:lvl w:ilvl="5" w:tentative="0">
       <w:start w:val="1"/>
       <w:numFmt w:val="bullet"/>
       <w:lvlText w:val="■"/>
@@ -4718,7 +4633,7 @@
         <w:u w:val="none"/>
       </w:rPr>
     </w:lvl>
-    <w:lvl w:ilvl="6">
+    <w:lvl w:ilvl="6" w:tentative="0">
       <w:start w:val="1"/>
       <w:numFmt w:val="bullet"/>
       <w:lvlText w:val="●"/>
@@ -4730,7 +4645,7 @@
         <w:u w:val="none"/>
       </w:rPr>
     </w:lvl>
-    <w:lvl w:ilvl="7">
+    <w:lvl w:ilvl="7" w:tentative="0">
       <w:start w:val="1"/>
       <w:numFmt w:val="bullet"/>
       <w:lvlText w:val="○"/>
@@ -4742,7 +4657,7 @@
         <w:u w:val="none"/>
       </w:rPr>
     </w:lvl>
-    <w:lvl w:ilvl="8">
+    <w:lvl w:ilvl="8" w:tentative="0">
       <w:start w:val="1"/>
       <w:numFmt w:val="bullet"/>
       <w:lvlText w:val="■"/>
@@ -4756,10 +4671,8 @@
     </w:lvl>
   </w:abstractNum>
   <w:abstractNum w:abstractNumId="9">
-    <w:nsid w:val="4D4B0359"/>
     <w:multiLevelType w:val="multilevel"/>
-    <w:tmpl w:val="1B9224CC"/>
-    <w:lvl w:ilvl="0">
+    <w:lvl w:ilvl="0" w:tentative="0">
       <w:start w:val="1"/>
       <w:numFmt w:val="bullet"/>
       <w:lvlText w:val="●"/>
@@ -4771,7 +4684,7 @@
         <w:u w:val="none"/>
       </w:rPr>
     </w:lvl>
-    <w:lvl w:ilvl="1">
+    <w:lvl w:ilvl="1" w:tentative="0">
       <w:start w:val="1"/>
       <w:numFmt w:val="bullet"/>
       <w:lvlText w:val="○"/>
@@ -4783,7 +4696,7 @@
         <w:u w:val="none"/>
       </w:rPr>
     </w:lvl>
-    <w:lvl w:ilvl="2">
+    <w:lvl w:ilvl="2" w:tentative="0">
       <w:start w:val="1"/>
       <w:numFmt w:val="bullet"/>
       <w:lvlText w:val="■"/>
@@ -4795,7 +4708,7 @@
         <w:u w:val="none"/>
       </w:rPr>
     </w:lvl>
-    <w:lvl w:ilvl="3">
+    <w:lvl w:ilvl="3" w:tentative="0">
       <w:start w:val="1"/>
       <w:numFmt w:val="bullet"/>
       <w:lvlText w:val="●"/>
@@ -4807,7 +4720,7 @@
         <w:u w:val="none"/>
       </w:rPr>
     </w:lvl>
-    <w:lvl w:ilvl="4">
+    <w:lvl w:ilvl="4" w:tentative="0">
       <w:start w:val="1"/>
       <w:numFmt w:val="bullet"/>
       <w:lvlText w:val="○"/>
@@ -4819,7 +4732,7 @@
         <w:u w:val="none"/>
       </w:rPr>
     </w:lvl>
-    <w:lvl w:ilvl="5">
+    <w:lvl w:ilvl="5" w:tentative="0">
       <w:start w:val="1"/>
       <w:numFmt w:val="bullet"/>
       <w:lvlText w:val="■"/>
@@ -4831,7 +4744,7 @@
         <w:u w:val="none"/>
       </w:rPr>
     </w:lvl>
-    <w:lvl w:ilvl="6">
+    <w:lvl w:ilvl="6" w:tentative="0">
       <w:start w:val="1"/>
       <w:numFmt w:val="bullet"/>
       <w:lvlText w:val="●"/>
@@ -4843,7 +4756,7 @@
         <w:u w:val="none"/>
       </w:rPr>
     </w:lvl>
-    <w:lvl w:ilvl="7">
+    <w:lvl w:ilvl="7" w:tentative="0">
       <w:start w:val="1"/>
       <w:numFmt w:val="bullet"/>
       <w:lvlText w:val="○"/>
@@ -4855,7 +4768,7 @@
         <w:u w:val="none"/>
       </w:rPr>
     </w:lvl>
-    <w:lvl w:ilvl="8">
+    <w:lvl w:ilvl="8" w:tentative="0">
       <w:start w:val="1"/>
       <w:numFmt w:val="bullet"/>
       <w:lvlText w:val="■"/>
@@ -4869,10 +4782,8 @@
     </w:lvl>
   </w:abstractNum>
   <w:abstractNum w:abstractNumId="10">
-    <w:nsid w:val="547D7AED"/>
     <w:multiLevelType w:val="multilevel"/>
-    <w:tmpl w:val="55900D0E"/>
-    <w:lvl w:ilvl="0">
+    <w:lvl w:ilvl="0" w:tentative="0">
       <w:start w:val="1"/>
       <w:numFmt w:val="bullet"/>
       <w:lvlText w:val="●"/>
@@ -4884,7 +4795,7 @@
         <w:u w:val="none"/>
       </w:rPr>
     </w:lvl>
-    <w:lvl w:ilvl="1">
+    <w:lvl w:ilvl="1" w:tentative="0">
       <w:start w:val="1"/>
       <w:numFmt w:val="bullet"/>
       <w:lvlText w:val="○"/>
@@ -4896,7 +4807,7 @@
         <w:u w:val="none"/>
       </w:rPr>
     </w:lvl>
-    <w:lvl w:ilvl="2">
+    <w:lvl w:ilvl="2" w:tentative="0">
       <w:start w:val="1"/>
       <w:numFmt w:val="bullet"/>
       <w:lvlText w:val="■"/>
@@ -4908,7 +4819,7 @@
         <w:u w:val="none"/>
       </w:rPr>
     </w:lvl>
-    <w:lvl w:ilvl="3">
+    <w:lvl w:ilvl="3" w:tentative="0">
       <w:start w:val="1"/>
       <w:numFmt w:val="bullet"/>
       <w:lvlText w:val="●"/>
@@ -4920,7 +4831,7 @@
         <w:u w:val="none"/>
       </w:rPr>
     </w:lvl>
-    <w:lvl w:ilvl="4">
+    <w:lvl w:ilvl="4" w:tentative="0">
       <w:start w:val="1"/>
       <w:numFmt w:val="bullet"/>
       <w:lvlText w:val="○"/>
@@ -4932,7 +4843,7 @@
         <w:u w:val="none"/>
       </w:rPr>
     </w:lvl>
-    <w:lvl w:ilvl="5">
+    <w:lvl w:ilvl="5" w:tentative="0">
       <w:start w:val="1"/>
       <w:numFmt w:val="bullet"/>
       <w:lvlText w:val="■"/>
@@ -4944,7 +4855,7 @@
         <w:u w:val="none"/>
       </w:rPr>
     </w:lvl>
-    <w:lvl w:ilvl="6">
+    <w:lvl w:ilvl="6" w:tentative="0">
       <w:start w:val="1"/>
       <w:numFmt w:val="bullet"/>
       <w:lvlText w:val="●"/>
@@ -4956,7 +4867,7 @@
         <w:u w:val="none"/>
       </w:rPr>
     </w:lvl>
-    <w:lvl w:ilvl="7">
+    <w:lvl w:ilvl="7" w:tentative="0">
       <w:start w:val="1"/>
       <w:numFmt w:val="bullet"/>
       <w:lvlText w:val="○"/>
@@ -4968,7 +4879,7 @@
         <w:u w:val="none"/>
       </w:rPr>
     </w:lvl>
-    <w:lvl w:ilvl="8">
+    <w:lvl w:ilvl="8" w:tentative="0">
       <w:start w:val="1"/>
       <w:numFmt w:val="bullet"/>
       <w:lvlText w:val="■"/>
@@ -4982,10 +4893,8 @@
     </w:lvl>
   </w:abstractNum>
   <w:abstractNum w:abstractNumId="11">
-    <w:nsid w:val="5D16588F"/>
     <w:multiLevelType w:val="multilevel"/>
-    <w:tmpl w:val="5EB22F72"/>
-    <w:lvl w:ilvl="0">
+    <w:lvl w:ilvl="0" w:tentative="0">
       <w:start w:val="1"/>
       <w:numFmt w:val="bullet"/>
       <w:lvlText w:val="●"/>
@@ -4997,7 +4906,7 @@
         <w:u w:val="none"/>
       </w:rPr>
     </w:lvl>
-    <w:lvl w:ilvl="1">
+    <w:lvl w:ilvl="1" w:tentative="0">
       <w:start w:val="1"/>
       <w:numFmt w:val="bullet"/>
       <w:lvlText w:val="○"/>
@@ -5009,7 +4918,7 @@
         <w:u w:val="none"/>
       </w:rPr>
     </w:lvl>
-    <w:lvl w:ilvl="2">
+    <w:lvl w:ilvl="2" w:tentative="0">
       <w:start w:val="1"/>
       <w:numFmt w:val="bullet"/>
       <w:lvlText w:val="■"/>
@@ -5021,7 +4930,7 @@
         <w:u w:val="none"/>
       </w:rPr>
     </w:lvl>
-    <w:lvl w:ilvl="3">
+    <w:lvl w:ilvl="3" w:tentative="0">
       <w:start w:val="1"/>
       <w:numFmt w:val="bullet"/>
       <w:lvlText w:val="●"/>
@@ -5033,7 +4942,7 @@
         <w:u w:val="none"/>
       </w:rPr>
     </w:lvl>
-    <w:lvl w:ilvl="4">
+    <w:lvl w:ilvl="4" w:tentative="0">
       <w:start w:val="1"/>
       <w:numFmt w:val="bullet"/>
       <w:lvlText w:val="○"/>
@@ -5045,7 +4954,7 @@
         <w:u w:val="none"/>
       </w:rPr>
     </w:lvl>
-    <w:lvl w:ilvl="5">
+    <w:lvl w:ilvl="5" w:tentative="0">
       <w:start w:val="1"/>
       <w:numFmt w:val="bullet"/>
       <w:lvlText w:val="■"/>
@@ -5057,7 +4966,7 @@
         <w:u w:val="none"/>
       </w:rPr>
     </w:lvl>
-    <w:lvl w:ilvl="6">
+    <w:lvl w:ilvl="6" w:tentative="0">
       <w:start w:val="1"/>
       <w:numFmt w:val="bullet"/>
       <w:lvlText w:val="●"/>
@@ -5069,7 +4978,7 @@
         <w:u w:val="none"/>
       </w:rPr>
     </w:lvl>
-    <w:lvl w:ilvl="7">
+    <w:lvl w:ilvl="7" w:tentative="0">
       <w:start w:val="1"/>
       <w:numFmt w:val="bullet"/>
       <w:lvlText w:val="○"/>
@@ -5081,7 +4990,7 @@
         <w:u w:val="none"/>
       </w:rPr>
     </w:lvl>
-    <w:lvl w:ilvl="8">
+    <w:lvl w:ilvl="8" w:tentative="0">
       <w:start w:val="1"/>
       <w:numFmt w:val="bullet"/>
       <w:lvlText w:val="■"/>
@@ -5095,10 +5004,8 @@
     </w:lvl>
   </w:abstractNum>
   <w:abstractNum w:abstractNumId="12">
-    <w:nsid w:val="66924665"/>
     <w:multiLevelType w:val="multilevel"/>
-    <w:tmpl w:val="8FA680FA"/>
-    <w:lvl w:ilvl="0">
+    <w:lvl w:ilvl="0" w:tentative="0">
       <w:start w:val="1"/>
       <w:numFmt w:val="bullet"/>
       <w:lvlText w:val="●"/>
@@ -5110,7 +5017,7 @@
         <w:u w:val="none"/>
       </w:rPr>
     </w:lvl>
-    <w:lvl w:ilvl="1">
+    <w:lvl w:ilvl="1" w:tentative="0">
       <w:start w:val="1"/>
       <w:numFmt w:val="bullet"/>
       <w:lvlText w:val="○"/>
@@ -5122,7 +5029,7 @@
         <w:u w:val="none"/>
       </w:rPr>
     </w:lvl>
-    <w:lvl w:ilvl="2">
+    <w:lvl w:ilvl="2" w:tentative="0">
       <w:start w:val="1"/>
       <w:numFmt w:val="bullet"/>
       <w:lvlText w:val="■"/>
@@ -5134,7 +5041,7 @@
         <w:u w:val="none"/>
       </w:rPr>
     </w:lvl>
-    <w:lvl w:ilvl="3">
+    <w:lvl w:ilvl="3" w:tentative="0">
       <w:start w:val="1"/>
       <w:numFmt w:val="bullet"/>
       <w:lvlText w:val="●"/>
@@ -5146,7 +5053,7 @@
         <w:u w:val="none"/>
       </w:rPr>
     </w:lvl>
-    <w:lvl w:ilvl="4">
+    <w:lvl w:ilvl="4" w:tentative="0">
       <w:start w:val="1"/>
       <w:numFmt w:val="bullet"/>
       <w:lvlText w:val="○"/>
@@ -5158,7 +5065,7 @@
         <w:u w:val="none"/>
       </w:rPr>
     </w:lvl>
-    <w:lvl w:ilvl="5">
+    <w:lvl w:ilvl="5" w:tentative="0">
       <w:start w:val="1"/>
       <w:numFmt w:val="bullet"/>
       <w:lvlText w:val="■"/>
@@ -5170,7 +5077,7 @@
         <w:u w:val="none"/>
       </w:rPr>
     </w:lvl>
-    <w:lvl w:ilvl="6">
+    <w:lvl w:ilvl="6" w:tentative="0">
       <w:start w:val="1"/>
       <w:numFmt w:val="bullet"/>
       <w:lvlText w:val="●"/>
@@ -5182,7 +5089,7 @@
         <w:u w:val="none"/>
       </w:rPr>
     </w:lvl>
-    <w:lvl w:ilvl="7">
+    <w:lvl w:ilvl="7" w:tentative="0">
       <w:start w:val="1"/>
       <w:numFmt w:val="bullet"/>
       <w:lvlText w:val="○"/>
@@ -5194,7 +5101,7 @@
         <w:u w:val="none"/>
       </w:rPr>
     </w:lvl>
-    <w:lvl w:ilvl="8">
+    <w:lvl w:ilvl="8" w:tentative="0">
       <w:start w:val="1"/>
       <w:numFmt w:val="bullet"/>
       <w:lvlText w:val="■"/>
@@ -5208,10 +5115,8 @@
     </w:lvl>
   </w:abstractNum>
   <w:abstractNum w:abstractNumId="13">
-    <w:nsid w:val="69B766E1"/>
     <w:multiLevelType w:val="multilevel"/>
-    <w:tmpl w:val="38D46EFA"/>
-    <w:lvl w:ilvl="0">
+    <w:lvl w:ilvl="0" w:tentative="0">
       <w:start w:val="1"/>
       <w:numFmt w:val="bullet"/>
       <w:lvlText w:val="●"/>
@@ -5223,7 +5128,7 @@
         <w:u w:val="none"/>
       </w:rPr>
     </w:lvl>
-    <w:lvl w:ilvl="1">
+    <w:lvl w:ilvl="1" w:tentative="0">
       <w:start w:val="1"/>
       <w:numFmt w:val="bullet"/>
       <w:lvlText w:val="○"/>
@@ -5235,7 +5140,7 @@
         <w:u w:val="none"/>
       </w:rPr>
     </w:lvl>
-    <w:lvl w:ilvl="2">
+    <w:lvl w:ilvl="2" w:tentative="0">
       <w:start w:val="1"/>
       <w:numFmt w:val="bullet"/>
       <w:lvlText w:val="■"/>
@@ -5247,7 +5152,7 @@
         <w:u w:val="none"/>
       </w:rPr>
     </w:lvl>
-    <w:lvl w:ilvl="3">
+    <w:lvl w:ilvl="3" w:tentative="0">
       <w:start w:val="1"/>
       <w:numFmt w:val="bullet"/>
       <w:lvlText w:val="●"/>
@@ -5259,7 +5164,7 @@
         <w:u w:val="none"/>
       </w:rPr>
     </w:lvl>
-    <w:lvl w:ilvl="4">
+    <w:lvl w:ilvl="4" w:tentative="0">
       <w:start w:val="1"/>
       <w:numFmt w:val="bullet"/>
       <w:lvlText w:val="○"/>
@@ -5271,7 +5176,7 @@
         <w:u w:val="none"/>
       </w:rPr>
     </w:lvl>
-    <w:lvl w:ilvl="5">
+    <w:lvl w:ilvl="5" w:tentative="0">
       <w:start w:val="1"/>
       <w:numFmt w:val="bullet"/>
       <w:lvlText w:val="■"/>
@@ -5283,7 +5188,7 @@
         <w:u w:val="none"/>
       </w:rPr>
     </w:lvl>
-    <w:lvl w:ilvl="6">
+    <w:lvl w:ilvl="6" w:tentative="0">
       <w:start w:val="1"/>
       <w:numFmt w:val="bullet"/>
       <w:lvlText w:val="●"/>
@@ -5295,7 +5200,7 @@
         <w:u w:val="none"/>
       </w:rPr>
     </w:lvl>
-    <w:lvl w:ilvl="7">
+    <w:lvl w:ilvl="7" w:tentative="0">
       <w:start w:val="1"/>
       <w:numFmt w:val="bullet"/>
       <w:lvlText w:val="○"/>
@@ -5307,7 +5212,7 @@
         <w:u w:val="none"/>
       </w:rPr>
     </w:lvl>
-    <w:lvl w:ilvl="8">
+    <w:lvl w:ilvl="8" w:tentative="0">
       <w:start w:val="1"/>
       <w:numFmt w:val="bullet"/>
       <w:lvlText w:val="■"/>
@@ -5321,10 +5226,8 @@
     </w:lvl>
   </w:abstractNum>
   <w:abstractNum w:abstractNumId="14">
-    <w:nsid w:val="7078047C"/>
     <w:multiLevelType w:val="multilevel"/>
-    <w:tmpl w:val="955C8B92"/>
-    <w:lvl w:ilvl="0">
+    <w:lvl w:ilvl="0" w:tentative="0">
       <w:start w:val="1"/>
       <w:numFmt w:val="bullet"/>
       <w:lvlText w:val="●"/>
@@ -5336,7 +5239,7 @@
         <w:u w:val="none"/>
       </w:rPr>
     </w:lvl>
-    <w:lvl w:ilvl="1">
+    <w:lvl w:ilvl="1" w:tentative="0">
       <w:start w:val="1"/>
       <w:numFmt w:val="bullet"/>
       <w:lvlText w:val="○"/>
@@ -5348,7 +5251,7 @@
         <w:u w:val="none"/>
       </w:rPr>
     </w:lvl>
-    <w:lvl w:ilvl="2">
+    <w:lvl w:ilvl="2" w:tentative="0">
       <w:start w:val="1"/>
       <w:numFmt w:val="bullet"/>
       <w:lvlText w:val="■"/>
@@ -5360,7 +5263,7 @@
         <w:u w:val="none"/>
       </w:rPr>
     </w:lvl>
-    <w:lvl w:ilvl="3">
+    <w:lvl w:ilvl="3" w:tentative="0">
       <w:start w:val="1"/>
       <w:numFmt w:val="bullet"/>
       <w:lvlText w:val="●"/>
@@ -5372,7 +5275,7 @@
         <w:u w:val="none"/>
       </w:rPr>
     </w:lvl>
-    <w:lvl w:ilvl="4">
+    <w:lvl w:ilvl="4" w:tentative="0">
       <w:start w:val="1"/>
       <w:numFmt w:val="bullet"/>
       <w:lvlText w:val="○"/>
@@ -5384,7 +5287,7 @@
         <w:u w:val="none"/>
       </w:rPr>
     </w:lvl>
-    <w:lvl w:ilvl="5">
+    <w:lvl w:ilvl="5" w:tentative="0">
       <w:start w:val="1"/>
       <w:numFmt w:val="bullet"/>
       <w:lvlText w:val="■"/>
@@ -5396,7 +5299,7 @@
         <w:u w:val="none"/>
       </w:rPr>
     </w:lvl>
-    <w:lvl w:ilvl="6">
+    <w:lvl w:ilvl="6" w:tentative="0">
       <w:start w:val="1"/>
       <w:numFmt w:val="bullet"/>
       <w:lvlText w:val="●"/>
@@ -5408,7 +5311,7 @@
         <w:u w:val="none"/>
       </w:rPr>
     </w:lvl>
-    <w:lvl w:ilvl="7">
+    <w:lvl w:ilvl="7" w:tentative="0">
       <w:start w:val="1"/>
       <w:numFmt w:val="bullet"/>
       <w:lvlText w:val="○"/>
@@ -5420,7 +5323,7 @@
         <w:u w:val="none"/>
       </w:rPr>
     </w:lvl>
-    <w:lvl w:ilvl="8">
+    <w:lvl w:ilvl="8" w:tentative="0">
       <w:start w:val="1"/>
       <w:numFmt w:val="bullet"/>
       <w:lvlText w:val="■"/>
@@ -5434,10 +5337,8 @@
     </w:lvl>
   </w:abstractNum>
   <w:abstractNum w:abstractNumId="15">
-    <w:nsid w:val="77E60345"/>
     <w:multiLevelType w:val="multilevel"/>
-    <w:tmpl w:val="2B84E5A0"/>
-    <w:lvl w:ilvl="0">
+    <w:lvl w:ilvl="0" w:tentative="0">
       <w:start w:val="1"/>
       <w:numFmt w:val="bullet"/>
       <w:lvlText w:val="●"/>
@@ -5449,7 +5350,7 @@
         <w:u w:val="none"/>
       </w:rPr>
     </w:lvl>
-    <w:lvl w:ilvl="1">
+    <w:lvl w:ilvl="1" w:tentative="0">
       <w:start w:val="1"/>
       <w:numFmt w:val="bullet"/>
       <w:lvlText w:val="○"/>
@@ -5461,7 +5362,7 @@
         <w:u w:val="none"/>
       </w:rPr>
     </w:lvl>
-    <w:lvl w:ilvl="2">
+    <w:lvl w:ilvl="2" w:tentative="0">
       <w:start w:val="1"/>
       <w:numFmt w:val="bullet"/>
       <w:lvlText w:val="■"/>
@@ -5473,7 +5374,7 @@
         <w:u w:val="none"/>
       </w:rPr>
     </w:lvl>
-    <w:lvl w:ilvl="3">
+    <w:lvl w:ilvl="3" w:tentative="0">
       <w:start w:val="1"/>
       <w:numFmt w:val="bullet"/>
       <w:lvlText w:val="●"/>
@@ -5485,7 +5386,7 @@
         <w:u w:val="none"/>
       </w:rPr>
     </w:lvl>
-    <w:lvl w:ilvl="4">
+    <w:lvl w:ilvl="4" w:tentative="0">
       <w:start w:val="1"/>
       <w:numFmt w:val="bullet"/>
       <w:lvlText w:val="○"/>
@@ -5497,7 +5398,7 @@
         <w:u w:val="none"/>
       </w:rPr>
     </w:lvl>
-    <w:lvl w:ilvl="5">
+    <w:lvl w:ilvl="5" w:tentative="0">
       <w:start w:val="1"/>
       <w:numFmt w:val="bullet"/>
       <w:lvlText w:val="■"/>
@@ -5509,7 +5410,7 @@
         <w:u w:val="none"/>
       </w:rPr>
     </w:lvl>
-    <w:lvl w:ilvl="6">
+    <w:lvl w:ilvl="6" w:tentative="0">
       <w:start w:val="1"/>
       <w:numFmt w:val="bullet"/>
       <w:lvlText w:val="●"/>
@@ -5521,7 +5422,7 @@
         <w:u w:val="none"/>
       </w:rPr>
     </w:lvl>
-    <w:lvl w:ilvl="7">
+    <w:lvl w:ilvl="7" w:tentative="0">
       <w:start w:val="1"/>
       <w:numFmt w:val="bullet"/>
       <w:lvlText w:val="○"/>
@@ -5533,7 +5434,7 @@
         <w:u w:val="none"/>
       </w:rPr>
     </w:lvl>
-    <w:lvl w:ilvl="8">
+    <w:lvl w:ilvl="8" w:tentative="0">
       <w:start w:val="1"/>
       <w:numFmt w:val="bullet"/>
       <w:lvlText w:val="■"/>
@@ -5547,10 +5448,8 @@
     </w:lvl>
   </w:abstractNum>
   <w:abstractNum w:abstractNumId="16">
-    <w:nsid w:val="7A776D8C"/>
     <w:multiLevelType w:val="multilevel"/>
-    <w:tmpl w:val="ABFE9D68"/>
-    <w:lvl w:ilvl="0">
+    <w:lvl w:ilvl="0" w:tentative="0">
       <w:start w:val="1"/>
       <w:numFmt w:val="bullet"/>
       <w:lvlText w:val="●"/>
@@ -5562,7 +5461,7 @@
         <w:u w:val="none"/>
       </w:rPr>
     </w:lvl>
-    <w:lvl w:ilvl="1">
+    <w:lvl w:ilvl="1" w:tentative="0">
       <w:start w:val="1"/>
       <w:numFmt w:val="bullet"/>
       <w:lvlText w:val="○"/>
@@ -5574,7 +5473,7 @@
         <w:u w:val="none"/>
       </w:rPr>
     </w:lvl>
-    <w:lvl w:ilvl="2">
+    <w:lvl w:ilvl="2" w:tentative="0">
       <w:start w:val="1"/>
       <w:numFmt w:val="bullet"/>
       <w:lvlText w:val="■"/>
@@ -5586,7 +5485,7 @@
         <w:u w:val="none"/>
       </w:rPr>
     </w:lvl>
-    <w:lvl w:ilvl="3">
+    <w:lvl w:ilvl="3" w:tentative="0">
       <w:start w:val="1"/>
       <w:numFmt w:val="bullet"/>
       <w:lvlText w:val="●"/>
@@ -5598,7 +5497,7 @@
         <w:u w:val="none"/>
       </w:rPr>
     </w:lvl>
-    <w:lvl w:ilvl="4">
+    <w:lvl w:ilvl="4" w:tentative="0">
       <w:start w:val="1"/>
       <w:numFmt w:val="bullet"/>
       <w:lvlText w:val="○"/>
@@ -5610,7 +5509,7 @@
         <w:u w:val="none"/>
       </w:rPr>
     </w:lvl>
-    <w:lvl w:ilvl="5">
+    <w:lvl w:ilvl="5" w:tentative="0">
       <w:start w:val="1"/>
       <w:numFmt w:val="bullet"/>
       <w:lvlText w:val="■"/>
@@ -5622,7 +5521,7 @@
         <w:u w:val="none"/>
       </w:rPr>
     </w:lvl>
-    <w:lvl w:ilvl="6">
+    <w:lvl w:ilvl="6" w:tentative="0">
       <w:start w:val="1"/>
       <w:numFmt w:val="bullet"/>
       <w:lvlText w:val="●"/>
@@ -5634,7 +5533,7 @@
         <w:u w:val="none"/>
       </w:rPr>
     </w:lvl>
-    <w:lvl w:ilvl="7">
+    <w:lvl w:ilvl="7" w:tentative="0">
       <w:start w:val="1"/>
       <w:numFmt w:val="bullet"/>
       <w:lvlText w:val="○"/>
@@ -5646,7 +5545,7 @@
         <w:u w:val="none"/>
       </w:rPr>
     </w:lvl>
-    <w:lvl w:ilvl="8">
+    <w:lvl w:ilvl="8" w:tentative="0">
       <w:start w:val="1"/>
       <w:numFmt w:val="bullet"/>
       <w:lvlText w:val="■"/>
@@ -5660,10 +5559,8 @@
     </w:lvl>
   </w:abstractNum>
   <w:abstractNum w:abstractNumId="17">
-    <w:nsid w:val="7D531EF9"/>
     <w:multiLevelType w:val="multilevel"/>
-    <w:tmpl w:val="EEBE7A72"/>
-    <w:lvl w:ilvl="0">
+    <w:lvl w:ilvl="0" w:tentative="0">
       <w:start w:val="1"/>
       <w:numFmt w:val="bullet"/>
       <w:lvlText w:val="●"/>
@@ -5675,7 +5572,7 @@
         <w:u w:val="none"/>
       </w:rPr>
     </w:lvl>
-    <w:lvl w:ilvl="1">
+    <w:lvl w:ilvl="1" w:tentative="0">
       <w:start w:val="1"/>
       <w:numFmt w:val="bullet"/>
       <w:lvlText w:val="○"/>
@@ -5687,7 +5584,7 @@
         <w:u w:val="none"/>
       </w:rPr>
     </w:lvl>
-    <w:lvl w:ilvl="2">
+    <w:lvl w:ilvl="2" w:tentative="0">
       <w:start w:val="1"/>
       <w:numFmt w:val="bullet"/>
       <w:lvlText w:val="■"/>
@@ -5699,7 +5596,7 @@
         <w:u w:val="none"/>
       </w:rPr>
     </w:lvl>
-    <w:lvl w:ilvl="3">
+    <w:lvl w:ilvl="3" w:tentative="0">
       <w:start w:val="1"/>
       <w:numFmt w:val="bullet"/>
       <w:lvlText w:val="●"/>
@@ -5711,7 +5608,7 @@
         <w:u w:val="none"/>
       </w:rPr>
     </w:lvl>
-    <w:lvl w:ilvl="4">
+    <w:lvl w:ilvl="4" w:tentative="0">
       <w:start w:val="1"/>
       <w:numFmt w:val="bullet"/>
       <w:lvlText w:val="○"/>
@@ -5723,7 +5620,7 @@
         <w:u w:val="none"/>
       </w:rPr>
     </w:lvl>
-    <w:lvl w:ilvl="5">
+    <w:lvl w:ilvl="5" w:tentative="0">
       <w:start w:val="1"/>
       <w:numFmt w:val="bullet"/>
       <w:lvlText w:val="■"/>
@@ -5735,7 +5632,7 @@
         <w:u w:val="none"/>
       </w:rPr>
     </w:lvl>
-    <w:lvl w:ilvl="6">
+    <w:lvl w:ilvl="6" w:tentative="0">
       <w:start w:val="1"/>
       <w:numFmt w:val="bullet"/>
       <w:lvlText w:val="●"/>
@@ -5747,7 +5644,7 @@
         <w:u w:val="none"/>
       </w:rPr>
     </w:lvl>
-    <w:lvl w:ilvl="7">
+    <w:lvl w:ilvl="7" w:tentative="0">
       <w:start w:val="1"/>
       <w:numFmt w:val="bullet"/>
       <w:lvlText w:val="○"/>
@@ -5759,7 +5656,7 @@
         <w:u w:val="none"/>
       </w:rPr>
     </w:lvl>
-    <w:lvl w:ilvl="8">
+    <w:lvl w:ilvl="8" w:tentative="0">
       <w:start w:val="1"/>
       <w:numFmt w:val="bullet"/>
       <w:lvlText w:val="■"/>
@@ -5830,14 +5727,14 @@
 </file>
 
 <file path=word/styles.xml><?xml version="1.0" encoding="utf-8"?>
-<w:styles xmlns:mc="http://schemas.openxmlformats.org/markup-compatibility/2006" xmlns:r="http://schemas.openxmlformats.org/officeDocument/2006/relationships" xmlns:w="http://schemas.openxmlformats.org/wordprocessingml/2006/main" xmlns:w14="http://schemas.microsoft.com/office/word/2010/wordml" xmlns:w15="http://schemas.microsoft.com/office/word/2012/wordml" mc:Ignorable="w14 w15">
+<w:styles xmlns:r="http://schemas.openxmlformats.org/officeDocument/2006/relationships" xmlns:w14="http://schemas.microsoft.com/office/word/2010/wordml" xmlns:w="http://schemas.openxmlformats.org/wordprocessingml/2006/main">
   <w:docDefaults>
     <w:rPrDefault>
       <w:rPr>
-        <w:rFonts w:ascii="Arial" w:eastAsia="Arial" w:hAnsi="Arial" w:cs="Arial"/>
+        <w:rFonts w:ascii="Arial" w:cs="Arial" w:eastAsia="Arial" w:hAnsi="Arial"/>
         <w:sz w:val="22"/>
         <w:szCs w:val="22"/>
-        <w:lang w:val="ar" w:eastAsia="en-US" w:bidi="ar-SA"/>
+        <w:lang w:val="ar-SA" w:bidi="ar-SA" w:eastAsia="en-US"/>
       </w:rPr>
     </w:rPrDefault>
     <w:pPrDefault>
@@ -5846,391 +5743,554 @@
       </w:pPr>
     </w:pPrDefault>
   </w:docDefaults>
-  <w:latentStyles w:defLockedState="0" w:defUIPriority="99" w:defSemiHidden="0" w:defUnhideWhenUsed="0" w:defQFormat="0" w:count="371">
-    <w:lsdException w:name="Normal" w:uiPriority="0" w:qFormat="1"/>
-    <w:lsdException w:name="heading 1" w:uiPriority="9" w:qFormat="1"/>
-    <w:lsdException w:name="heading 2" w:semiHidden="1" w:uiPriority="9" w:unhideWhenUsed="1" w:qFormat="1"/>
-    <w:lsdException w:name="heading 3" w:semiHidden="1" w:uiPriority="9" w:unhideWhenUsed="1" w:qFormat="1"/>
-    <w:lsdException w:name="heading 4" w:semiHidden="1" w:uiPriority="9" w:unhideWhenUsed="1" w:qFormat="1"/>
-    <w:lsdException w:name="heading 5" w:semiHidden="1" w:uiPriority="9" w:unhideWhenUsed="1" w:qFormat="1"/>
-    <w:lsdException w:name="heading 6" w:semiHidden="1" w:uiPriority="9" w:unhideWhenUsed="1" w:qFormat="1"/>
-    <w:lsdException w:name="heading 7" w:semiHidden="1" w:uiPriority="9" w:unhideWhenUsed="1" w:qFormat="1"/>
-    <w:lsdException w:name="heading 8" w:semiHidden="1" w:uiPriority="9" w:unhideWhenUsed="1" w:qFormat="1"/>
-    <w:lsdException w:name="heading 9" w:semiHidden="1" w:uiPriority="9" w:unhideWhenUsed="1" w:qFormat="1"/>
-    <w:lsdException w:name="index 1" w:semiHidden="1" w:unhideWhenUsed="1"/>
-    <w:lsdException w:name="index 2" w:semiHidden="1" w:unhideWhenUsed="1"/>
-    <w:lsdException w:name="index 3" w:semiHidden="1" w:unhideWhenUsed="1"/>
-    <w:lsdException w:name="index 4" w:semiHidden="1" w:unhideWhenUsed="1"/>
-    <w:lsdException w:name="index 5" w:semiHidden="1" w:unhideWhenUsed="1"/>
-    <w:lsdException w:name="index 6" w:semiHidden="1" w:unhideWhenUsed="1"/>
-    <w:lsdException w:name="index 7" w:semiHidden="1" w:unhideWhenUsed="1"/>
-    <w:lsdException w:name="index 8" w:semiHidden="1" w:unhideWhenUsed="1"/>
-    <w:lsdException w:name="index 9" w:semiHidden="1" w:unhideWhenUsed="1"/>
-    <w:lsdException w:name="toc 1" w:semiHidden="1" w:uiPriority="39" w:unhideWhenUsed="1"/>
-    <w:lsdException w:name="toc 2" w:semiHidden="1" w:uiPriority="39" w:unhideWhenUsed="1"/>
-    <w:lsdException w:name="toc 3" w:semiHidden="1" w:uiPriority="39" w:unhideWhenUsed="1"/>
-    <w:lsdException w:name="toc 4" w:semiHidden="1" w:uiPriority="39" w:unhideWhenUsed="1"/>
-    <w:lsdException w:name="toc 5" w:semiHidden="1" w:uiPriority="39" w:unhideWhenUsed="1"/>
-    <w:lsdException w:name="toc 6" w:semiHidden="1" w:uiPriority="39" w:unhideWhenUsed="1"/>
-    <w:lsdException w:name="toc 7" w:semiHidden="1" w:uiPriority="39" w:unhideWhenUsed="1"/>
-    <w:lsdException w:name="toc 8" w:semiHidden="1" w:uiPriority="39" w:unhideWhenUsed="1"/>
-    <w:lsdException w:name="toc 9" w:semiHidden="1" w:uiPriority="39" w:unhideWhenUsed="1"/>
-    <w:lsdException w:name="Normal Indent" w:semiHidden="1" w:unhideWhenUsed="1"/>
-    <w:lsdException w:name="footnote text" w:semiHidden="1" w:unhideWhenUsed="1"/>
-    <w:lsdException w:name="annotation text" w:semiHidden="1" w:unhideWhenUsed="1"/>
-    <w:lsdException w:name="header" w:semiHidden="1" w:unhideWhenUsed="1"/>
-    <w:lsdException w:name="footer" w:semiHidden="1" w:unhideWhenUsed="1"/>
-    <w:lsdException w:name="index heading" w:semiHidden="1" w:unhideWhenUsed="1"/>
-    <w:lsdException w:name="caption" w:semiHidden="1" w:uiPriority="35" w:unhideWhenUsed="1" w:qFormat="1"/>
-    <w:lsdException w:name="table of figures" w:semiHidden="1" w:unhideWhenUsed="1"/>
-    <w:lsdException w:name="envelope address" w:semiHidden="1" w:unhideWhenUsed="1"/>
-    <w:lsdException w:name="envelope return" w:semiHidden="1" w:unhideWhenUsed="1"/>
-    <w:lsdException w:name="footnote reference" w:semiHidden="1" w:unhideWhenUsed="1"/>
-    <w:lsdException w:name="annotation reference" w:semiHidden="1" w:unhideWhenUsed="1"/>
-    <w:lsdException w:name="line number" w:semiHidden="1" w:unhideWhenUsed="1"/>
-    <w:lsdException w:name="page number" w:semiHidden="1" w:unhideWhenUsed="1"/>
-    <w:lsdException w:name="endnote reference" w:semiHidden="1" w:unhideWhenUsed="1"/>
-    <w:lsdException w:name="endnote text" w:semiHidden="1" w:unhideWhenUsed="1"/>
-    <w:lsdException w:name="table of authorities" w:semiHidden="1" w:unhideWhenUsed="1"/>
-    <w:lsdException w:name="macro" w:semiHidden="1" w:unhideWhenUsed="1"/>
-    <w:lsdException w:name="toa heading" w:semiHidden="1" w:unhideWhenUsed="1"/>
-    <w:lsdException w:name="List" w:semiHidden="1" w:unhideWhenUsed="1"/>
-    <w:lsdException w:name="List Bullet" w:semiHidden="1" w:unhideWhenUsed="1"/>
-    <w:lsdException w:name="List Number" w:semiHidden="1" w:unhideWhenUsed="1"/>
-    <w:lsdException w:name="List 2" w:semiHidden="1" w:unhideWhenUsed="1"/>
-    <w:lsdException w:name="List 3" w:semiHidden="1" w:unhideWhenUsed="1"/>
-    <w:lsdException w:name="List 4" w:semiHidden="1" w:unhideWhenUsed="1"/>
-    <w:lsdException w:name="List 5" w:semiHidden="1" w:unhideWhenUsed="1"/>
-    <w:lsdException w:name="List Bullet 2" w:semiHidden="1" w:unhideWhenUsed="1"/>
-    <w:lsdException w:name="List Bullet 3" w:semiHidden="1" w:unhideWhenUsed="1"/>
-    <w:lsdException w:name="List Bullet 4" w:semiHidden="1" w:unhideWhenUsed="1"/>
-    <w:lsdException w:name="List Bullet 5" w:semiHidden="1" w:unhideWhenUsed="1"/>
-    <w:lsdException w:name="List Number 2" w:semiHidden="1" w:unhideWhenUsed="1"/>
-    <w:lsdException w:name="List Number 3" w:semiHidden="1" w:unhideWhenUsed="1"/>
-    <w:lsdException w:name="List Number 4" w:semiHidden="1" w:unhideWhenUsed="1"/>
-    <w:lsdException w:name="List Number 5" w:semiHidden="1" w:unhideWhenUsed="1"/>
-    <w:lsdException w:name="Title" w:uiPriority="10" w:qFormat="1"/>
-    <w:lsdException w:name="Closing" w:semiHidden="1" w:unhideWhenUsed="1"/>
-    <w:lsdException w:name="Signature" w:semiHidden="1" w:unhideWhenUsed="1"/>
-    <w:lsdException w:name="Default Paragraph Font" w:semiHidden="1" w:uiPriority="1" w:unhideWhenUsed="1"/>
-    <w:lsdException w:name="Body Text" w:semiHidden="1" w:unhideWhenUsed="1"/>
-    <w:lsdException w:name="Body Text Indent" w:semiHidden="1" w:unhideWhenUsed="1"/>
-    <w:lsdException w:name="List Continue" w:semiHidden="1" w:unhideWhenUsed="1"/>
-    <w:lsdException w:name="List Continue 2" w:semiHidden="1" w:unhideWhenUsed="1"/>
-    <w:lsdException w:name="List Continue 3" w:semiHidden="1" w:unhideWhenUsed="1"/>
-    <w:lsdException w:name="List Continue 4" w:semiHidden="1" w:unhideWhenUsed="1"/>
-    <w:lsdException w:name="List Continue 5" w:semiHidden="1" w:unhideWhenUsed="1"/>
-    <w:lsdException w:name="Message Header" w:semiHidden="1" w:unhideWhenUsed="1"/>
-    <w:lsdException w:name="Subtitle" w:uiPriority="11" w:qFormat="1"/>
-    <w:lsdException w:name="Salutation" w:semiHidden="1" w:unhideWhenUsed="1"/>
-    <w:lsdException w:name="Date" w:semiHidden="1" w:unhideWhenUsed="1"/>
-    <w:lsdException w:name="Body Text First Indent" w:semiHidden="1" w:unhideWhenUsed="1"/>
-    <w:lsdException w:name="Body Text First Indent 2" w:semiHidden="1" w:unhideWhenUsed="1"/>
-    <w:lsdException w:name="Note Heading" w:semiHidden="1" w:unhideWhenUsed="1"/>
-    <w:lsdException w:name="Body Text 2" w:semiHidden="1" w:unhideWhenUsed="1"/>
-    <w:lsdException w:name="Body Text 3" w:semiHidden="1" w:unhideWhenUsed="1"/>
-    <w:lsdException w:name="Body Text Indent 2" w:semiHidden="1" w:unhideWhenUsed="1"/>
-    <w:lsdException w:name="Body Text Indent 3" w:semiHidden="1" w:unhideWhenUsed="1"/>
-    <w:lsdException w:name="Block Text" w:semiHidden="1" w:unhideWhenUsed="1"/>
-    <w:lsdException w:name="Hyperlink" w:semiHidden="1" w:unhideWhenUsed="1"/>
-    <w:lsdException w:name="FollowedHyperlink" w:semiHidden="1" w:unhideWhenUsed="1"/>
-    <w:lsdException w:name="Strong" w:uiPriority="22" w:qFormat="1"/>
-    <w:lsdException w:name="Emphasis" w:uiPriority="20" w:qFormat="1"/>
-    <w:lsdException w:name="Document Map" w:semiHidden="1" w:unhideWhenUsed="1"/>
-    <w:lsdException w:name="Plain Text" w:semiHidden="1" w:unhideWhenUsed="1"/>
-    <w:lsdException w:name="E-mail Signature" w:semiHidden="1" w:unhideWhenUsed="1"/>
-    <w:lsdException w:name="HTML Top of Form" w:semiHidden="1" w:unhideWhenUsed="1"/>
-    <w:lsdException w:name="HTML Bottom of Form" w:semiHidden="1" w:unhideWhenUsed="1"/>
-    <w:lsdException w:name="Normal (Web)" w:semiHidden="1" w:unhideWhenUsed="1"/>
-    <w:lsdException w:name="HTML Acronym" w:semiHidden="1" w:unhideWhenUsed="1"/>
-    <w:lsdException w:name="HTML Address" w:semiHidden="1" w:unhideWhenUsed="1"/>
-    <w:lsdException w:name="HTML Cite" w:semiHidden="1" w:unhideWhenUsed="1"/>
-    <w:lsdException w:name="HTML Code" w:semiHidden="1" w:unhideWhenUsed="1"/>
-    <w:lsdException w:name="HTML Definition" w:semiHidden="1" w:unhideWhenUsed="1"/>
-    <w:lsdException w:name="HTML Keyboard" w:semiHidden="1" w:unhideWhenUsed="1"/>
-    <w:lsdException w:name="HTML Preformatted" w:semiHidden="1" w:unhideWhenUsed="1"/>
-    <w:lsdException w:name="HTML Sample" w:semiHidden="1" w:unhideWhenUsed="1"/>
-    <w:lsdException w:name="HTML Typewriter" w:semiHidden="1" w:unhideWhenUsed="1"/>
-    <w:lsdException w:name="HTML Variable" w:semiHidden="1" w:unhideWhenUsed="1"/>
-    <w:lsdException w:name="Normal Table" w:semiHidden="1" w:unhideWhenUsed="1"/>
-    <w:lsdException w:name="annotation subject" w:semiHidden="1" w:unhideWhenUsed="1"/>
-    <w:lsdException w:name="No List" w:semiHidden="1" w:unhideWhenUsed="1"/>
-    <w:lsdException w:name="Outline List 1" w:semiHidden="1" w:unhideWhenUsed="1"/>
-    <w:lsdException w:name="Outline List 2" w:semiHidden="1" w:unhideWhenUsed="1"/>
-    <w:lsdException w:name="Outline List 3" w:semiHidden="1" w:unhideWhenUsed="1"/>
-    <w:lsdException w:name="Table Simple 1" w:semiHidden="1" w:unhideWhenUsed="1"/>
-    <w:lsdException w:name="Table Simple 2" w:semiHidden="1" w:unhideWhenUsed="1"/>
-    <w:lsdException w:name="Table Simple 3" w:semiHidden="1" w:unhideWhenUsed="1"/>
-    <w:lsdException w:name="Table Classic 1" w:semiHidden="1" w:unhideWhenUsed="1"/>
-    <w:lsdException w:name="Table Classic 2" w:semiHidden="1" w:unhideWhenUsed="1"/>
-    <w:lsdException w:name="Table Classic 3" w:semiHidden="1" w:unhideWhenUsed="1"/>
-    <w:lsdException w:name="Table Classic 4" w:semiHidden="1" w:unhideWhenUsed="1"/>
-    <w:lsdException w:name="Table Colorful 1" w:semiHidden="1" w:unhideWhenUsed="1"/>
-    <w:lsdException w:name="Table Colorful 2" w:semiHidden="1" w:unhideWhenUsed="1"/>
-    <w:lsdException w:name="Table Colorful 3" w:semiHidden="1" w:unhideWhenUsed="1"/>
-    <w:lsdException w:name="Table Columns 1" w:semiHidden="1" w:unhideWhenUsed="1"/>
-    <w:lsdException w:name="Table Columns 2" w:semiHidden="1" w:unhideWhenUsed="1"/>
-    <w:lsdException w:name="Table Columns 3" w:semiHidden="1" w:unhideWhenUsed="1"/>
-    <w:lsdException w:name="Table Columns 4" w:semiHidden="1" w:unhideWhenUsed="1"/>
-    <w:lsdException w:name="Table Columns 5" w:semiHidden="1" w:unhideWhenUsed="1"/>
-    <w:lsdException w:name="Table Grid 1" w:semiHidden="1" w:unhideWhenUsed="1"/>
-    <w:lsdException w:name="Table Grid 2" w:semiHidden="1" w:unhideWhenUsed="1"/>
-    <w:lsdException w:name="Table Grid 3" w:semiHidden="1" w:unhideWhenUsed="1"/>
-    <w:lsdException w:name="Table Grid 4" w:semiHidden="1" w:unhideWhenUsed="1"/>
-    <w:lsdException w:name="Table Grid 5" w:semiHidden="1" w:unhideWhenUsed="1"/>
-    <w:lsdException w:name="Table Grid 6" w:semiHidden="1" w:unhideWhenUsed="1"/>
-    <w:lsdException w:name="Table Grid 7" w:semiHidden="1" w:unhideWhenUsed="1"/>
-    <w:lsdException w:name="Table Grid 8" w:semiHidden="1" w:unhideWhenUsed="1"/>
-    <w:lsdException w:name="Table List 1" w:semiHidden="1" w:unhideWhenUsed="1"/>
-    <w:lsdException w:name="Table List 2" w:semiHidden="1" w:unhideWhenUsed="1"/>
-    <w:lsdException w:name="Table List 3" w:semiHidden="1" w:unhideWhenUsed="1"/>
-    <w:lsdException w:name="Table List 4" w:semiHidden="1" w:unhideWhenUsed="1"/>
-    <w:lsdException w:name="Table List 5" w:semiHidden="1" w:unhideWhenUsed="1"/>
-    <w:lsdException w:name="Table List 6" w:semiHidden="1" w:unhideWhenUsed="1"/>
-    <w:lsdException w:name="Table List 7" w:semiHidden="1" w:unhideWhenUsed="1"/>
-    <w:lsdException w:name="Table List 8" w:semiHidden="1" w:unhideWhenUsed="1"/>
-    <w:lsdException w:name="Table 3D effects 1" w:semiHidden="1" w:unhideWhenUsed="1"/>
-    <w:lsdException w:name="Table 3D effects 2" w:semiHidden="1" w:unhideWhenUsed="1"/>
-    <w:lsdException w:name="Table 3D effects 3" w:semiHidden="1" w:unhideWhenUsed="1"/>
-    <w:lsdException w:name="Table Contemporary" w:semiHidden="1" w:unhideWhenUsed="1"/>
-    <w:lsdException w:name="Table Elegant" w:semiHidden="1" w:unhideWhenUsed="1"/>
-    <w:lsdException w:name="Table Professional" w:semiHidden="1" w:unhideWhenUsed="1"/>
-    <w:lsdException w:name="Table Subtle 1" w:semiHidden="1" w:unhideWhenUsed="1"/>
-    <w:lsdException w:name="Table Subtle 2" w:semiHidden="1" w:unhideWhenUsed="1"/>
-    <w:lsdException w:name="Table Web 1" w:semiHidden="1" w:unhideWhenUsed="1"/>
-    <w:lsdException w:name="Table Web 2" w:semiHidden="1" w:unhideWhenUsed="1"/>
-    <w:lsdException w:name="Table Web 3" w:semiHidden="1" w:unhideWhenUsed="1"/>
-    <w:lsdException w:name="Balloon Text" w:semiHidden="1" w:unhideWhenUsed="1"/>
-    <w:lsdException w:name="Table Grid" w:uiPriority="39"/>
-    <w:lsdException w:name="Table Theme" w:semiHidden="1" w:unhideWhenUsed="1"/>
-    <w:lsdException w:name="Placeholder Text" w:semiHidden="1"/>
-    <w:lsdException w:name="No Spacing" w:uiPriority="1" w:qFormat="1"/>
-    <w:lsdException w:name="Light Shading" w:uiPriority="60"/>
-    <w:lsdException w:name="Light List" w:uiPriority="61"/>
-    <w:lsdException w:name="Light Grid" w:uiPriority="62"/>
-    <w:lsdException w:name="Medium Shading 1" w:uiPriority="63"/>
-    <w:lsdException w:name="Medium Shading 2" w:uiPriority="64"/>
-    <w:lsdException w:name="Medium List 1" w:uiPriority="65"/>
-    <w:lsdException w:name="Medium List 2" w:uiPriority="66"/>
-    <w:lsdException w:name="Medium Grid 1" w:uiPriority="67"/>
-    <w:lsdException w:name="Medium Grid 2" w:uiPriority="68"/>
-    <w:lsdException w:name="Medium Grid 3" w:uiPriority="69"/>
-    <w:lsdException w:name="Dark List" w:uiPriority="70"/>
-    <w:lsdException w:name="Colorful Shading" w:uiPriority="71"/>
-    <w:lsdException w:name="Colorful List" w:uiPriority="72"/>
-    <w:lsdException w:name="Colorful Grid" w:uiPriority="73"/>
-    <w:lsdException w:name="Light Shading Accent 1" w:uiPriority="60"/>
-    <w:lsdException w:name="Light List Accent 1" w:uiPriority="61"/>
-    <w:lsdException w:name="Light Grid Accent 1" w:uiPriority="62"/>
-    <w:lsdException w:name="Medium Shading 1 Accent 1" w:uiPriority="63"/>
-    <w:lsdException w:name="Medium Shading 2 Accent 1" w:uiPriority="64"/>
-    <w:lsdException w:name="Medium List 1 Accent 1" w:uiPriority="65"/>
-    <w:lsdException w:name="Revision" w:semiHidden="1"/>
-    <w:lsdException w:name="List Paragraph" w:uiPriority="34" w:qFormat="1"/>
-    <w:lsdException w:name="Quote" w:uiPriority="29" w:qFormat="1"/>
-    <w:lsdException w:name="Intense Quote" w:uiPriority="30" w:qFormat="1"/>
-    <w:lsdException w:name="Medium List 2 Accent 1" w:uiPriority="66"/>
-    <w:lsdException w:name="Medium Grid 1 Accent 1" w:uiPriority="67"/>
-    <w:lsdException w:name="Medium Grid 2 Accent 1" w:uiPriority="68"/>
-    <w:lsdException w:name="Medium Grid 3 Accent 1" w:uiPriority="69"/>
-    <w:lsdException w:name="Dark List Accent 1" w:uiPriority="70"/>
-    <w:lsdException w:name="Colorful Shading Accent 1" w:uiPriority="71"/>
-    <w:lsdException w:name="Colorful List Accent 1" w:uiPriority="72"/>
-    <w:lsdException w:name="Colorful Grid Accent 1" w:uiPriority="73"/>
-    <w:lsdException w:name="Light Shading Accent 2" w:uiPriority="60"/>
-    <w:lsdException w:name="Light List Accent 2" w:uiPriority="61"/>
-    <w:lsdException w:name="Light Grid Accent 2" w:uiPriority="62"/>
-    <w:lsdException w:name="Medium Shading 1 Accent 2" w:uiPriority="63"/>
-    <w:lsdException w:name="Medium Shading 2 Accent 2" w:uiPriority="64"/>
-    <w:lsdException w:name="Medium List 1 Accent 2" w:uiPriority="65"/>
-    <w:lsdException w:name="Medium List 2 Accent 2" w:uiPriority="66"/>
-    <w:lsdException w:name="Medium Grid 1 Accent 2" w:uiPriority="67"/>
-    <w:lsdException w:name="Medium Grid 2 Accent 2" w:uiPriority="68"/>
-    <w:lsdException w:name="Medium Grid 3 Accent 2" w:uiPriority="69"/>
-    <w:lsdException w:name="Dark List Accent 2" w:uiPriority="70"/>
-    <w:lsdException w:name="Colorful Shading Accent 2" w:uiPriority="71"/>
-    <w:lsdException w:name="Colorful List Accent 2" w:uiPriority="72"/>
-    <w:lsdException w:name="Colorful Grid Accent 2" w:uiPriority="73"/>
-    <w:lsdException w:name="Light Shading Accent 3" w:uiPriority="60"/>
-    <w:lsdException w:name="Light List Accent 3" w:uiPriority="61"/>
-    <w:lsdException w:name="Light Grid Accent 3" w:uiPriority="62"/>
-    <w:lsdException w:name="Medium Shading 1 Accent 3" w:uiPriority="63"/>
-    <w:lsdException w:name="Medium Shading 2 Accent 3" w:uiPriority="64"/>
-    <w:lsdException w:name="Medium List 1 Accent 3" w:uiPriority="65"/>
-    <w:lsdException w:name="Medium List 2 Accent 3" w:uiPriority="66"/>
-    <w:lsdException w:name="Medium Grid 1 Accent 3" w:uiPriority="67"/>
-    <w:lsdException w:name="Medium Grid 2 Accent 3" w:uiPriority="68"/>
-    <w:lsdException w:name="Medium Grid 3 Accent 3" w:uiPriority="69"/>
-    <w:lsdException w:name="Dark List Accent 3" w:uiPriority="70"/>
-    <w:lsdException w:name="Colorful Shading Accent 3" w:uiPriority="71"/>
-    <w:lsdException w:name="Colorful List Accent 3" w:uiPriority="72"/>
-    <w:lsdException w:name="Colorful Grid Accent 3" w:uiPriority="73"/>
-    <w:lsdException w:name="Light Shading Accent 4" w:uiPriority="60"/>
-    <w:lsdException w:name="Light List Accent 4" w:uiPriority="61"/>
-    <w:lsdException w:name="Light Grid Accent 4" w:uiPriority="62"/>
-    <w:lsdException w:name="Medium Shading 1 Accent 4" w:uiPriority="63"/>
-    <w:lsdException w:name="Medium Shading 2 Accent 4" w:uiPriority="64"/>
-    <w:lsdException w:name="Medium List 1 Accent 4" w:uiPriority="65"/>
-    <w:lsdException w:name="Medium List 2 Accent 4" w:uiPriority="66"/>
-    <w:lsdException w:name="Medium Grid 1 Accent 4" w:uiPriority="67"/>
-    <w:lsdException w:name="Medium Grid 2 Accent 4" w:uiPriority="68"/>
-    <w:lsdException w:name="Medium Grid 3 Accent 4" w:uiPriority="69"/>
-    <w:lsdException w:name="Dark List Accent 4" w:uiPriority="70"/>
-    <w:lsdException w:name="Colorful Shading Accent 4" w:uiPriority="71"/>
-    <w:lsdException w:name="Colorful List Accent 4" w:uiPriority="72"/>
-    <w:lsdException w:name="Colorful Grid Accent 4" w:uiPriority="73"/>
-    <w:lsdException w:name="Light Shading Accent 5" w:uiPriority="60"/>
-    <w:lsdException w:name="Light List Accent 5" w:uiPriority="61"/>
-    <w:lsdException w:name="Light Grid Accent 5" w:uiPriority="62"/>
-    <w:lsdException w:name="Medium Shading 1 Accent 5" w:uiPriority="63"/>
-    <w:lsdException w:name="Medium Shading 2 Accent 5" w:uiPriority="64"/>
-    <w:lsdException w:name="Medium List 1 Accent 5" w:uiPriority="65"/>
-    <w:lsdException w:name="Medium List 2 Accent 5" w:uiPriority="66"/>
-    <w:lsdException w:name="Medium Grid 1 Accent 5" w:uiPriority="67"/>
-    <w:lsdException w:name="Medium Grid 2 Accent 5" w:uiPriority="68"/>
-    <w:lsdException w:name="Medium Grid 3 Accent 5" w:uiPriority="69"/>
-    <w:lsdException w:name="Dark List Accent 5" w:uiPriority="70"/>
-    <w:lsdException w:name="Colorful Shading Accent 5" w:uiPriority="71"/>
-    <w:lsdException w:name="Colorful List Accent 5" w:uiPriority="72"/>
-    <w:lsdException w:name="Colorful Grid Accent 5" w:uiPriority="73"/>
-    <w:lsdException w:name="Light Shading Accent 6" w:uiPriority="60"/>
-    <w:lsdException w:name="Light List Accent 6" w:uiPriority="61"/>
-    <w:lsdException w:name="Light Grid Accent 6" w:uiPriority="62"/>
-    <w:lsdException w:name="Medium Shading 1 Accent 6" w:uiPriority="63"/>
-    <w:lsdException w:name="Medium Shading 2 Accent 6" w:uiPriority="64"/>
-    <w:lsdException w:name="Medium List 1 Accent 6" w:uiPriority="65"/>
-    <w:lsdException w:name="Medium List 2 Accent 6" w:uiPriority="66"/>
-    <w:lsdException w:name="Medium Grid 1 Accent 6" w:uiPriority="67"/>
-    <w:lsdException w:name="Medium Grid 2 Accent 6" w:uiPriority="68"/>
-    <w:lsdException w:name="Medium Grid 3 Accent 6" w:uiPriority="69"/>
-    <w:lsdException w:name="Dark List Accent 6" w:uiPriority="70"/>
-    <w:lsdException w:name="Colorful Shading Accent 6" w:uiPriority="71"/>
-    <w:lsdException w:name="Colorful List Accent 6" w:uiPriority="72"/>
-    <w:lsdException w:name="Colorful Grid Accent 6" w:uiPriority="73"/>
-    <w:lsdException w:name="Subtle Emphasis" w:uiPriority="19" w:qFormat="1"/>
-    <w:lsdException w:name="Intense Emphasis" w:uiPriority="21" w:qFormat="1"/>
-    <w:lsdException w:name="Subtle Reference" w:uiPriority="31" w:qFormat="1"/>
-    <w:lsdException w:name="Intense Reference" w:uiPriority="32" w:qFormat="1"/>
-    <w:lsdException w:name="Book Title" w:uiPriority="33" w:qFormat="1"/>
-    <w:lsdException w:name="Bibliography" w:semiHidden="1" w:uiPriority="37" w:unhideWhenUsed="1"/>
-    <w:lsdException w:name="TOC Heading" w:semiHidden="1" w:uiPriority="39" w:unhideWhenUsed="1" w:qFormat="1"/>
-    <w:lsdException w:name="Plain Table 1" w:uiPriority="41"/>
-    <w:lsdException w:name="Plain Table 2" w:uiPriority="42"/>
-    <w:lsdException w:name="Plain Table 3" w:uiPriority="43"/>
-    <w:lsdException w:name="Plain Table 4" w:uiPriority="44"/>
-    <w:lsdException w:name="Plain Table 5" w:uiPriority="45"/>
-    <w:lsdException w:name="Grid Table Light" w:uiPriority="40"/>
-    <w:lsdException w:name="Grid Table 1 Light" w:uiPriority="46"/>
-    <w:lsdException w:name="Grid Table 2" w:uiPriority="47"/>
-    <w:lsdException w:name="Grid Table 3" w:uiPriority="48"/>
-    <w:lsdException w:name="Grid Table 4" w:uiPriority="49"/>
-    <w:lsdException w:name="Grid Table 5 Dark" w:uiPriority="50"/>
-    <w:lsdException w:name="Grid Table 6 Colorful" w:uiPriority="51"/>
-    <w:lsdException w:name="Grid Table 7 Colorful" w:uiPriority="52"/>
-    <w:lsdException w:name="Grid Table 1 Light Accent 1" w:uiPriority="46"/>
-    <w:lsdException w:name="Grid Table 2 Accent 1" w:uiPriority="47"/>
-    <w:lsdException w:name="Grid Table 3 Accent 1" w:uiPriority="48"/>
-    <w:lsdException w:name="Grid Table 4 Accent 1" w:uiPriority="49"/>
-    <w:lsdException w:name="Grid Table 5 Dark Accent 1" w:uiPriority="50"/>
-    <w:lsdException w:name="Grid Table 6 Colorful Accent 1" w:uiPriority="51"/>
-    <w:lsdException w:name="Grid Table 7 Colorful Accent 1" w:uiPriority="52"/>
-    <w:lsdException w:name="Grid Table 1 Light Accent 2" w:uiPriority="46"/>
-    <w:lsdException w:name="Grid Table 2 Accent 2" w:uiPriority="47"/>
-    <w:lsdException w:name="Grid Table 3 Accent 2" w:uiPriority="48"/>
-    <w:lsdException w:name="Grid Table 4 Accent 2" w:uiPriority="49"/>
-    <w:lsdException w:name="Grid Table 5 Dark Accent 2" w:uiPriority="50"/>
-    <w:lsdException w:name="Grid Table 6 Colorful Accent 2" w:uiPriority="51"/>
-    <w:lsdException w:name="Grid Table 7 Colorful Accent 2" w:uiPriority="52"/>
-    <w:lsdException w:name="Grid Table 1 Light Accent 3" w:uiPriority="46"/>
-    <w:lsdException w:name="Grid Table 2 Accent 3" w:uiPriority="47"/>
-    <w:lsdException w:name="Grid Table 3 Accent 3" w:uiPriority="48"/>
-    <w:lsdException w:name="Grid Table 4 Accent 3" w:uiPriority="49"/>
-    <w:lsdException w:name="Grid Table 5 Dark Accent 3" w:uiPriority="50"/>
-    <w:lsdException w:name="Grid Table 6 Colorful Accent 3" w:uiPriority="51"/>
-    <w:lsdException w:name="Grid Table 7 Colorful Accent 3" w:uiPriority="52"/>
-    <w:lsdException w:name="Grid Table 1 Light Accent 4" w:uiPriority="46"/>
-    <w:lsdException w:name="Grid Table 2 Accent 4" w:uiPriority="47"/>
-    <w:lsdException w:name="Grid Table 3 Accent 4" w:uiPriority="48"/>
-    <w:lsdException w:name="Grid Table 4 Accent 4" w:uiPriority="49"/>
-    <w:lsdException w:name="Grid Table 5 Dark Accent 4" w:uiPriority="50"/>
-    <w:lsdException w:name="Grid Table 6 Colorful Accent 4" w:uiPriority="51"/>
-    <w:lsdException w:name="Grid Table 7 Colorful Accent 4" w:uiPriority="52"/>
-    <w:lsdException w:name="Grid Table 1 Light Accent 5" w:uiPriority="46"/>
-    <w:lsdException w:name="Grid Table 2 Accent 5" w:uiPriority="47"/>
-    <w:lsdException w:name="Grid Table 3 Accent 5" w:uiPriority="48"/>
-    <w:lsdException w:name="Grid Table 4 Accent 5" w:uiPriority="49"/>
-    <w:lsdException w:name="Grid Table 5 Dark Accent 5" w:uiPriority="50"/>
-    <w:lsdException w:name="Grid Table 6 Colorful Accent 5" w:uiPriority="51"/>
-    <w:lsdException w:name="Grid Table 7 Colorful Accent 5" w:uiPriority="52"/>
-    <w:lsdException w:name="Grid Table 1 Light Accent 6" w:uiPriority="46"/>
-    <w:lsdException w:name="Grid Table 2 Accent 6" w:uiPriority="47"/>
-    <w:lsdException w:name="Grid Table 3 Accent 6" w:uiPriority="48"/>
-    <w:lsdException w:name="Grid Table 4 Accent 6" w:uiPriority="49"/>
-    <w:lsdException w:name="Grid Table 5 Dark Accent 6" w:uiPriority="50"/>
-    <w:lsdException w:name="Grid Table 6 Colorful Accent 6" w:uiPriority="51"/>
-    <w:lsdException w:name="Grid Table 7 Colorful Accent 6" w:uiPriority="52"/>
-    <w:lsdException w:name="List Table 1 Light" w:uiPriority="46"/>
-    <w:lsdException w:name="List Table 2" w:uiPriority="47"/>
-    <w:lsdException w:name="List Table 3" w:uiPriority="48"/>
-    <w:lsdException w:name="List Table 4" w:uiPriority="49"/>
-    <w:lsdException w:name="List Table 5 Dark" w:uiPriority="50"/>
-    <w:lsdException w:name="List Table 6 Colorful" w:uiPriority="51"/>
-    <w:lsdException w:name="List Table 7 Colorful" w:uiPriority="52"/>
-    <w:lsdException w:name="List Table 1 Light Accent 1" w:uiPriority="46"/>
-    <w:lsdException w:name="List Table 2 Accent 1" w:uiPriority="47"/>
-    <w:lsdException w:name="List Table 3 Accent 1" w:uiPriority="48"/>
-    <w:lsdException w:name="List Table 4 Accent 1" w:uiPriority="49"/>
-    <w:lsdException w:name="List Table 5 Dark Accent 1" w:uiPriority="50"/>
-    <w:lsdException w:name="List Table 6 Colorful Accent 1" w:uiPriority="51"/>
-    <w:lsdException w:name="List Table 7 Colorful Accent 1" w:uiPriority="52"/>
-    <w:lsdException w:name="List Table 1 Light Accent 2" w:uiPriority="46"/>
-    <w:lsdException w:name="List Table 2 Accent 2" w:uiPriority="47"/>
-    <w:lsdException w:name="List Table 3 Accent 2" w:uiPriority="48"/>
-    <w:lsdException w:name="List Table 4 Accent 2" w:uiPriority="49"/>
-    <w:lsdException w:name="List Table 5 Dark Accent 2" w:uiPriority="50"/>
-    <w:lsdException w:name="List Table 6 Colorful Accent 2" w:uiPriority="51"/>
-    <w:lsdException w:name="List Table 7 Colorful Accent 2" w:uiPriority="52"/>
-    <w:lsdException w:name="List Table 1 Light Accent 3" w:uiPriority="46"/>
-    <w:lsdException w:name="List Table 2 Accent 3" w:uiPriority="47"/>
-    <w:lsdException w:name="List Table 3 Accent 3" w:uiPriority="48"/>
-    <w:lsdException w:name="List Table 4 Accent 3" w:uiPriority="49"/>
-    <w:lsdException w:name="List Table 5 Dark Accent 3" w:uiPriority="50"/>
-    <w:lsdException w:name="List Table 6 Colorful Accent 3" w:uiPriority="51"/>
-    <w:lsdException w:name="List Table 7 Colorful Accent 3" w:uiPriority="52"/>
-    <w:lsdException w:name="List Table 1 Light Accent 4" w:uiPriority="46"/>
-    <w:lsdException w:name="List Table 2 Accent 4" w:uiPriority="47"/>
-    <w:lsdException w:name="List Table 3 Accent 4" w:uiPriority="48"/>
-    <w:lsdException w:name="List Table 4 Accent 4" w:uiPriority="49"/>
-    <w:lsdException w:name="List Table 5 Dark Accent 4" w:uiPriority="50"/>
-    <w:lsdException w:name="List Table 6 Colorful Accent 4" w:uiPriority="51"/>
-    <w:lsdException w:name="List Table 7 Colorful Accent 4" w:uiPriority="52"/>
-    <w:lsdException w:name="List Table 1 Light Accent 5" w:uiPriority="46"/>
-    <w:lsdException w:name="List Table 2 Accent 5" w:uiPriority="47"/>
-    <w:lsdException w:name="List Table 3 Accent 5" w:uiPriority="48"/>
-    <w:lsdException w:name="List Table 4 Accent 5" w:uiPriority="49"/>
-    <w:lsdException w:name="List Table 5 Dark Accent 5" w:uiPriority="50"/>
-    <w:lsdException w:name="List Table 6 Colorful Accent 5" w:uiPriority="51"/>
-    <w:lsdException w:name="List Table 7 Colorful Accent 5" w:uiPriority="52"/>
-    <w:lsdException w:name="List Table 1 Light Accent 6" w:uiPriority="46"/>
-    <w:lsdException w:name="List Table 2 Accent 6" w:uiPriority="47"/>
-    <w:lsdException w:name="List Table 3 Accent 6" w:uiPriority="48"/>
-    <w:lsdException w:name="List Table 4 Accent 6" w:uiPriority="49"/>
-    <w:lsdException w:name="List Table 5 Dark Accent 6" w:uiPriority="50"/>
-    <w:lsdException w:name="List Table 6 Colorful Accent 6" w:uiPriority="51"/>
-    <w:lsdException w:name="List Table 7 Colorful Accent 6" w:uiPriority="52"/>
-  </w:latentStyles>
+  <w:style w:type="paragraph" w:styleId="Heading7">
+    <w:name w:val="Heading 7"/>
+    <w:basedOn w:val="Normal"/>
+    <w:next w:val="Normal"/>
+    <w:link w:val="Heading7Char"/>
+    <w:uiPriority w:val="9"/>
+    <w:semiHidden w:val="on"/>
+    <w:unhideWhenUsed w:val="on"/>
+    <w:qFormat w:val="on"/>
+    <w:pPr>
+      <w:keepNext w:val="on"/>
+      <w:keepLines w:val="on"/>
+      <w:spacing w:before="200" w:after="0"/>
+    </w:pPr>
+    <w:rPr>
+      <w:rFonts w:asciiTheme="majorHAnsi" w:cstheme="majorBidi" w:eastAsiaTheme="majorEastAsia" w:hAnsiTheme="majorHAnsi"/>
+      <w:i/>
+      <w:iCs/>
+      <w:color w:val="404040" w:themeColor="text1" w:themeTint="bf"/>
+    </w:rPr>
+  </w:style>
+  <w:style w:type="paragraph" w:styleId="Heading8">
+    <w:name w:val="Heading 8"/>
+    <w:basedOn w:val="Normal"/>
+    <w:next w:val="Normal"/>
+    <w:link w:val="Heading8Char"/>
+    <w:uiPriority w:val="9"/>
+    <w:semiHidden w:val="on"/>
+    <w:unhideWhenUsed w:val="on"/>
+    <w:qFormat w:val="on"/>
+    <w:pPr>
+      <w:keepNext w:val="on"/>
+      <w:keepLines w:val="on"/>
+      <w:spacing w:before="200" w:after="0"/>
+    </w:pPr>
+    <w:rPr>
+      <w:rFonts w:asciiTheme="majorHAnsi" w:cstheme="majorBidi" w:eastAsiaTheme="majorEastAsia" w:hAnsiTheme="majorHAnsi"/>
+      <w:color w:val="404040" w:themeColor="text1" w:themeTint="bf"/>
+      <w:sz w:val="20"/>
+      <w:szCs w:val="20"/>
+    </w:rPr>
+  </w:style>
+  <w:style w:type="paragraph" w:styleId="Heading9">
+    <w:name w:val="Heading 9"/>
+    <w:basedOn w:val="Normal"/>
+    <w:next w:val="Normal"/>
+    <w:link w:val="Heading9Char"/>
+    <w:uiPriority w:val="9"/>
+    <w:semiHidden w:val="on"/>
+    <w:unhideWhenUsed w:val="on"/>
+    <w:qFormat w:val="on"/>
+    <w:pPr>
+      <w:keepNext w:val="on"/>
+      <w:keepLines w:val="on"/>
+      <w:spacing w:before="200" w:after="0"/>
+    </w:pPr>
+    <w:rPr>
+      <w:rFonts w:asciiTheme="majorHAnsi" w:cstheme="majorBidi" w:eastAsiaTheme="majorEastAsia" w:hAnsiTheme="majorHAnsi"/>
+      <w:i/>
+      <w:iCs/>
+      <w:color w:val="404040" w:themeColor="text1" w:themeTint="bf"/>
+      <w:sz w:val="20"/>
+      <w:szCs w:val="20"/>
+    </w:rPr>
+  </w:style>
+  <w:style w:type="paragraph" w:styleId="NoSpacing">
+    <w:name w:val="No Spacing"/>
+    <w:uiPriority w:val="1"/>
+    <w:qFormat w:val="on"/>
+    <w:pPr>
+      <w:spacing w:after="0" w:line="240" w:lineRule="auto"/>
+    </w:pPr>
+  </w:style>
+  <w:style w:type="character" w:customStyle="1" w:styleId="Heading1Char">
+    <w:name w:val="Heading 1 Char"/>
+    <w:basedOn w:val="DefaultParagraphFont"/>
+    <w:link w:val="Heading1"/>
+    <w:uiPriority w:val="9"/>
+    <w:rPr>
+      <w:rFonts w:asciiTheme="majorHAnsi" w:cstheme="majorBidi" w:eastAsiaTheme="majorEastAsia" w:hAnsiTheme="majorHAnsi"/>
+      <w:b/>
+      <w:bCs/>
+      <w:color w:val="376091" w:themeColor="accent1" w:themeShade="bf"/>
+      <w:sz w:val="28"/>
+      <w:szCs w:val="28"/>
+    </w:rPr>
+  </w:style>
+  <w:style w:type="character" w:customStyle="1" w:styleId="Heading2Char">
+    <w:name w:val="Heading 2 Char"/>
+    <w:basedOn w:val="DefaultParagraphFont"/>
+    <w:link w:val="Heading2"/>
+    <w:uiPriority w:val="9"/>
+    <w:rPr>
+      <w:rFonts w:asciiTheme="majorHAnsi" w:cstheme="majorBidi" w:eastAsiaTheme="majorEastAsia" w:hAnsiTheme="majorHAnsi"/>
+      <w:b/>
+      <w:bCs/>
+      <w:color w:val="4f81bd" w:themeColor="accent1"/>
+      <w:sz w:val="26"/>
+      <w:szCs w:val="26"/>
+    </w:rPr>
+  </w:style>
+  <w:style w:type="character" w:customStyle="1" w:styleId="Heading3Char">
+    <w:name w:val="Heading 3 Char"/>
+    <w:basedOn w:val="DefaultParagraphFont"/>
+    <w:link w:val="Heading3"/>
+    <w:uiPriority w:val="9"/>
+    <w:rPr>
+      <w:rFonts w:asciiTheme="majorHAnsi" w:cstheme="majorBidi" w:eastAsiaTheme="majorEastAsia" w:hAnsiTheme="majorHAnsi"/>
+      <w:b/>
+      <w:bCs/>
+      <w:color w:val="4f81bd" w:themeColor="accent1"/>
+    </w:rPr>
+  </w:style>
+  <w:style w:type="character" w:customStyle="1" w:styleId="Heading4Char">
+    <w:name w:val="Heading 4 Char"/>
+    <w:basedOn w:val="DefaultParagraphFont"/>
+    <w:link w:val="Heading4"/>
+    <w:uiPriority w:val="9"/>
+    <w:rPr>
+      <w:rFonts w:asciiTheme="majorHAnsi" w:cstheme="majorBidi" w:eastAsiaTheme="majorEastAsia" w:hAnsiTheme="majorHAnsi"/>
+      <w:b/>
+      <w:bCs/>
+      <w:i/>
+      <w:iCs/>
+      <w:color w:val="4f81bd" w:themeColor="accent1"/>
+    </w:rPr>
+  </w:style>
+  <w:style w:type="character" w:customStyle="1" w:styleId="Heading5Char">
+    <w:name w:val="Heading 5 Char"/>
+    <w:basedOn w:val="DefaultParagraphFont"/>
+    <w:link w:val="Heading5"/>
+    <w:uiPriority w:val="9"/>
+    <w:rPr>
+      <w:rFonts w:asciiTheme="majorHAnsi" w:cstheme="majorBidi" w:eastAsiaTheme="majorEastAsia" w:hAnsiTheme="majorHAnsi"/>
+      <w:color w:val="243f60" w:themeColor="accent1" w:themeShade="7f"/>
+    </w:rPr>
+  </w:style>
+  <w:style w:type="character" w:customStyle="1" w:styleId="Heading6Char">
+    <w:name w:val="Heading 6 Char"/>
+    <w:basedOn w:val="DefaultParagraphFont"/>
+    <w:link w:val="Heading6"/>
+    <w:uiPriority w:val="9"/>
+    <w:rPr>
+      <w:rFonts w:asciiTheme="majorHAnsi" w:cstheme="majorBidi" w:eastAsiaTheme="majorEastAsia" w:hAnsiTheme="majorHAnsi"/>
+      <w:i/>
+      <w:iCs/>
+      <w:color w:val="243f60" w:themeColor="accent1" w:themeShade="7f"/>
+    </w:rPr>
+  </w:style>
+  <w:style w:type="character" w:customStyle="1" w:styleId="Heading7Char">
+    <w:name w:val="Heading 7 Char"/>
+    <w:basedOn w:val="DefaultParagraphFont"/>
+    <w:link w:val="Heading7"/>
+    <w:uiPriority w:val="9"/>
+    <w:rPr>
+      <w:rFonts w:asciiTheme="majorHAnsi" w:cstheme="majorBidi" w:eastAsiaTheme="majorEastAsia" w:hAnsiTheme="majorHAnsi"/>
+      <w:i/>
+      <w:iCs/>
+      <w:color w:val="404040" w:themeColor="text1" w:themeTint="bf"/>
+    </w:rPr>
+  </w:style>
+  <w:style w:type="character" w:customStyle="1" w:styleId="Heading8Char">
+    <w:name w:val="Heading 8 Char"/>
+    <w:basedOn w:val="DefaultParagraphFont"/>
+    <w:link w:val="Heading8"/>
+    <w:uiPriority w:val="9"/>
+    <w:rPr>
+      <w:rFonts w:asciiTheme="majorHAnsi" w:cstheme="majorBidi" w:eastAsiaTheme="majorEastAsia" w:hAnsiTheme="majorHAnsi"/>
+      <w:color w:val="404040" w:themeColor="text1" w:themeTint="bf"/>
+      <w:sz w:val="20"/>
+      <w:szCs w:val="20"/>
+    </w:rPr>
+  </w:style>
+  <w:style w:type="character" w:customStyle="1" w:styleId="Heading9Char">
+    <w:name w:val="Heading 9 Char"/>
+    <w:basedOn w:val="DefaultParagraphFont"/>
+    <w:link w:val="Heading9"/>
+    <w:uiPriority w:val="9"/>
+    <w:rPr>
+      <w:rFonts w:asciiTheme="majorHAnsi" w:cstheme="majorBidi" w:eastAsiaTheme="majorEastAsia" w:hAnsiTheme="majorHAnsi"/>
+      <w:i/>
+      <w:iCs/>
+      <w:color w:val="404040" w:themeColor="text1" w:themeTint="bf"/>
+      <w:sz w:val="20"/>
+      <w:szCs w:val="20"/>
+    </w:rPr>
+  </w:style>
+  <w:style w:type="character" w:customStyle="1" w:styleId="TitleChar">
+    <w:name w:val="Title Char"/>
+    <w:basedOn w:val="DefaultParagraphFont"/>
+    <w:link w:val="Title"/>
+    <w:uiPriority w:val="10"/>
+    <w:rPr>
+      <w:rFonts w:asciiTheme="majorHAnsi" w:cstheme="majorBidi" w:eastAsiaTheme="majorEastAsia" w:hAnsiTheme="majorHAnsi"/>
+      <w:color w:val="17375d" w:themeColor="text2" w:themeShade="bf"/>
+      <w:spacing w:val="5"/>
+      <w:sz w:val="52"/>
+      <w:szCs w:val="52"/>
+    </w:rPr>
+  </w:style>
+  <w:style w:type="character" w:customStyle="1" w:styleId="SubtitleChar">
+    <w:name w:val="Subtitle Char"/>
+    <w:basedOn w:val="DefaultParagraphFont"/>
+    <w:link w:val="Subtitle"/>
+    <w:uiPriority w:val="11"/>
+    <w:rPr>
+      <w:rFonts w:asciiTheme="majorHAnsi" w:cstheme="majorBidi" w:eastAsiaTheme="majorEastAsia" w:hAnsiTheme="majorHAnsi"/>
+      <w:i/>
+      <w:iCs/>
+      <w:color w:val="4f81bd" w:themeColor="accent1"/>
+      <w:spacing w:val="15"/>
+      <w:sz w:val="24"/>
+      <w:szCs w:val="24"/>
+    </w:rPr>
+  </w:style>
+  <w:style w:type="character" w:styleId="SubtleEmphasis">
+    <w:name w:val="Subtle Emphasis"/>
+    <w:basedOn w:val="DefaultParagraphFont"/>
+    <w:uiPriority w:val="19"/>
+    <w:qFormat w:val="on"/>
+    <w:rPr>
+      <w:i/>
+      <w:iCs/>
+      <w:color w:val="808080" w:themeColor="text1" w:themeTint="7f"/>
+    </w:rPr>
+  </w:style>
+  <w:style w:type="character" w:styleId="Emphasis">
+    <w:name w:val="Emphasis"/>
+    <w:basedOn w:val="DefaultParagraphFont"/>
+    <w:uiPriority w:val="20"/>
+    <w:qFormat w:val="on"/>
+    <w:rPr>
+      <w:i/>
+      <w:iCs/>
+    </w:rPr>
+  </w:style>
+  <w:style w:type="character" w:styleId="IntenseEmphasis">
+    <w:name w:val="Intense Emphasis"/>
+    <w:basedOn w:val="DefaultParagraphFont"/>
+    <w:uiPriority w:val="21"/>
+    <w:qFormat w:val="on"/>
+    <w:rPr>
+      <w:b/>
+      <w:bCs/>
+      <w:i/>
+      <w:iCs/>
+      <w:color w:val="4f81bd" w:themeColor="accent1"/>
+    </w:rPr>
+  </w:style>
+  <w:style w:type="character" w:styleId="Strong">
+    <w:name w:val="Strong"/>
+    <w:basedOn w:val="DefaultParagraphFont"/>
+    <w:uiPriority w:val="22"/>
+    <w:qFormat w:val="on"/>
+    <w:rPr>
+      <w:b/>
+      <w:bCs/>
+    </w:rPr>
+  </w:style>
+  <w:style w:type="paragraph" w:styleId="Quote">
+    <w:name w:val="Quote"/>
+    <w:basedOn w:val="Normal"/>
+    <w:next w:val="Normal"/>
+    <w:link w:val="QuoteChar"/>
+    <w:uiPriority w:val="29"/>
+    <w:qFormat w:val="on"/>
+    <w:rPr>
+      <w:i/>
+      <w:iCs/>
+      <w:color w:val="000000" w:themeColor="text1"/>
+    </w:rPr>
+  </w:style>
+  <w:style w:type="character" w:customStyle="1" w:styleId="QuoteChar">
+    <w:name w:val="Quote Char"/>
+    <w:basedOn w:val="DefaultParagraphFont"/>
+    <w:link w:val="Quote"/>
+    <w:uiPriority w:val="29"/>
+    <w:rPr>
+      <w:i/>
+      <w:iCs/>
+      <w:color w:val="000000" w:themeColor="text1"/>
+    </w:rPr>
+  </w:style>
+  <w:style w:type="paragraph" w:styleId="IntenseQuote">
+    <w:name w:val="Intense Quote"/>
+    <w:basedOn w:val="Normal"/>
+    <w:next w:val="Normal"/>
+    <w:link w:val="IntenseQuoteChar"/>
+    <w:uiPriority w:val="30"/>
+    <w:qFormat w:val="on"/>
+    <w:pPr>
+      <w:pBdr>
+        <w:bottom w:val="single" w:color="4f81bd" w:themeColor="accent1" w:sz="4" w:space="4"/>
+      </w:pBdr>
+      <w:spacing w:before="200" w:after="280"/>
+      <w:ind w:left="936" w:right="936"/>
+    </w:pPr>
+    <w:rPr>
+      <w:b/>
+      <w:bCs/>
+      <w:i/>
+      <w:iCs/>
+      <w:color w:val="4f81bd" w:themeColor="accent1"/>
+    </w:rPr>
+  </w:style>
+  <w:style w:type="character" w:customStyle="1" w:styleId="IntenseQuoteChar">
+    <w:name w:val="Intense Quote Char"/>
+    <w:basedOn w:val="DefaultParagraphFont"/>
+    <w:link w:val="IntenseQuote"/>
+    <w:uiPriority w:val="30"/>
+    <w:rPr>
+      <w:b/>
+      <w:bCs/>
+      <w:i/>
+      <w:iCs/>
+      <w:color w:val="4f81bd" w:themeColor="accent1"/>
+    </w:rPr>
+  </w:style>
+  <w:style w:type="character" w:styleId="SubtleReference">
+    <w:name w:val="Subtle Reference"/>
+    <w:basedOn w:val="DefaultParagraphFont"/>
+    <w:uiPriority w:val="31"/>
+    <w:qFormat w:val="on"/>
+    <w:rPr>
+      <w:smallCaps/>
+      <w:color w:val="c0504d" w:themeColor="accent2"/>
+      <w:u w:val="single"/>
+    </w:rPr>
+  </w:style>
+  <w:style w:type="character" w:styleId="IntenseReference">
+    <w:name w:val="Intense Reference"/>
+    <w:basedOn w:val="DefaultParagraphFont"/>
+    <w:uiPriority w:val="32"/>
+    <w:qFormat w:val="on"/>
+    <w:rPr>
+      <w:b/>
+      <w:bCs/>
+      <w:smallCaps/>
+      <w:color w:val="c0504d" w:themeColor="accent2"/>
+      <w:spacing w:val="5"/>
+      <w:u w:val="single"/>
+    </w:rPr>
+  </w:style>
+  <w:style w:type="character" w:styleId="BookTitle">
+    <w:name w:val="Book Title"/>
+    <w:basedOn w:val="DefaultParagraphFont"/>
+    <w:uiPriority w:val="33"/>
+    <w:qFormat w:val="on"/>
+    <w:rPr>
+      <w:b/>
+      <w:bCs/>
+      <w:smallCaps/>
+      <w:spacing w:val="5"/>
+    </w:rPr>
+  </w:style>
+  <w:style w:type="paragraph" w:styleId="ListParagraph">
+    <w:name w:val="List Paragraph"/>
+    <w:basedOn w:val="Normal"/>
+    <w:uiPriority w:val="34"/>
+    <w:qFormat w:val="on"/>
+    <w:pPr>
+      <w:ind w:left="720"/>
+      <w:contextualSpacing w:val="on"/>
+    </w:pPr>
+  </w:style>
+  <w:style w:type="paragraph" w:styleId="Footnotetext">
+    <w:name w:val="Footnote text"/>
+    <w:basedOn w:val="Normal"/>
+    <w:link w:val="FootnoteTextChar"/>
+    <w:uiPriority w:val="99"/>
+    <w:semiHidden w:val="on"/>
+    <w:unhideWhenUsed w:val="on"/>
+    <w:pPr>
+      <w:spacing w:after="0" w:line="240" w:lineRule="auto"/>
+    </w:pPr>
+    <w:rPr>
+      <w:sz w:val="20"/>
+      <w:szCs w:val="20"/>
+    </w:rPr>
+  </w:style>
+  <w:style w:type="character" w:customStyle="1" w:styleId="FootnoteTextChar">
+    <w:name w:val="Footnote Text Char"/>
+    <w:basedOn w:val="DefaultParagraphFont"/>
+    <w:link w:val="Footnotetext"/>
+    <w:uiPriority w:val="99"/>
+    <w:semiHidden w:val="on"/>
+    <w:rPr>
+      <w:sz w:val="20"/>
+      <w:szCs w:val="20"/>
+    </w:rPr>
+  </w:style>
+  <w:style w:type="character" w:styleId="Footnotereference">
+    <w:name w:val="Footnote reference"/>
+    <w:basedOn w:val="DefaultParagraphFont"/>
+    <w:uiPriority w:val="99"/>
+    <w:semiHidden w:val="on"/>
+    <w:unhideWhenUsed w:val="on"/>
+    <w:rPr>
+      <w:vertAlign w:val="superscript"/>
+    </w:rPr>
+  </w:style>
+  <w:style w:type="paragraph" w:styleId="Endnotetext">
+    <w:name w:val="Endnote text"/>
+    <w:basedOn w:val="Normal"/>
+    <w:link w:val="EndnoteTextChar"/>
+    <w:uiPriority w:val="99"/>
+    <w:semiHidden w:val="on"/>
+    <w:unhideWhenUsed w:val="on"/>
+    <w:pPr>
+      <w:spacing w:after="0" w:line="240" w:lineRule="auto"/>
+    </w:pPr>
+    <w:rPr>
+      <w:sz w:val="20"/>
+      <w:szCs w:val="20"/>
+    </w:rPr>
+  </w:style>
+  <w:style w:type="character" w:customStyle="1" w:styleId="EndnoteTextChar">
+    <w:name w:val="Endnote Text Char"/>
+    <w:basedOn w:val="DefaultParagraphFont"/>
+    <w:link w:val="Endnotetext"/>
+    <w:uiPriority w:val="99"/>
+    <w:semiHidden w:val="on"/>
+    <w:rPr>
+      <w:sz w:val="20"/>
+      <w:szCs w:val="20"/>
+    </w:rPr>
+  </w:style>
+  <w:style w:type="character" w:styleId="Endnotereference">
+    <w:name w:val="Endnote reference"/>
+    <w:basedOn w:val="DefaultParagraphFont"/>
+    <w:uiPriority w:val="99"/>
+    <w:semiHidden w:val="on"/>
+    <w:unhideWhenUsed w:val="on"/>
+    <w:rPr>
+      <w:vertAlign w:val="superscript"/>
+    </w:rPr>
+  </w:style>
+  <w:style w:type="character" w:styleId="Hyperlink">
+    <w:name w:val="Hyperlink"/>
+    <w:basedOn w:val="DefaultParagraphFont"/>
+    <w:uiPriority w:val="99"/>
+    <w:unhideWhenUsed w:val="on"/>
+    <w:rPr>
+      <w:color w:val="0000ff" w:themeColor="hyperlink"/>
+      <w:u w:val="single"/>
+    </w:rPr>
+  </w:style>
+  <w:style w:type="character" w:styleId="FollowedHyperlink">
+    <w:name w:val="FollowedHyperlink"/>
+    <w:basedOn w:val="DefaultParagraphFont"/>
+    <w:uiPriority w:val="99"/>
+    <w:semiHidden w:val="on"/>
+    <w:unhideWhenUsed w:val="on"/>
+    <w:rPr>
+      <w:color w:val="800080" w:themeColor="followedHyperlink"/>
+      <w:u w:val="single"/>
+    </w:rPr>
+  </w:style>
+  <w:style w:type="paragraph" w:styleId="PlainText">
+    <w:name w:val="Plain Text"/>
+    <w:basedOn w:val="Normal"/>
+    <w:link w:val="PlainTextChar"/>
+    <w:uiPriority w:val="99"/>
+    <w:semiHidden w:val="on"/>
+    <w:unhideWhenUsed w:val="on"/>
+    <w:pPr>
+      <w:spacing w:after="0" w:line="240" w:lineRule="auto"/>
+    </w:pPr>
+    <w:rPr>
+      <w:rFonts w:ascii="Courier New" w:cs="Courier New" w:hAnsi="Courier New"/>
+      <w:sz w:val="21"/>
+      <w:szCs w:val="21"/>
+    </w:rPr>
+  </w:style>
+  <w:style w:type="character" w:customStyle="1" w:styleId="PlainTextChar">
+    <w:name w:val="Plain Text Char"/>
+    <w:basedOn w:val="DefaultParagraphFont"/>
+    <w:link w:val="PlainText"/>
+    <w:uiPriority w:val="99"/>
+    <w:rPr>
+      <w:rFonts w:ascii="Courier New" w:cs="Courier New" w:hAnsi="Courier New"/>
+      <w:sz w:val="21"/>
+      <w:szCs w:val="21"/>
+    </w:rPr>
+  </w:style>
+  <w:style w:type="paragraph" w:styleId="Header">
+    <w:name w:val="Header"/>
+    <w:basedOn w:val="Normal"/>
+    <w:link w:val="HeaderChar"/>
+    <w:uiPriority w:val="99"/>
+    <w:unhideWhenUsed w:val="on"/>
+    <w:pPr>
+      <w:spacing w:after="0" w:line="240" w:lineRule="auto"/>
+    </w:pPr>
+  </w:style>
+  <w:style w:type="character" w:customStyle="1" w:styleId="HeaderChar">
+    <w:name w:val="Header Char"/>
+    <w:basedOn w:val="DefaultParagraphFont"/>
+    <w:link w:val="Header"/>
+    <w:uiPriority w:val="99"/>
+  </w:style>
+  <w:style w:type="paragraph" w:styleId="Footer">
+    <w:name w:val="Footer"/>
+    <w:basedOn w:val="Normal"/>
+    <w:link w:val="FooterChar"/>
+    <w:uiPriority w:val="99"/>
+    <w:unhideWhenUsed w:val="on"/>
+    <w:pPr>
+      <w:spacing w:after="0" w:line="240" w:lineRule="auto"/>
+    </w:pPr>
+  </w:style>
+  <w:style w:type="character" w:customStyle="1" w:styleId="FooterChar">
+    <w:name w:val="Footer Char"/>
+    <w:basedOn w:val="DefaultParagraphFont"/>
+    <w:link w:val="Footer"/>
+    <w:uiPriority w:val="99"/>
+  </w:style>
+  <w:style w:type="paragraph" w:styleId="Caption">
+    <w:name w:val="Caption"/>
+    <w:basedOn w:val="Normal"/>
+    <w:next w:val="Normal"/>
+    <w:uiPriority w:val="35"/>
+    <w:unhideWhenUsed w:val="on"/>
+    <w:qFormat w:val="on"/>
+    <w:pPr>
+      <w:spacing w:after="200" w:line="240" w:lineRule="auto"/>
+    </w:pPr>
+    <w:rPr>
+      <w:i/>
+      <w:iCs/>
+      <w:color w:val="1f497d" w:themeColor="text2"/>
+      <w:sz w:val="18"/>
+      <w:szCs w:val="18"/>
+    </w:rPr>
+  </w:style>
   <w:style w:type="paragraph" w:default="1" w:styleId="Normal">
     <w:name w:val="Normal"/>
+    <w:uiPriority w:val="99"/>
   </w:style>
   <w:style w:type="paragraph" w:styleId="Heading1">
-    <w:name w:val="heading 1"/>
+    <w:name w:val="Heading 1"/>
     <w:basedOn w:val="Normal"/>
     <w:next w:val="Normal"/>
+    <w:uiPriority w:val="99"/>
     <w:pPr>
-      <w:keepNext/>
-      <w:keepLines/>
+      <w:keepNext w:val="on"/>
+      <w:keepLines w:val="on"/>
       <w:spacing w:before="400" w:after="120"/>
-      <w:outlineLvl w:val="0"/>
     </w:pPr>
     <w:rPr>
       <w:sz w:val="40"/>
@@ -6238,14 +6298,14 @@
     </w:rPr>
   </w:style>
   <w:style w:type="paragraph" w:styleId="Heading2">
-    <w:name w:val="heading 2"/>
+    <w:name w:val="Heading 2"/>
     <w:basedOn w:val="Normal"/>
     <w:next w:val="Normal"/>
+    <w:uiPriority w:val="99"/>
     <w:pPr>
-      <w:keepNext/>
-      <w:keepLines/>
+      <w:keepNext w:val="on"/>
+      <w:keepLines w:val="on"/>
       <w:spacing w:before="360" w:after="120"/>
-      <w:outlineLvl w:val="1"/>
     </w:pPr>
     <w:rPr>
       <w:sz w:val="32"/>
@@ -6253,14 +6313,14 @@
     </w:rPr>
   </w:style>
   <w:style w:type="paragraph" w:styleId="Heading3">
-    <w:name w:val="heading 3"/>
+    <w:name w:val="Heading 3"/>
     <w:basedOn w:val="Normal"/>
     <w:next w:val="Normal"/>
+    <w:uiPriority w:val="99"/>
     <w:pPr>
-      <w:keepNext/>
-      <w:keepLines/>
+      <w:keepNext w:val="on"/>
+      <w:keepLines w:val="on"/>
       <w:spacing w:before="320" w:after="80"/>
-      <w:outlineLvl w:val="2"/>
     </w:pPr>
     <w:rPr>
       <w:color w:val="434343"/>
@@ -6269,14 +6329,14 @@
     </w:rPr>
   </w:style>
   <w:style w:type="paragraph" w:styleId="Heading4">
-    <w:name w:val="heading 4"/>
+    <w:name w:val="Heading 4"/>
     <w:basedOn w:val="Normal"/>
     <w:next w:val="Normal"/>
+    <w:uiPriority w:val="99"/>
     <w:pPr>
-      <w:keepNext/>
-      <w:keepLines/>
+      <w:keepNext w:val="on"/>
+      <w:keepLines w:val="on"/>
       <w:spacing w:before="280" w:after="80"/>
-      <w:outlineLvl w:val="3"/>
     </w:pPr>
     <w:rPr>
       <w:color w:val="666666"/>
@@ -6285,28 +6345,28 @@
     </w:rPr>
   </w:style>
   <w:style w:type="paragraph" w:styleId="Heading5">
-    <w:name w:val="heading 5"/>
+    <w:name w:val="Heading 5"/>
     <w:basedOn w:val="Normal"/>
     <w:next w:val="Normal"/>
+    <w:uiPriority w:val="99"/>
     <w:pPr>
-      <w:keepNext/>
-      <w:keepLines/>
+      <w:keepNext w:val="on"/>
+      <w:keepLines w:val="on"/>
       <w:spacing w:before="240" w:after="80"/>
-      <w:outlineLvl w:val="4"/>
     </w:pPr>
     <w:rPr>
       <w:color w:val="666666"/>
     </w:rPr>
   </w:style>
   <w:style w:type="paragraph" w:styleId="Heading6">
-    <w:name w:val="heading 6"/>
+    <w:name w:val="Heading 6"/>
     <w:basedOn w:val="Normal"/>
     <w:next w:val="Normal"/>
+    <w:uiPriority w:val="99"/>
     <w:pPr>
-      <w:keepNext/>
-      <w:keepLines/>
+      <w:keepNext w:val="on"/>
+      <w:keepLines w:val="on"/>
       <w:spacing w:before="240" w:after="80"/>
-      <w:outlineLvl w:val="5"/>
     </w:pPr>
     <w:rPr>
       <w:i/>
@@ -6317,14 +6377,14 @@
   <w:style w:type="character" w:default="1" w:styleId="DefaultParagraphFont">
     <w:name w:val="Default Paragraph Font"/>
     <w:uiPriority w:val="1"/>
-    <w:semiHidden/>
-    <w:unhideWhenUsed/>
+    <w:semiHidden w:val="on"/>
+    <w:unhideWhenUsed w:val="on"/>
   </w:style>
-  <w:style w:type="table" w:default="1" w:styleId="TableNormal">
+  <w:style w:type="table" w:default="1" w:styleId="NormalTable">
     <w:name w:val="Normal Table"/>
     <w:uiPriority w:val="99"/>
-    <w:semiHidden/>
-    <w:unhideWhenUsed/>
+    <w:semiHidden w:val="on"/>
+    <w:unhideWhenUsed w:val="on"/>
     <w:tblPr>
       <w:tblInd w:w="0" w:type="dxa"/>
       <w:tblCellMar>
@@ -6338,11 +6398,12 @@
   <w:style w:type="numbering" w:default="1" w:styleId="NoList">
     <w:name w:val="No List"/>
     <w:uiPriority w:val="99"/>
-    <w:semiHidden/>
-    <w:unhideWhenUsed/>
+    <w:semiHidden w:val="on"/>
+    <w:unhideWhenUsed w:val="on"/>
   </w:style>
-  <w:style w:type="table" w:customStyle="1" w:styleId="TableNormal0">
+  <w:style w:type="table" w:customStyle="1" w:styleId="TableNormal">
     <w:name w:val="TableNormal"/>
+    <w:uiPriority w:val="99"/>
     <w:tblPr>
       <w:tblCellMar>
         <w:top w:w="100" w:type="dxa"/>
@@ -6356,9 +6417,10 @@
     <w:name w:val="Title"/>
     <w:basedOn w:val="Normal"/>
     <w:next w:val="Normal"/>
+    <w:uiPriority w:val="99"/>
     <w:pPr>
-      <w:keepNext/>
-      <w:keepLines/>
+      <w:keepNext w:val="on"/>
+      <w:keepLines w:val="on"/>
       <w:spacing w:after="60"/>
     </w:pPr>
     <w:rPr>
@@ -6370,9 +6432,10 @@
     <w:name w:val="Subtitle"/>
     <w:basedOn w:val="Normal"/>
     <w:next w:val="Normal"/>
+    <w:uiPriority w:val="99"/>
     <w:pPr>
-      <w:keepNext/>
-      <w:keepLines/>
+      <w:keepNext w:val="on"/>
+      <w:keepLines w:val="on"/>
       <w:spacing w:after="320"/>
     </w:pPr>
     <w:rPr>
@@ -6381,8 +6444,10 @@
       <w:szCs w:val="30"/>
     </w:rPr>
   </w:style>
-  <w:style w:type="table" w:customStyle="1" w:styleId="a">
-    <w:basedOn w:val="TableNormal0"/>
+  <w:style w:type="table" w:customStyle="1" w:styleId="A">
+    <w:name w:val="A"/>
+    <w:basedOn w:val="TableNormal"/>
+    <w:uiPriority w:val="99"/>
     <w:tblPr>
       <w:tblStyleRowBandSize w:val="1"/>
       <w:tblStyleColBandSize w:val="1"/>
@@ -6394,8 +6459,10 @@
       </w:tblCellMar>
     </w:tblPr>
   </w:style>
-  <w:style w:type="table" w:customStyle="1" w:styleId="a0">
-    <w:basedOn w:val="TableNormal0"/>
+  <w:style w:type="table" w:customStyle="1" w:styleId="A0">
+    <w:name w:val="A0"/>
+    <w:basedOn w:val="TableNormal"/>
+    <w:uiPriority w:val="99"/>
     <w:tblPr>
       <w:tblStyleRowBandSize w:val="1"/>
       <w:tblStyleColBandSize w:val="1"/>
@@ -6407,8 +6474,10 @@
       </w:tblCellMar>
     </w:tblPr>
   </w:style>
-  <w:style w:type="table" w:customStyle="1" w:styleId="a1">
-    <w:basedOn w:val="TableNormal0"/>
+  <w:style w:type="table" w:customStyle="1" w:styleId="A1">
+    <w:name w:val="A1"/>
+    <w:basedOn w:val="TableNormal"/>
+    <w:uiPriority w:val="99"/>
     <w:tblPr>
       <w:tblStyleRowBandSize w:val="1"/>
       <w:tblStyleColBandSize w:val="1"/>
@@ -6420,8 +6489,10 @@
       </w:tblCellMar>
     </w:tblPr>
   </w:style>
-  <w:style w:type="table" w:customStyle="1" w:styleId="a2">
-    <w:basedOn w:val="TableNormal0"/>
+  <w:style w:type="table" w:customStyle="1" w:styleId="A2">
+    <w:name w:val="A2"/>
+    <w:basedOn w:val="TableNormal"/>
+    <w:uiPriority w:val="99"/>
     <w:tblPr>
       <w:tblStyleRowBandSize w:val="1"/>
       <w:tblStyleColBandSize w:val="1"/>
@@ -6482,71 +6553,67 @@
         <a:latin typeface="Calibri"/>
         <a:ea typeface=""/>
         <a:cs typeface=""/>
-        <a:font script="Jpan" typeface="ＭＳ ゴシック"/>
+        <a:font script="Arab" typeface="Times New Roman"/>
+        <a:font script="Beng" typeface="Vrinda"/>
+        <a:font script="Cher" typeface="Plantagenet Cherokee"/>
+        <a:font script="Deva" typeface="Mangal"/>
+        <a:font script="Ethi" typeface="Nyala"/>
+        <a:font script="Geor" typeface="Sylfaen"/>
+        <a:font script="Gujr" typeface="Shruti"/>
+        <a:font script="Guru" typeface="Raavi"/>
         <a:font script="Hang" typeface="맑은 고딕"/>
+        <a:font script="Hebr" typeface="Times New Roman"/>
+        <a:font script="Knda" typeface="Tunga"/>
+        <a:font script="Khmr" typeface="MoolBoran"/>
+        <a:font script="Laoo" typeface="DokChampa"/>
+        <a:font script="Mlym" typeface="Kartika"/>
+        <a:font script="Mong" typeface="Mongolian Baiti"/>
+        <a:font script="Orya" typeface="Kalinga"/>
+        <a:font script="Sinh" typeface="Iskoola Pota"/>
+        <a:font script="Syrc" typeface="Estrangelo Edessa"/>
+        <a:font script="Taml" typeface="Latha"/>
+        <a:font script="Telu" typeface="Gautami"/>
+        <a:font script="Thaa" typeface="MV Boli"/>
+        <a:font script="Thai" typeface="Angsana New"/>
+        <a:font script="Tibt" typeface="Microsoft Himalaya"/>
+        <a:font script="Cans" typeface="Euphemia"/>
+        <a:font script="Yiii" typeface="Microsoft Yi Baiti"/>
         <a:font script="Hans" typeface="宋体"/>
         <a:font script="Hant" typeface="新細明體"/>
-        <a:font script="Arab" typeface="Times New Roman"/>
-        <a:font script="Hebr" typeface="Times New Roman"/>
-        <a:font script="Thai" typeface="Angsana New"/>
-        <a:font script="Ethi" typeface="Nyala"/>
-        <a:font script="Beng" typeface="Vrinda"/>
-        <a:font script="Gujr" typeface="Shruti"/>
-        <a:font script="Khmr" typeface="MoolBoran"/>
-        <a:font script="Knda" typeface="Tunga"/>
-        <a:font script="Guru" typeface="Raavi"/>
-        <a:font script="Cans" typeface="Euphemia"/>
-        <a:font script="Cher" typeface="Plantagenet Cherokee"/>
-        <a:font script="Yiii" typeface="Microsoft Yi Baiti"/>
-        <a:font script="Tibt" typeface="Microsoft Himalaya"/>
-        <a:font script="Thaa" typeface="MV Boli"/>
-        <a:font script="Deva" typeface="Mangal"/>
-        <a:font script="Telu" typeface="Gautami"/>
-        <a:font script="Taml" typeface="Latha"/>
-        <a:font script="Syrc" typeface="Estrangelo Edessa"/>
-        <a:font script="Orya" typeface="Kalinga"/>
-        <a:font script="Mlym" typeface="Kartika"/>
-        <a:font script="Laoo" typeface="DokChampa"/>
-        <a:font script="Sinh" typeface="Iskoola Pota"/>
-        <a:font script="Mong" typeface="Mongolian Baiti"/>
-        <a:font script="Viet" typeface="Times New Roman"/>
-        <a:font script="Uigh" typeface="Microsoft Uighur"/>
-        <a:font script="Geor" typeface="Sylfaen"/>
+        <a:font script="Jpan" typeface="ＭＳ ゴシック"/>
       </a:majorFont>
       <a:minorFont>
         <a:latin typeface="Cambria"/>
         <a:ea typeface=""/>
         <a:cs typeface=""/>
-        <a:font script="Jpan" typeface="ＭＳ 明朝"/>
+        <a:font script="Arab" typeface="Arial"/>
+        <a:font script="Beng" typeface="Vrinda"/>
+        <a:font script="Cher" typeface="Plantagenet Cherokee"/>
+        <a:font script="Deva" typeface="Mangal"/>
+        <a:font script="Ethi" typeface="Nyala"/>
+        <a:font script="Geor" typeface="Sylfaen"/>
+        <a:font script="Gujr" typeface="Shruti"/>
+        <a:font script="Guru" typeface="Raavi"/>
         <a:font script="Hang" typeface="맑은 고딕"/>
+        <a:font script="Hebr" typeface="Arial"/>
+        <a:font script="Knda" typeface="Tunga"/>
+        <a:font script="Khmr" typeface="DaunPenh"/>
+        <a:font script="Laoo" typeface="DokChampa"/>
+        <a:font script="Mlym" typeface="Kartika"/>
+        <a:font script="Mong" typeface="Mongolian Baiti"/>
+        <a:font script="Orya" typeface="Kalinga"/>
+        <a:font script="Sinh" typeface="Iskoola Pota"/>
+        <a:font script="Syrc" typeface="Estrangelo Edessa"/>
+        <a:font script="Taml" typeface="Latha"/>
+        <a:font script="Telu" typeface="Gautami"/>
+        <a:font script="Thaa" typeface="MV Boli"/>
+        <a:font script="Thai" typeface="Cordia New"/>
+        <a:font script="Tibt" typeface="Microsoft Himalaya"/>
+        <a:font script="Cans" typeface="Euphemia"/>
+        <a:font script="Yiii" typeface="Microsoft Yi Baiti"/>
         <a:font script="Hans" typeface="宋体"/>
         <a:font script="Hant" typeface="新細明體"/>
-        <a:font script="Arab" typeface="Arial"/>
-        <a:font script="Hebr" typeface="Arial"/>
-        <a:font script="Thai" typeface="Cordia New"/>
-        <a:font script="Ethi" typeface="Nyala"/>
-        <a:font script="Beng" typeface="Vrinda"/>
-        <a:font script="Gujr" typeface="Shruti"/>
-        <a:font script="Khmr" typeface="DaunPenh"/>
-        <a:font script="Knda" typeface="Tunga"/>
-        <a:font script="Guru" typeface="Raavi"/>
-        <a:font script="Cans" typeface="Euphemia"/>
-        <a:font script="Cher" typeface="Plantagenet Cherokee"/>
-        <a:font script="Yiii" typeface="Microsoft Yi Baiti"/>
-        <a:font script="Tibt" typeface="Microsoft Himalaya"/>
-        <a:font script="Thaa" typeface="MV Boli"/>
-        <a:font script="Deva" typeface="Mangal"/>
-        <a:font script="Telu" typeface="Gautami"/>
-        <a:font script="Taml" typeface="Latha"/>
-        <a:font script="Syrc" typeface="Estrangelo Edessa"/>
-        <a:font script="Orya" typeface="Kalinga"/>
-        <a:font script="Mlym" typeface="Kartika"/>
-        <a:font script="Laoo" typeface="DokChampa"/>
-        <a:font script="Sinh" typeface="Iskoola Pota"/>
-        <a:font script="Mong" typeface="Mongolian Baiti"/>
-        <a:font script="Viet" typeface="Arial"/>
-        <a:font script="Uigh" typeface="Microsoft Uighur"/>
-        <a:font script="Geor" typeface="Sylfaen"/>
+        <a:font script="Jpan" typeface="ＭＳ 明朝"/>
       </a:minorFont>
     </a:fontScheme>
     <a:fmtScheme name="Office">
@@ -6712,46 +6779,7 @@
       </a:bgFillStyleLst>
     </a:fmtScheme>
   </a:themeElements>
-  <a:objectDefaults>
-    <a:spDef>
-      <a:spPr/>
-      <a:bodyPr/>
-      <a:lstStyle/>
-      <a:style>
-        <a:lnRef idx="1">
-          <a:schemeClr val="accent1"/>
-        </a:lnRef>
-        <a:fillRef idx="3">
-          <a:schemeClr val="accent1"/>
-        </a:fillRef>
-        <a:effectRef idx="2">
-          <a:schemeClr val="accent1"/>
-        </a:effectRef>
-        <a:fontRef idx="minor">
-          <a:schemeClr val="lt1"/>
-        </a:fontRef>
-      </a:style>
-    </a:spDef>
-    <a:lnDef>
-      <a:spPr/>
-      <a:bodyPr/>
-      <a:lstStyle/>
-      <a:style>
-        <a:lnRef idx="2">
-          <a:schemeClr val="accent1"/>
-        </a:lnRef>
-        <a:fillRef idx="0">
-          <a:schemeClr val="accent1"/>
-        </a:fillRef>
-        <a:effectRef idx="1">
-          <a:schemeClr val="accent1"/>
-        </a:effectRef>
-        <a:fontRef idx="minor">
-          <a:schemeClr val="tx1"/>
-        </a:fontRef>
-      </a:style>
-    </a:lnDef>
-  </a:objectDefaults>
+  <a:objectDefaults/>
   <a:extraClrSchemeLst/>
 </a:theme>
 </file>